--- a/DOCS/Manual de ususario.docx
+++ b/DOCS/Manual de ususario.docx
@@ -2,6 +2,16 @@
 <file path=word/document.xml><?xml version="1.0" encoding="utf-8"?>
 <w:document xmlns:wpc="http://schemas.microsoft.com/office/word/2010/wordprocessingCanvas" xmlns:cx="http://schemas.microsoft.com/office/drawing/2014/chartex" xmlns:cx1="http://schemas.microsoft.com/office/drawing/2015/9/8/chartex" xmlns:cx2="http://schemas.microsoft.com/office/drawing/2015/10/21/chartex" xmlns:cx3="http://schemas.microsoft.com/office/drawing/2016/5/9/chartex" xmlns:cx4="http://schemas.microsoft.com/office/drawing/2016/5/10/chartex" xmlns:cx5="http://schemas.microsoft.com/office/drawing/2016/5/11/chartex" xmlns:cx6="http://schemas.microsoft.com/office/drawing/2016/5/12/chartex" xmlns:cx7="http://schemas.microsoft.com/office/drawing/2016/5/13/chartex" xmlns:cx8="http://schemas.microsoft.com/office/drawing/2016/5/14/chartex" xmlns:mc="http://schemas.openxmlformats.org/markup-compatibility/2006" xmlns:aink="http://schemas.microsoft.com/office/drawing/2016/ink" xmlns:am3d="http://schemas.microsoft.com/office/drawing/2017/model3d" xmlns:o="urn:schemas-microsoft-com:office:office" xmlns:r="http://schemas.openxmlformats.org/officeDocument/2006/relationships" xmlns:m="http://schemas.openxmlformats.org/officeDocument/2006/math" xmlns:v="urn:schemas-microsoft-com:vml" xmlns:wp14="http://schemas.microsoft.com/office/word/2010/wordprocessingDrawing" xmlns:wp="http://schemas.openxmlformats.org/drawingml/2006/wordprocessingDrawing" xmlns:w10="urn:schemas-microsoft-com:office:word" xmlns:w="http://schemas.openxmlformats.org/wordprocessingml/2006/main" xmlns:w14="http://schemas.microsoft.com/office/word/2010/wordml" xmlns:w15="http://schemas.microsoft.com/office/word/2012/wordml" xmlns:w16cex="http://schemas.microsoft.com/office/word/2018/wordml/cex" xmlns:w16cid="http://schemas.microsoft.com/office/word/2016/wordml/cid" xmlns:w16="http://schemas.microsoft.com/office/word/2018/wordml" xmlns:w16sdtdh="http://schemas.microsoft.com/office/word/2020/wordml/sdtdatahash" xmlns:w16se="http://schemas.microsoft.com/office/word/2015/wordml/symex" xmlns:wpg="http://schemas.microsoft.com/office/word/2010/wordprocessingGroup" xmlns:wpi="http://schemas.microsoft.com/office/word/2010/wordprocessingInk" xmlns:wne="http://schemas.microsoft.com/office/word/2006/wordml" xmlns:wps="http://schemas.microsoft.com/office/word/2010/wordprocessingShape" mc:Ignorable="w14 w15 w16se w16cid w16 w16cex w16sdtdh wp14">
   <w:body>
+    <w:p>
+      <w:pPr>
+        <w:pStyle w:val="Sinespaciado"/>
+        <w:rPr>
+          <w:rFonts w:eastAsiaTheme="minorHAnsi"/>
+          <w:sz w:val="2"/>
+          <w:lang w:eastAsia="en-US"/>
+        </w:rPr>
+      </w:pPr>
+    </w:p>
     <w:sdt>
       <w:sdtPr>
         <w:rPr>
@@ -39,6 +49,67 @@
               <w:lang w:eastAsia="es-ES"/>
             </w:rPr>
           </w:pPr>
+          <w:r>
+            <w:rPr>
+              <w:noProof/>
+              <w:color w:val="4472C4" w:themeColor="accent1"/>
+            </w:rPr>
+            <w:drawing>
+              <wp:anchor distT="0" distB="0" distL="114300" distR="114300" simplePos="0" relativeHeight="251687936" behindDoc="0" locked="0" layoutInCell="1" allowOverlap="1" wp14:anchorId="56B56386" wp14:editId="6BC821A9">
+                <wp:simplePos x="0" y="0"/>
+                <wp:positionH relativeFrom="margin">
+                  <wp:posOffset>3223260</wp:posOffset>
+                </wp:positionH>
+                <wp:positionV relativeFrom="paragraph">
+                  <wp:posOffset>429895</wp:posOffset>
+                </wp:positionV>
+                <wp:extent cx="2286000" cy="1535339"/>
+                <wp:effectExtent l="0" t="0" r="0" b="0"/>
+                <wp:wrapNone/>
+                <wp:docPr id="6" name="Imagen 6"/>
+                <wp:cNvGraphicFramePr>
+                  <a:graphicFrameLocks xmlns:a="http://schemas.openxmlformats.org/drawingml/2006/main" noChangeAspect="1"/>
+                </wp:cNvGraphicFramePr>
+                <a:graphic xmlns:a="http://schemas.openxmlformats.org/drawingml/2006/main">
+                  <a:graphicData uri="http://schemas.openxmlformats.org/drawingml/2006/picture">
+                    <pic:pic xmlns:pic="http://schemas.openxmlformats.org/drawingml/2006/picture">
+                      <pic:nvPicPr>
+                        <pic:cNvPr id="14" name="Imagen 14"/>
+                        <pic:cNvPicPr/>
+                      </pic:nvPicPr>
+                      <pic:blipFill>
+                        <a:blip r:embed="rId8" cstate="print">
+                          <a:extLst>
+                            <a:ext uri="{28A0092B-C50C-407E-A947-70E740481C1C}">
+                              <a14:useLocalDpi xmlns:a14="http://schemas.microsoft.com/office/drawing/2010/main" val="0"/>
+                            </a:ext>
+                          </a:extLst>
+                        </a:blip>
+                        <a:stretch>
+                          <a:fillRect/>
+                        </a:stretch>
+                      </pic:blipFill>
+                      <pic:spPr>
+                        <a:xfrm>
+                          <a:off x="0" y="0"/>
+                          <a:ext cx="2286000" cy="1535339"/>
+                        </a:xfrm>
+                        <a:prstGeom prst="rect">
+                          <a:avLst/>
+                        </a:prstGeom>
+                      </pic:spPr>
+                    </pic:pic>
+                  </a:graphicData>
+                </a:graphic>
+                <wp14:sizeRelH relativeFrom="margin">
+                  <wp14:pctWidth>0</wp14:pctWidth>
+                </wp14:sizeRelH>
+                <wp14:sizeRelV relativeFrom="margin">
+                  <wp14:pctHeight>0</wp14:pctHeight>
+                </wp14:sizeRelV>
+              </wp:anchor>
+            </w:drawing>
+          </w:r>
           <w:r>
             <w:rPr>
               <w:noProof/>
@@ -147,7 +218,7 @@
                                 <w:sdt>
                                   <w:sdtPr>
                                     <w:rPr>
-                                      <w:color w:val="4472C4" w:themeColor="accent1"/>
+                                      <w:color w:val="3BB3BD"/>
                                       <w:sz w:val="44"/>
                                       <w:szCs w:val="44"/>
                                     </w:rPr>
@@ -161,7 +232,7 @@
                                   <w:sdtContent>
                                     <w:r>
                                       <w:rPr>
-                                        <w:color w:val="4472C4" w:themeColor="accent1"/>
+                                        <w:color w:val="3BB3BD"/>
                                         <w:sz w:val="44"/>
                                         <w:szCs w:val="44"/>
                                       </w:rPr>
@@ -258,7 +329,7 @@
                           <w:sdt>
                             <w:sdtPr>
                               <w:rPr>
-                                <w:color w:val="4472C4" w:themeColor="accent1"/>
+                                <w:color w:val="3BB3BD"/>
                                 <w:sz w:val="44"/>
                                 <w:szCs w:val="44"/>
                               </w:rPr>
@@ -272,7 +343,7 @@
                             <w:sdtContent>
                               <w:r>
                                 <w:rPr>
-                                  <w:color w:val="4472C4" w:themeColor="accent1"/>
+                                  <w:color w:val="3BB3BD"/>
                                   <w:sz w:val="44"/>
                                   <w:szCs w:val="44"/>
                                 </w:rPr>
@@ -825,6 +896,36 @@
         </w:p>
       </w:sdtContent>
     </w:sdt>
+    <w:p>
+      <w:pPr>
+        <w:spacing w:line="276" w:lineRule="auto"/>
+      </w:pPr>
+    </w:p>
+    <w:p>
+      <w:pPr>
+        <w:spacing w:line="276" w:lineRule="auto"/>
+      </w:pPr>
+    </w:p>
+    <w:p>
+      <w:pPr>
+        <w:spacing w:line="276" w:lineRule="auto"/>
+      </w:pPr>
+    </w:p>
+    <w:p>
+      <w:pPr>
+        <w:spacing w:line="276" w:lineRule="auto"/>
+      </w:pPr>
+    </w:p>
+    <w:p>
+      <w:pPr>
+        <w:spacing w:line="276" w:lineRule="auto"/>
+      </w:pPr>
+    </w:p>
+    <w:p>
+      <w:pPr>
+        <w:spacing w:line="276" w:lineRule="auto"/>
+      </w:pPr>
+    </w:p>
     <w:sdt>
       <w:sdtPr>
         <w:rPr>
@@ -851,8 +952,18 @@
           <w:pPr>
             <w:pStyle w:val="TtuloTDC"/>
             <w:spacing w:line="276" w:lineRule="auto"/>
+            <w:rPr>
+              <w:rFonts w:asciiTheme="minorHAnsi" w:eastAsiaTheme="minorHAnsi" w:hAnsiTheme="minorHAnsi" w:cstheme="minorBidi"/>
+              <w:color w:val="3BB3BD"/>
+              <w:sz w:val="22"/>
+              <w:szCs w:val="22"/>
+              <w:lang w:eastAsia="en-US"/>
+            </w:rPr>
           </w:pPr>
           <w:r>
+            <w:rPr>
+              <w:color w:val="3BB3BD"/>
+            </w:rPr>
             <w:t>Contenido</w:t>
           </w:r>
         </w:p>
@@ -877,11 +988,13 @@
           <w:r>
             <w:fldChar w:fldCharType="separate"/>
           </w:r>
-          <w:hyperlink w:anchor="_Toc227841312" w:history="1">
+          <w:hyperlink w:anchor="_Toc229432248" w:history="1">
             <w:r>
               <w:rPr>
                 <w:rStyle w:val="Hipervnculo"/>
                 <w:rFonts w:ascii="Candara" w:hAnsi="Candara"/>
+                <w:b/>
+                <w:bCs/>
                 <w:noProof/>
               </w:rPr>
               <w:t>1. INTRODUCCIÓN Y VISIÓN GENERAL</w:t>
@@ -905,7 +1018,7 @@
                 <w:noProof/>
                 <w:webHidden/>
               </w:rPr>
-              <w:instrText xml:space="preserve"> PAGEREF _Toc227841312 \h </w:instrText>
+              <w:instrText xml:space="preserve"> PAGEREF _Toc229432248 \h </w:instrText>
             </w:r>
             <w:r>
               <w:rPr>
@@ -948,7 +1061,7 @@
               <w:lang w:eastAsia="es-ES"/>
             </w:rPr>
           </w:pPr>
-          <w:hyperlink w:anchor="_Toc227841313" w:history="1">
+          <w:hyperlink w:anchor="_Toc229432249" w:history="1">
             <w:r>
               <w:rPr>
                 <w:rStyle w:val="Hipervnculo"/>
@@ -978,7 +1091,7 @@
                 <w:noProof/>
                 <w:webHidden/>
               </w:rPr>
-              <w:instrText xml:space="preserve"> PAGEREF _Toc227841313 \h </w:instrText>
+              <w:instrText xml:space="preserve"> PAGEREF _Toc229432249 \h </w:instrText>
             </w:r>
             <w:r>
               <w:rPr>
@@ -1021,11 +1134,13 @@
               <w:lang w:eastAsia="es-ES"/>
             </w:rPr>
           </w:pPr>
-          <w:hyperlink w:anchor="_Toc227841314" w:history="1">
+          <w:hyperlink w:anchor="_Toc229432250" w:history="1">
             <w:r>
               <w:rPr>
                 <w:rStyle w:val="Hipervnculo"/>
                 <w:rFonts w:ascii="Candara" w:hAnsi="Candara"/>
+                <w:b/>
+                <w:bCs/>
                 <w:noProof/>
               </w:rPr>
               <w:t>2. ACCESO AL SISTEMA Y REGISTRO</w:t>
@@ -1049,7 +1164,7 @@
                 <w:noProof/>
                 <w:webHidden/>
               </w:rPr>
-              <w:instrText xml:space="preserve"> PAGEREF _Toc227841314 \h </w:instrText>
+              <w:instrText xml:space="preserve"> PAGEREF _Toc229432250 \h </w:instrText>
             </w:r>
             <w:r>
               <w:rPr>
@@ -1092,7 +1207,7 @@
               <w:lang w:eastAsia="es-ES"/>
             </w:rPr>
           </w:pPr>
-          <w:hyperlink w:anchor="_Toc227841315" w:history="1">
+          <w:hyperlink w:anchor="_Toc229432251" w:history="1">
             <w:r>
               <w:rPr>
                 <w:rStyle w:val="Hipervnculo"/>
@@ -1122,7 +1237,7 @@
                 <w:noProof/>
                 <w:webHidden/>
               </w:rPr>
-              <w:instrText xml:space="preserve"> PAGEREF _Toc227841315 \h </w:instrText>
+              <w:instrText xml:space="preserve"> PAGEREF _Toc229432251 \h </w:instrText>
             </w:r>
             <w:r>
               <w:rPr>
@@ -1165,7 +1280,7 @@
               <w:lang w:eastAsia="es-ES"/>
             </w:rPr>
           </w:pPr>
-          <w:hyperlink w:anchor="_Toc227841316" w:history="1">
+          <w:hyperlink w:anchor="_Toc229432252" w:history="1">
             <w:r>
               <w:rPr>
                 <w:rStyle w:val="Hipervnculo"/>
@@ -1195,7 +1310,7 @@
                 <w:noProof/>
                 <w:webHidden/>
               </w:rPr>
-              <w:instrText xml:space="preserve"> PAGEREF _Toc227841316 \h </w:instrText>
+              <w:instrText xml:space="preserve"> PAGEREF _Toc229432252 \h </w:instrText>
             </w:r>
             <w:r>
               <w:rPr>
@@ -1238,11 +1353,13 @@
               <w:lang w:eastAsia="es-ES"/>
             </w:rPr>
           </w:pPr>
-          <w:hyperlink w:anchor="_Toc227841317" w:history="1">
+          <w:hyperlink w:anchor="_Toc229432253" w:history="1">
             <w:r>
               <w:rPr>
                 <w:rStyle w:val="Hipervnculo"/>
                 <w:rFonts w:ascii="Candara" w:hAnsi="Candara"/>
+                <w:b/>
+                <w:bCs/>
                 <w:noProof/>
               </w:rPr>
               <w:t>3. EXPERIENCIA DEL ALUMNO</w:t>
@@ -1266,7 +1383,7 @@
                 <w:noProof/>
                 <w:webHidden/>
               </w:rPr>
-              <w:instrText xml:space="preserve"> PAGEREF _Toc227841317 \h </w:instrText>
+              <w:instrText xml:space="preserve"> PAGEREF _Toc229432253 \h </w:instrText>
             </w:r>
             <w:r>
               <w:rPr>
@@ -1309,7 +1426,7 @@
               <w:lang w:eastAsia="es-ES"/>
             </w:rPr>
           </w:pPr>
-          <w:hyperlink w:anchor="_Toc227841318" w:history="1">
+          <w:hyperlink w:anchor="_Toc229432254" w:history="1">
             <w:r>
               <w:rPr>
                 <w:rStyle w:val="Hipervnculo"/>
@@ -1339,7 +1456,7 @@
                 <w:noProof/>
                 <w:webHidden/>
               </w:rPr>
-              <w:instrText xml:space="preserve"> PAGEREF _Toc227841318 \h </w:instrText>
+              <w:instrText xml:space="preserve"> PAGEREF _Toc229432254 \h </w:instrText>
             </w:r>
             <w:r>
               <w:rPr>
@@ -1382,7 +1499,7 @@
               <w:lang w:eastAsia="es-ES"/>
             </w:rPr>
           </w:pPr>
-          <w:hyperlink w:anchor="_Toc227841319" w:history="1">
+          <w:hyperlink w:anchor="_Toc229432255" w:history="1">
             <w:r>
               <w:rPr>
                 <w:rStyle w:val="Hipervnculo"/>
@@ -1391,7 +1508,7 @@
                 <w:iCs/>
                 <w:noProof/>
               </w:rPr>
-              <w:t>3.2. Proceso de Reserva de Clases</w:t>
+              <w:t>3.2. Proceso de reserva de clases</w:t>
             </w:r>
             <w:r>
               <w:rPr>
@@ -1412,7 +1529,7 @@
                 <w:noProof/>
                 <w:webHidden/>
               </w:rPr>
-              <w:instrText xml:space="preserve"> PAGEREF _Toc227841319 \h </w:instrText>
+              <w:instrText xml:space="preserve"> PAGEREF _Toc229432255 \h </w:instrText>
             </w:r>
             <w:r>
               <w:rPr>
@@ -1455,7 +1572,7 @@
               <w:lang w:eastAsia="es-ES"/>
             </w:rPr>
           </w:pPr>
-          <w:hyperlink w:anchor="_Toc227841320" w:history="1">
+          <w:hyperlink w:anchor="_Toc229432256" w:history="1">
             <w:r>
               <w:rPr>
                 <w:rStyle w:val="Hipervnculo"/>
@@ -1464,7 +1581,7 @@
                 <w:iCs/>
                 <w:noProof/>
               </w:rPr>
-              <w:t>3.3. Gestión de Aprendizaje (Dashboard Alumno)</w:t>
+              <w:t>3.3. Gestión de aprendizaje (Dashboard alumno)</w:t>
             </w:r>
             <w:r>
               <w:rPr>
@@ -1485,7 +1602,7 @@
                 <w:noProof/>
                 <w:webHidden/>
               </w:rPr>
-              <w:instrText xml:space="preserve"> PAGEREF _Toc227841320 \h </w:instrText>
+              <w:instrText xml:space="preserve"> PAGEREF _Toc229432256 \h </w:instrText>
             </w:r>
             <w:r>
               <w:rPr>
@@ -1528,11 +1645,13 @@
               <w:lang w:eastAsia="es-ES"/>
             </w:rPr>
           </w:pPr>
-          <w:hyperlink w:anchor="_Toc227841321" w:history="1">
+          <w:hyperlink w:anchor="_Toc229432257" w:history="1">
             <w:r>
               <w:rPr>
                 <w:rStyle w:val="Hipervnculo"/>
                 <w:rFonts w:ascii="Candara" w:hAnsi="Candara"/>
+                <w:b/>
+                <w:bCs/>
                 <w:noProof/>
               </w:rPr>
               <w:t>4. EXPERIENCIA DEL PROFESOR</w:t>
@@ -1556,7 +1675,7 @@
                 <w:noProof/>
                 <w:webHidden/>
               </w:rPr>
-              <w:instrText xml:space="preserve"> PAGEREF _Toc227841321 \h </w:instrText>
+              <w:instrText xml:space="preserve"> PAGEREF _Toc229432257 \h </w:instrText>
             </w:r>
             <w:r>
               <w:rPr>
@@ -1599,7 +1718,7 @@
               <w:lang w:eastAsia="es-ES"/>
             </w:rPr>
           </w:pPr>
-          <w:hyperlink w:anchor="_Toc227841322" w:history="1">
+          <w:hyperlink w:anchor="_Toc229432258" w:history="1">
             <w:r>
               <w:rPr>
                 <w:rStyle w:val="Hipervnculo"/>
@@ -1608,7 +1727,27 @@
                 <w:iCs/>
                 <w:noProof/>
               </w:rPr>
-              <w:t>4.1. Configuración del Perfil Profesional</w:t>
+              <w:t>4.1. Configura</w:t>
+            </w:r>
+            <w:r>
+              <w:rPr>
+                <w:rStyle w:val="Hipervnculo"/>
+                <w:rFonts w:ascii="Candara" w:hAnsi="Candara"/>
+                <w:i/>
+                <w:iCs/>
+                <w:noProof/>
+              </w:rPr>
+              <w:t>c</w:t>
+            </w:r>
+            <w:r>
+              <w:rPr>
+                <w:rStyle w:val="Hipervnculo"/>
+                <w:rFonts w:ascii="Candara" w:hAnsi="Candara"/>
+                <w:i/>
+                <w:iCs/>
+                <w:noProof/>
+              </w:rPr>
+              <w:t>ión del perfil profesional</w:t>
             </w:r>
             <w:r>
               <w:rPr>
@@ -1629,7 +1768,7 @@
                 <w:noProof/>
                 <w:webHidden/>
               </w:rPr>
-              <w:instrText xml:space="preserve"> PAGEREF _Toc227841322 \h </w:instrText>
+              <w:instrText xml:space="preserve"> PAGEREF _Toc229432258 \h </w:instrText>
             </w:r>
             <w:r>
               <w:rPr>
@@ -1672,7 +1811,7 @@
               <w:lang w:eastAsia="es-ES"/>
             </w:rPr>
           </w:pPr>
-          <w:hyperlink w:anchor="_Toc227841323" w:history="1">
+          <w:hyperlink w:anchor="_Toc229432259" w:history="1">
             <w:r>
               <w:rPr>
                 <w:rStyle w:val="Hipervnculo"/>
@@ -1681,7 +1820,27 @@
                 <w:iCs/>
                 <w:noProof/>
               </w:rPr>
-              <w:t>4.2. Gestión de Calendario y Solicitudes</w:t>
+              <w:t>4.2. Gestión de cal</w:t>
+            </w:r>
+            <w:r>
+              <w:rPr>
+                <w:rStyle w:val="Hipervnculo"/>
+                <w:rFonts w:ascii="Candara" w:hAnsi="Candara"/>
+                <w:i/>
+                <w:iCs/>
+                <w:noProof/>
+              </w:rPr>
+              <w:t>e</w:t>
+            </w:r>
+            <w:r>
+              <w:rPr>
+                <w:rStyle w:val="Hipervnculo"/>
+                <w:rFonts w:ascii="Candara" w:hAnsi="Candara"/>
+                <w:i/>
+                <w:iCs/>
+                <w:noProof/>
+              </w:rPr>
+              <w:t>ndario y solicitudes</w:t>
             </w:r>
             <w:r>
               <w:rPr>
@@ -1702,7 +1861,7 @@
                 <w:noProof/>
                 <w:webHidden/>
               </w:rPr>
-              <w:instrText xml:space="preserve"> PAGEREF _Toc227841323 \h </w:instrText>
+              <w:instrText xml:space="preserve"> PAGEREF _Toc229432259 \h </w:instrText>
             </w:r>
             <w:r>
               <w:rPr>
@@ -1745,11 +1904,13 @@
               <w:lang w:eastAsia="es-ES"/>
             </w:rPr>
           </w:pPr>
-          <w:hyperlink w:anchor="_Toc227841324" w:history="1">
+          <w:hyperlink w:anchor="_Toc229432260" w:history="1">
             <w:r>
               <w:rPr>
                 <w:rStyle w:val="Hipervnculo"/>
                 <w:rFonts w:ascii="Candara" w:hAnsi="Candara"/>
+                <w:b/>
+                <w:bCs/>
                 <w:noProof/>
               </w:rPr>
               <w:t>5. EL AULA VIRTUAL (SIMULACIÓN DE CLASE)</w:t>
@@ -1773,7 +1934,7 @@
                 <w:noProof/>
                 <w:webHidden/>
               </w:rPr>
-              <w:instrText xml:space="preserve"> PAGEREF _Toc227841324 \h </w:instrText>
+              <w:instrText xml:space="preserve"> PAGEREF _Toc229432260 \h </w:instrText>
             </w:r>
             <w:r>
               <w:rPr>
@@ -1816,14 +1977,26 @@
               <w:lang w:eastAsia="es-ES"/>
             </w:rPr>
           </w:pPr>
-          <w:hyperlink w:anchor="_Toc227841325" w:history="1">
+          <w:hyperlink w:anchor="_Toc229432261" w:history="1">
+            <w:r>
+              <w:rPr>
+                <w:rStyle w:val="Hipervnculo"/>
+                <w:rFonts w:ascii="Candara" w:hAnsi="Candara" w:cstheme="minorHAnsi"/>
+                <w:b/>
+                <w:bCs/>
+                <w:noProof/>
+              </w:rPr>
+              <w:t>6.</w:t>
+            </w:r>
             <w:r>
               <w:rPr>
                 <w:rStyle w:val="Hipervnculo"/>
                 <w:rFonts w:ascii="Candara" w:hAnsi="Candara"/>
-                <w:noProof/>
-              </w:rPr>
-              <w:t>6. SEGURIDAD Y CIERRE DE SESIÓN</w:t>
+                <w:b/>
+                <w:bCs/>
+                <w:noProof/>
+              </w:rPr>
+              <w:t xml:space="preserve"> SEGURIDAD Y CIERRE DE SESIÓN</w:t>
             </w:r>
             <w:r>
               <w:rPr>
@@ -1844,7 +2017,7 @@
                 <w:noProof/>
                 <w:webHidden/>
               </w:rPr>
-              <w:instrText xml:space="preserve"> PAGEREF _Toc227841325 \h </w:instrText>
+              <w:instrText xml:space="preserve"> PAGEREF _Toc229432261 \h </w:instrText>
             </w:r>
             <w:r>
               <w:rPr>
@@ -1864,7 +2037,7 @@
                 <w:noProof/>
                 <w:webHidden/>
               </w:rPr>
-              <w:t>9</w:t>
+              <w:t>8</w:t>
             </w:r>
             <w:r>
               <w:rPr>
@@ -1878,6 +2051,10 @@
         <w:p>
           <w:pPr>
             <w:spacing w:line="276" w:lineRule="auto"/>
+            <w:rPr>
+              <w:b/>
+              <w:bCs/>
+            </w:rPr>
           </w:pPr>
           <w:r>
             <w:rPr>
@@ -1891,12 +2068,29 @@
       </w:sdtContent>
     </w:sdt>
     <w:p>
-      <w:pPr>
-        <w:spacing w:line="276" w:lineRule="auto"/>
-      </w:pPr>
       <w:r>
         <w:br w:type="page"/>
       </w:r>
+    </w:p>
+    <w:p>
+      <w:pPr>
+        <w:pStyle w:val="Sinespaciado"/>
+      </w:pPr>
+    </w:p>
+    <w:p>
+      <w:pPr>
+        <w:pStyle w:val="Sinespaciado"/>
+      </w:pPr>
+    </w:p>
+    <w:p>
+      <w:pPr>
+        <w:pStyle w:val="Sinespaciado"/>
+      </w:pPr>
+    </w:p>
+    <w:p>
+      <w:pPr>
+        <w:pStyle w:val="Sinespaciado"/>
+      </w:pPr>
     </w:p>
     <w:p>
       <w:pPr>
@@ -1905,26 +2099,31 @@
         <w:jc w:val="center"/>
         <w:rPr>
           <w:rFonts w:ascii="Candara" w:hAnsi="Candara"/>
-          <w:color w:val="auto"/>
+          <w:b/>
+          <w:bCs/>
+          <w:color w:val="3BB3BD"/>
           <w:sz w:val="40"/>
           <w:szCs w:val="40"/>
         </w:rPr>
       </w:pPr>
-      <w:bookmarkStart w:id="0" w:name="_Toc227841312"/>
+      <w:bookmarkStart w:id="0" w:name="_Toc229432248"/>
       <w:r>
         <w:rPr>
           <w:rFonts w:ascii="Candara" w:hAnsi="Candara"/>
-          <w:color w:val="auto"/>
+          <w:b/>
+          <w:bCs/>
+          <w:color w:val="3BB3BD"/>
           <w:sz w:val="44"/>
           <w:szCs w:val="44"/>
         </w:rPr>
-        <w:lastRenderedPageBreak/>
         <w:t>1</w:t>
       </w:r>
       <w:r>
         <w:rPr>
           <w:rFonts w:ascii="Candara" w:hAnsi="Candara"/>
-          <w:color w:val="auto"/>
+          <w:b/>
+          <w:bCs/>
+          <w:color w:val="3BB3BD"/>
           <w:sz w:val="40"/>
           <w:szCs w:val="40"/>
         </w:rPr>
@@ -1933,7 +2132,9 @@
       <w:r>
         <w:rPr>
           <w:rFonts w:ascii="Candara" w:hAnsi="Candara"/>
-          <w:color w:val="auto"/>
+          <w:b/>
+          <w:bCs/>
+          <w:color w:val="3BB3BD"/>
           <w:sz w:val="40"/>
           <w:szCs w:val="40"/>
         </w:rPr>
@@ -1961,6 +2162,7 @@
         </w:rPr>
         <w:t xml:space="preserve">En el contexto educativo actual, la digitalización no es solo una ventaja, sino una necesidad. </w:t>
       </w:r>
+      <w:proofErr w:type="spellStart"/>
       <w:r>
         <w:rPr>
           <w:rFonts w:ascii="Corbel" w:eastAsia="Times New Roman" w:hAnsi="Corbel" w:cs="Times New Roman"/>
@@ -1972,6 +2174,7 @@
         </w:rPr>
         <w:t>ISIMatch</w:t>
       </w:r>
+      <w:proofErr w:type="spellEnd"/>
       <w:r>
         <w:rPr>
           <w:rFonts w:ascii="Corbel" w:eastAsia="Times New Roman" w:hAnsi="Corbel" w:cs="Times New Roman"/>
@@ -1979,20 +2182,19 @@
           <w:szCs w:val="24"/>
           <w:lang w:eastAsia="es-ES"/>
         </w:rPr>
-        <w:t xml:space="preserve"> nace como una respuesta tecnológica avanzada a la creciente demanda de formación personalizada y de calidad. Esta plataforma no es un simple directorio de contactos; es un ecosistema integral de aprendizaje diseñado bajo el paradigma de "Software as a Service" (SaaS) para facilitar la simbiosis entre el talento docente y las necesidades académicas del alumnado.</w:t>
-      </w:r>
-    </w:p>
-    <w:p>
-      <w:pPr>
-        <w:spacing w:before="100" w:beforeAutospacing="1" w:after="100" w:afterAutospacing="1" w:line="276" w:lineRule="auto"/>
-        <w:jc w:val="both"/>
+        <w:t xml:space="preserve"> nace como una respuesta tecnológica avanzada a la creciente demanda de formación personalizada y de calidad. Esta plataforma no es un simple directorio de contactos; es un ecosistema integral de aprendizaje diseñado bajo el paradigma de "Software as a </w:t>
+      </w:r>
+      <w:proofErr w:type="spellStart"/>
+      <w:r>
         <w:rPr>
           <w:rFonts w:ascii="Corbel" w:eastAsia="Times New Roman" w:hAnsi="Corbel" w:cs="Times New Roman"/>
           <w:sz w:val="24"/>
           <w:szCs w:val="24"/>
           <w:lang w:eastAsia="es-ES"/>
         </w:rPr>
-      </w:pPr>
+        <w:t>Service</w:t>
+      </w:r>
+      <w:proofErr w:type="spellEnd"/>
       <w:r>
         <w:rPr>
           <w:rFonts w:ascii="Corbel" w:eastAsia="Times New Roman" w:hAnsi="Corbel" w:cs="Times New Roman"/>
@@ -2000,7 +2202,57 @@
           <w:szCs w:val="24"/>
           <w:lang w:eastAsia="es-ES"/>
         </w:rPr>
-        <w:t xml:space="preserve">La visión de ISIMatch es democratizar el acceso a expertos en diversas materias, eliminando las barreras geográficas mediante un aula virtual propia y un sistema de gestión de reservas optimizado. Mediante el uso de tecnologías web de vanguardia, garantizamos una interfaz intuitiva, segura y, sobre todo, funcional, que permite al usuario centrarse en lo más importante: </w:t>
+        <w:t>" (SaaS) para facilitar la simbiosis entre el talento docente y las necesidades académicas del alumnado.</w:t>
+      </w:r>
+    </w:p>
+    <w:p>
+      <w:pPr>
+        <w:spacing w:before="100" w:beforeAutospacing="1" w:after="100" w:afterAutospacing="1" w:line="276" w:lineRule="auto"/>
+        <w:jc w:val="both"/>
+        <w:rPr>
+          <w:rFonts w:ascii="Corbel" w:eastAsia="Times New Roman" w:hAnsi="Corbel" w:cs="Times New Roman"/>
+          <w:sz w:val="24"/>
+          <w:szCs w:val="24"/>
+          <w:lang w:eastAsia="es-ES"/>
+        </w:rPr>
+      </w:pPr>
+      <w:r>
+        <w:rPr>
+          <w:rFonts w:ascii="Corbel" w:eastAsia="Times New Roman" w:hAnsi="Corbel" w:cs="Times New Roman"/>
+          <w:sz w:val="24"/>
+          <w:szCs w:val="24"/>
+          <w:lang w:eastAsia="es-ES"/>
+        </w:rPr>
+        <w:t xml:space="preserve">La visión de </w:t>
+      </w:r>
+      <w:proofErr w:type="spellStart"/>
+      <w:r>
+        <w:rPr>
+          <w:rFonts w:ascii="Corbel" w:eastAsia="Times New Roman" w:hAnsi="Corbel" w:cs="Times New Roman"/>
+          <w:sz w:val="24"/>
+          <w:szCs w:val="24"/>
+          <w:lang w:eastAsia="es-ES"/>
+        </w:rPr>
+        <w:t>ISIMatch</w:t>
+      </w:r>
+      <w:proofErr w:type="spellEnd"/>
+      <w:r>
+        <w:rPr>
+          <w:rFonts w:ascii="Corbel" w:eastAsia="Times New Roman" w:hAnsi="Corbel" w:cs="Times New Roman"/>
+          <w:sz w:val="24"/>
+          <w:szCs w:val="24"/>
+          <w:lang w:eastAsia="es-ES"/>
+        </w:rPr>
+        <w:t xml:space="preserve"> es democratizar el acceso a expertos en diversas materias, eliminando las barreras geográficas mediante un aula virtual propia y un sistema de gestión de reservas optimizado. Mediante el uso de tecnologías web de vanguardia, garantizamos una interfaz intuitiva, segura y, sobre todo, funcional, que permite al usuario centrarse en lo más </w:t>
+      </w:r>
+      <w:r>
+        <w:rPr>
+          <w:rFonts w:ascii="Corbel" w:eastAsia="Times New Roman" w:hAnsi="Corbel" w:cs="Times New Roman"/>
+          <w:sz w:val="24"/>
+          <w:szCs w:val="24"/>
+          <w:lang w:eastAsia="es-ES"/>
+        </w:rPr>
+        <w:t xml:space="preserve">importante: </w:t>
       </w:r>
       <w:r>
         <w:rPr>
@@ -2027,7 +2279,7 @@
       <w:pPr>
         <w:spacing w:before="100" w:beforeAutospacing="1" w:after="100" w:afterAutospacing="1" w:line="240" w:lineRule="auto"/>
         <w:rPr>
-          <w:rFonts w:ascii="Times New Roman" w:eastAsia="Times New Roman" w:hAnsi="Times New Roman" w:cs="Times New Roman"/>
+          <w:rFonts w:ascii="Corbel" w:eastAsia="Times New Roman" w:hAnsi="Corbel" w:cs="Times New Roman"/>
           <w:b/>
           <w:bCs/>
           <w:sz w:val="24"/>
@@ -2038,24 +2290,50 @@
     </w:p>
     <w:p>
       <w:pPr>
+        <w:spacing w:before="100" w:beforeAutospacing="1" w:after="100" w:afterAutospacing="1" w:line="240" w:lineRule="auto"/>
+        <w:rPr>
+          <w:rFonts w:ascii="Corbel" w:eastAsia="Times New Roman" w:hAnsi="Corbel" w:cs="Times New Roman"/>
+          <w:b/>
+          <w:bCs/>
+          <w:sz w:val="24"/>
+          <w:szCs w:val="24"/>
+          <w:lang w:eastAsia="es-ES"/>
+        </w:rPr>
+      </w:pPr>
+    </w:p>
+    <w:p>
+      <w:pPr>
+        <w:spacing w:before="100" w:beforeAutospacing="1" w:after="100" w:afterAutospacing="1" w:line="240" w:lineRule="auto"/>
+        <w:rPr>
+          <w:rFonts w:ascii="Corbel" w:eastAsia="Times New Roman" w:hAnsi="Corbel" w:cs="Times New Roman"/>
+          <w:b/>
+          <w:bCs/>
+          <w:sz w:val="24"/>
+          <w:szCs w:val="24"/>
+          <w:lang w:eastAsia="es-ES"/>
+        </w:rPr>
+      </w:pPr>
+    </w:p>
+    <w:p>
+      <w:pPr>
         <w:pStyle w:val="Ttulo2"/>
         <w:jc w:val="center"/>
         <w:rPr>
           <w:rFonts w:ascii="Candara" w:hAnsi="Candara"/>
           <w:i/>
           <w:iCs/>
-          <w:color w:val="3B3838" w:themeColor="background2" w:themeShade="40"/>
+          <w:color w:val="3BB3BD"/>
           <w:sz w:val="32"/>
           <w:szCs w:val="32"/>
         </w:rPr>
       </w:pPr>
-      <w:bookmarkStart w:id="1" w:name="_Toc227841313"/>
+      <w:bookmarkStart w:id="1" w:name="_Toc229432249"/>
       <w:r>
         <w:rPr>
           <w:rFonts w:ascii="Candara" w:hAnsi="Candara"/>
           <w:i/>
           <w:iCs/>
-          <w:color w:val="3B3838" w:themeColor="background2" w:themeShade="40"/>
+          <w:color w:val="3BB3BD"/>
           <w:sz w:val="32"/>
           <w:szCs w:val="32"/>
         </w:rPr>
@@ -2183,524 +2461,12 @@
       <w:pPr>
         <w:spacing w:before="100" w:beforeAutospacing="1" w:after="100" w:afterAutospacing="1" w:line="240" w:lineRule="auto"/>
         <w:rPr>
-          <w:rFonts w:ascii="Times New Roman" w:eastAsia="Times New Roman" w:hAnsi="Times New Roman" w:cs="Times New Roman"/>
-          <w:sz w:val="24"/>
-          <w:szCs w:val="24"/>
-          <w:lang w:eastAsia="es-ES"/>
-        </w:rPr>
-      </w:pPr>
-    </w:p>
-    <w:p>
-      <w:pPr>
-        <w:spacing w:line="276" w:lineRule="auto"/>
-        <w:rPr>
           <w:rFonts w:ascii="Corbel" w:eastAsia="Times New Roman" w:hAnsi="Corbel" w:cs="Times New Roman"/>
           <w:sz w:val="24"/>
           <w:szCs w:val="24"/>
           <w:lang w:eastAsia="es-ES"/>
         </w:rPr>
       </w:pPr>
-      <w:r>
-        <w:rPr>
-          <w:rFonts w:ascii="Corbel" w:hAnsi="Corbel"/>
-        </w:rPr>
-        <w:br w:type="page"/>
-      </w:r>
-    </w:p>
-    <w:p>
-      <w:pPr>
-        <w:pStyle w:val="Ttulo1"/>
-        <w:spacing w:line="276" w:lineRule="auto"/>
-        <w:jc w:val="center"/>
-        <w:rPr>
-          <w:rFonts w:ascii="Candara" w:hAnsi="Candara"/>
-          <w:color w:val="auto"/>
-          <w:sz w:val="40"/>
-          <w:szCs w:val="40"/>
-        </w:rPr>
-      </w:pPr>
-      <w:bookmarkStart w:id="2" w:name="_Toc227841314"/>
-      <w:r>
-        <w:rPr>
-          <w:rFonts w:ascii="Candara" w:hAnsi="Candara"/>
-          <w:color w:val="auto"/>
-          <w:sz w:val="44"/>
-          <w:szCs w:val="44"/>
-        </w:rPr>
-        <w:lastRenderedPageBreak/>
-        <w:t xml:space="preserve">2. </w:t>
-      </w:r>
-      <w:r>
-        <w:rPr>
-          <w:rFonts w:ascii="Candara" w:hAnsi="Candara"/>
-          <w:color w:val="auto"/>
-          <w:sz w:val="40"/>
-          <w:szCs w:val="40"/>
-        </w:rPr>
-        <w:t>ACCESO AL SISTEMA Y REGISTRO</w:t>
-      </w:r>
-      <w:bookmarkEnd w:id="2"/>
-    </w:p>
-    <w:p>
-      <w:pPr>
-        <w:pStyle w:val="NormalWeb"/>
-        <w:spacing w:line="276" w:lineRule="auto"/>
-        <w:jc w:val="both"/>
-        <w:rPr>
-          <w:rFonts w:ascii="Corbel" w:hAnsi="Corbel"/>
-        </w:rPr>
-      </w:pPr>
-      <w:r>
-        <w:rPr>
-          <w:rFonts w:ascii="Corbel" w:hAnsi="Corbel"/>
-        </w:rPr>
-        <w:t>El primer paso para formar parte de ISIMatch es la creación de una identidad digital dentro de nuestra base de datos.</w:t>
-      </w:r>
-    </w:p>
-    <w:p>
-      <w:pPr>
-        <w:pStyle w:val="NormalWeb"/>
-        <w:spacing w:before="0" w:beforeAutospacing="0" w:after="0" w:afterAutospacing="0" w:line="276" w:lineRule="auto"/>
-        <w:jc w:val="both"/>
-        <w:rPr>
-          <w:rFonts w:ascii="Corbel" w:hAnsi="Corbel"/>
-        </w:rPr>
-      </w:pPr>
-    </w:p>
-    <w:p>
-      <w:pPr>
-        <w:pStyle w:val="Ttulo2"/>
-        <w:jc w:val="center"/>
-        <w:rPr>
-          <w:rFonts w:ascii="Candara" w:hAnsi="Candara"/>
-          <w:i/>
-          <w:iCs/>
-          <w:color w:val="3B3838" w:themeColor="background2" w:themeShade="40"/>
-          <w:sz w:val="32"/>
-          <w:szCs w:val="32"/>
-        </w:rPr>
-      </w:pPr>
-      <w:bookmarkStart w:id="3" w:name="_Toc227841315"/>
-      <w:r>
-        <w:rPr>
-          <w:rFonts w:ascii="Candara" w:hAnsi="Candara"/>
-          <w:i/>
-          <w:iCs/>
-          <w:color w:val="3B3838" w:themeColor="background2" w:themeShade="40"/>
-          <w:sz w:val="32"/>
-          <w:szCs w:val="32"/>
-        </w:rPr>
-        <w:t>2.1 Creación de cuenta (Registro)</w:t>
-      </w:r>
-      <w:bookmarkEnd w:id="3"/>
-    </w:p>
-    <w:p>
-      <w:pPr>
-        <w:pStyle w:val="NormalWeb"/>
-        <w:spacing w:line="276" w:lineRule="auto"/>
-        <w:jc w:val="both"/>
-        <w:rPr>
-          <w:rFonts w:ascii="Corbel" w:hAnsi="Corbel"/>
-        </w:rPr>
-      </w:pPr>
-      <w:r>
-        <w:rPr>
-          <w:rFonts w:ascii="Corbel" w:hAnsi="Corbel"/>
-        </w:rPr>
-        <w:t xml:space="preserve">Para registrarse, el usuario debe navegar a la sección de </w:t>
-      </w:r>
-      <w:r>
-        <w:rPr>
-          <w:rFonts w:ascii="Corbel" w:hAnsi="Corbel"/>
-          <w:b/>
-          <w:bCs/>
-        </w:rPr>
-        <w:t>Registro</w:t>
-      </w:r>
-      <w:r>
-        <w:rPr>
-          <w:rFonts w:ascii="Corbel" w:hAnsi="Corbel"/>
-        </w:rPr>
-        <w:t xml:space="preserve"> desde la página principal. El sistema presenta un formulario de alta validado en tiempo real para garantizar la integridad de los datos.</w:t>
-      </w:r>
-    </w:p>
-    <w:p>
-      <w:pPr>
-        <w:pStyle w:val="NormalWeb"/>
-        <w:spacing w:before="0" w:beforeAutospacing="0" w:after="0" w:afterAutospacing="0" w:line="276" w:lineRule="auto"/>
-        <w:jc w:val="both"/>
-        <w:rPr>
-          <w:rFonts w:ascii="Corbel" w:hAnsi="Corbel"/>
-          <w:b/>
-          <w:bCs/>
-        </w:rPr>
-      </w:pPr>
-      <w:r>
-        <w:rPr>
-          <w:rFonts w:ascii="Corbel" w:hAnsi="Corbel"/>
-          <w:b/>
-          <w:bCs/>
-        </w:rPr>
-        <w:t>Pasos para el registro:</w:t>
-      </w:r>
-    </w:p>
-    <w:p>
-      <w:pPr>
-        <w:pStyle w:val="NormalWeb"/>
-        <w:spacing w:before="0" w:beforeAutospacing="0" w:after="80" w:afterAutospacing="0" w:line="276" w:lineRule="auto"/>
-        <w:jc w:val="both"/>
-        <w:rPr>
-          <w:rFonts w:ascii="Corbel" w:hAnsi="Corbel"/>
-        </w:rPr>
-      </w:pPr>
-      <w:r>
-        <w:rPr>
-          <w:rFonts w:ascii="Corbel" w:hAnsi="Corbel"/>
-          <w:sz w:val="28"/>
-          <w:szCs w:val="28"/>
-        </w:rPr>
-        <w:t>1.</w:t>
-      </w:r>
-      <w:r>
-        <w:rPr>
-          <w:rFonts w:ascii="Corbel" w:hAnsi="Corbel"/>
-          <w:b/>
-          <w:bCs/>
-        </w:rPr>
-        <w:t xml:space="preserve"> </w:t>
-      </w:r>
-      <w:r>
-        <w:rPr>
-          <w:rFonts w:ascii="Corbel" w:hAnsi="Corbel"/>
-          <w:b/>
-          <w:bCs/>
-        </w:rPr>
-        <w:t>Datos Personales:</w:t>
-      </w:r>
-      <w:r>
-        <w:rPr>
-          <w:rFonts w:ascii="Corbel" w:hAnsi="Corbel"/>
-        </w:rPr>
-        <w:t xml:space="preserve"> Introduzca su nombre completo y apellidos.</w:t>
-      </w:r>
-    </w:p>
-    <w:p>
-      <w:pPr>
-        <w:pStyle w:val="NormalWeb"/>
-        <w:spacing w:before="0" w:beforeAutospacing="0" w:after="80" w:afterAutospacing="0" w:line="276" w:lineRule="auto"/>
-        <w:jc w:val="both"/>
-        <w:rPr>
-          <w:rFonts w:ascii="Corbel" w:hAnsi="Corbel"/>
-        </w:rPr>
-      </w:pPr>
-      <w:r>
-        <w:rPr>
-          <w:rFonts w:ascii="Corbel" w:hAnsi="Corbel"/>
-          <w:sz w:val="28"/>
-          <w:szCs w:val="28"/>
-        </w:rPr>
-        <w:t>2</w:t>
-      </w:r>
-      <w:r>
-        <w:rPr>
-          <w:rFonts w:ascii="Corbel" w:hAnsi="Corbel"/>
-          <w:sz w:val="28"/>
-          <w:szCs w:val="28"/>
-        </w:rPr>
-        <w:t>.</w:t>
-      </w:r>
-      <w:r>
-        <w:rPr>
-          <w:rFonts w:ascii="Corbel" w:hAnsi="Corbel"/>
-          <w:b/>
-          <w:bCs/>
-        </w:rPr>
-        <w:t xml:space="preserve"> </w:t>
-      </w:r>
-      <w:r>
-        <w:rPr>
-          <w:rFonts w:ascii="Corbel" w:hAnsi="Corbel"/>
-          <w:b/>
-          <w:bCs/>
-        </w:rPr>
-        <w:t>Credenciales:</w:t>
-      </w:r>
-      <w:r>
-        <w:rPr>
-          <w:rFonts w:ascii="Corbel" w:hAnsi="Corbel"/>
-        </w:rPr>
-        <w:t xml:space="preserve"> Proporcione un correo electrónico válido y una contraseña segura (mínimo </w:t>
-      </w:r>
-      <w:r>
-        <w:rPr>
-          <w:rFonts w:ascii="Corbel" w:hAnsi="Corbel"/>
-          <w:sz w:val="22"/>
-          <w:szCs w:val="22"/>
-        </w:rPr>
-        <w:t>6</w:t>
-      </w:r>
-      <w:r>
-        <w:rPr>
-          <w:rFonts w:ascii="Corbel" w:hAnsi="Corbel"/>
-        </w:rPr>
-        <w:t xml:space="preserve"> caracteres).</w:t>
-      </w:r>
-    </w:p>
-    <w:p>
-      <w:pPr>
-        <w:pStyle w:val="NormalWeb"/>
-        <w:spacing w:before="0" w:beforeAutospacing="0" w:after="80" w:afterAutospacing="0" w:line="276" w:lineRule="auto"/>
-        <w:jc w:val="both"/>
-        <w:rPr>
-          <w:rFonts w:ascii="Corbel" w:hAnsi="Corbel"/>
-        </w:rPr>
-      </w:pPr>
-      <w:r>
-        <w:rPr>
-          <w:rFonts w:ascii="Corbel" w:hAnsi="Corbel"/>
-        </w:rPr>
-        <w:t>3</w:t>
-      </w:r>
-      <w:r>
-        <w:rPr>
-          <w:rFonts w:ascii="Corbel" w:hAnsi="Corbel"/>
-          <w:sz w:val="28"/>
-          <w:szCs w:val="28"/>
-        </w:rPr>
-        <w:t>.</w:t>
-      </w:r>
-      <w:r>
-        <w:rPr>
-          <w:rFonts w:ascii="Corbel" w:hAnsi="Corbel"/>
-          <w:b/>
-          <w:bCs/>
-        </w:rPr>
-        <w:t xml:space="preserve"> </w:t>
-      </w:r>
-      <w:r>
-        <w:rPr>
-          <w:rFonts w:ascii="Corbel" w:hAnsi="Corbel"/>
-          <w:b/>
-          <w:bCs/>
-        </w:rPr>
-        <w:t>Año de Nacimiento:</w:t>
-      </w:r>
-      <w:r>
-        <w:rPr>
-          <w:rFonts w:ascii="Corbel" w:hAnsi="Corbel"/>
-        </w:rPr>
-        <w:t xml:space="preserve"> Requisito para verificar el perfil de edad del usuario.</w:t>
-      </w:r>
-    </w:p>
-    <w:p>
-      <w:pPr>
-        <w:pStyle w:val="NormalWeb"/>
-        <w:spacing w:before="0" w:beforeAutospacing="0" w:after="0" w:afterAutospacing="0" w:line="276" w:lineRule="auto"/>
-        <w:jc w:val="both"/>
-        <w:rPr>
-          <w:rFonts w:ascii="Corbel" w:hAnsi="Corbel"/>
-        </w:rPr>
-      </w:pPr>
-      <w:r>
-        <w:rPr>
-          <w:rFonts w:ascii="Corbel" w:hAnsi="Corbel"/>
-        </w:rPr>
-        <w:t>4</w:t>
-      </w:r>
-      <w:r>
-        <w:rPr>
-          <w:rFonts w:ascii="Corbel" w:hAnsi="Corbel"/>
-          <w:sz w:val="28"/>
-          <w:szCs w:val="28"/>
-        </w:rPr>
-        <w:t>.</w:t>
-      </w:r>
-      <w:r>
-        <w:rPr>
-          <w:rFonts w:ascii="Corbel" w:hAnsi="Corbel"/>
-          <w:b/>
-          <w:bCs/>
-        </w:rPr>
-        <w:t xml:space="preserve"> </w:t>
-      </w:r>
-      <w:r>
-        <w:rPr>
-          <w:rFonts w:ascii="Corbel" w:hAnsi="Corbel"/>
-          <w:b/>
-          <w:bCs/>
-        </w:rPr>
-        <w:t>Selección de Rol:</w:t>
-      </w:r>
-      <w:r>
-        <w:rPr>
-          <w:rFonts w:ascii="Corbel" w:hAnsi="Corbel"/>
-        </w:rPr>
-        <w:t xml:space="preserve"> Este es el paso más importante. Debe elegir entre:</w:t>
-      </w:r>
-    </w:p>
-    <w:p>
-      <w:pPr>
-        <w:pStyle w:val="NormalWeb"/>
-        <w:spacing w:before="0" w:beforeAutospacing="0" w:after="0" w:afterAutospacing="0" w:line="276" w:lineRule="auto"/>
-        <w:ind w:firstLine="708"/>
-        <w:jc w:val="both"/>
-        <w:rPr>
-          <w:rFonts w:ascii="Corbel" w:hAnsi="Corbel"/>
-        </w:rPr>
-      </w:pPr>
-      <w:r>
-        <w:rPr>
-          <w:rFonts w:ascii="Corbel" w:hAnsi="Corbel"/>
-          <w:b/>
-          <w:bCs/>
-        </w:rPr>
-        <w:t xml:space="preserve">- </w:t>
-      </w:r>
-      <w:r>
-        <w:rPr>
-          <w:rFonts w:ascii="Corbel" w:hAnsi="Corbel"/>
-          <w:b/>
-          <w:bCs/>
-        </w:rPr>
-        <w:t>Alumno:</w:t>
-      </w:r>
-      <w:r>
-        <w:rPr>
-          <w:rFonts w:ascii="Corbel" w:hAnsi="Corbel"/>
-        </w:rPr>
-        <w:t xml:space="preserve"> Si desea buscar profesores y recibir formación.</w:t>
-      </w:r>
-    </w:p>
-    <w:p>
-      <w:pPr>
-        <w:pStyle w:val="NormalWeb"/>
-        <w:spacing w:before="0" w:beforeAutospacing="0" w:after="80" w:afterAutospacing="0" w:line="276" w:lineRule="auto"/>
-        <w:ind w:firstLine="708"/>
-        <w:jc w:val="both"/>
-        <w:rPr>
-          <w:rFonts w:ascii="Corbel" w:hAnsi="Corbel"/>
-        </w:rPr>
-      </w:pPr>
-      <w:r>
-        <w:rPr>
-          <w:rFonts w:ascii="Corbel" w:hAnsi="Corbel"/>
-          <w:b/>
-          <w:bCs/>
-        </w:rPr>
-        <w:t xml:space="preserve">- </w:t>
-      </w:r>
-      <w:r>
-        <w:rPr>
-          <w:rFonts w:ascii="Corbel" w:hAnsi="Corbel"/>
-          <w:b/>
-          <w:bCs/>
-        </w:rPr>
-        <w:t>Profesor:</w:t>
-      </w:r>
-      <w:r>
-        <w:rPr>
-          <w:rFonts w:ascii="Corbel" w:hAnsi="Corbel"/>
-        </w:rPr>
-        <w:t xml:space="preserve"> </w:t>
-      </w:r>
-      <w:r>
-        <w:rPr>
-          <w:rFonts w:ascii="Corbel" w:hAnsi="Corbel"/>
-        </w:rPr>
-        <w:t>Si desea ofrecer sus servicios y gestionar su propio calendario.</w:t>
-      </w:r>
-    </w:p>
-    <w:p>
-      <w:pPr>
-        <w:pStyle w:val="NormalWeb"/>
-        <w:spacing w:before="0" w:beforeAutospacing="0" w:after="80" w:afterAutospacing="0" w:line="276" w:lineRule="auto"/>
-        <w:jc w:val="both"/>
-        <w:rPr>
-          <w:rFonts w:ascii="Corbel" w:hAnsi="Corbel"/>
-        </w:rPr>
-      </w:pPr>
-      <w:r>
-        <w:rPr>
-          <w:rFonts w:ascii="Corbel" w:hAnsi="Corbel"/>
-        </w:rPr>
-        <w:t>5</w:t>
-      </w:r>
-      <w:r>
-        <w:rPr>
-          <w:rFonts w:ascii="Corbel" w:hAnsi="Corbel"/>
-          <w:sz w:val="28"/>
-          <w:szCs w:val="28"/>
-        </w:rPr>
-        <w:t>.</w:t>
-      </w:r>
-      <w:r>
-        <w:rPr>
-          <w:rFonts w:ascii="Corbel" w:hAnsi="Corbel"/>
-          <w:b/>
-          <w:bCs/>
-        </w:rPr>
-        <w:t xml:space="preserve"> </w:t>
-      </w:r>
-      <w:r>
-        <w:rPr>
-          <w:rFonts w:ascii="Corbel" w:hAnsi="Corbel"/>
-          <w:b/>
-          <w:bCs/>
-        </w:rPr>
-        <w:t>Área de Interés:</w:t>
-      </w:r>
-      <w:r>
-        <w:rPr>
-          <w:rFonts w:ascii="Corbel" w:hAnsi="Corbel"/>
-        </w:rPr>
-        <w:t xml:space="preserve"> Seleccione su campo principal de estudio o enseñanza (Ej. Programación, Matemáticas, Idiomas).</w:t>
-      </w:r>
-    </w:p>
-    <w:p>
-      <w:pPr>
-        <w:pStyle w:val="NormalWeb"/>
-        <w:spacing w:before="0" w:beforeAutospacing="0" w:after="80" w:afterAutospacing="0" w:line="276" w:lineRule="auto"/>
-        <w:jc w:val="both"/>
-        <w:rPr>
-          <w:rFonts w:ascii="Corbel" w:hAnsi="Corbel"/>
-        </w:rPr>
-      </w:pPr>
-      <w:r>
-        <w:rPr>
-          <w:rFonts w:ascii="Corbel" w:hAnsi="Corbel"/>
-        </w:rPr>
-        <w:t>6</w:t>
-      </w:r>
-      <w:r>
-        <w:rPr>
-          <w:rFonts w:ascii="Corbel" w:hAnsi="Corbel"/>
-          <w:sz w:val="28"/>
-          <w:szCs w:val="28"/>
-        </w:rPr>
-        <w:t>.</w:t>
-      </w:r>
-      <w:r>
-        <w:rPr>
-          <w:rFonts w:ascii="Corbel" w:hAnsi="Corbel"/>
-          <w:b/>
-          <w:bCs/>
-        </w:rPr>
-        <w:t xml:space="preserve"> </w:t>
-      </w:r>
-      <w:r>
-        <w:rPr>
-          <w:rFonts w:ascii="Corbel" w:hAnsi="Corbel"/>
-          <w:b/>
-          <w:bCs/>
-        </w:rPr>
-        <w:t>Términos y Condiciones:</w:t>
-      </w:r>
-      <w:r>
-        <w:rPr>
-          <w:rFonts w:ascii="Corbel" w:hAnsi="Corbel"/>
-        </w:rPr>
-        <w:t xml:space="preserve"> Es obligatorio aceptar la política de privacidad e ISIMatch para proceder.</w:t>
-      </w:r>
     </w:p>
     <w:p>
       <w:pPr>
@@ -2714,27 +2480,216 @@
       </w:pPr>
       <w:r>
         <w:rPr>
-          <w:rFonts w:ascii="Corbel" w:eastAsia="Times New Roman" w:hAnsi="Corbel" w:cs="Times New Roman"/>
+          <w:rFonts w:ascii="Corbel" w:hAnsi="Corbel"/>
+        </w:rPr>
+        <w:br w:type="page"/>
+      </w:r>
+    </w:p>
+    <w:p>
+      <w:pPr>
+        <w:pStyle w:val="Ttulo1"/>
+        <w:spacing w:line="276" w:lineRule="auto"/>
+        <w:jc w:val="center"/>
+        <w:rPr>
+          <w:rFonts w:ascii="Candara" w:hAnsi="Candara"/>
+          <w:b/>
+          <w:bCs/>
+          <w:color w:val="3BB3BD"/>
+          <w:sz w:val="40"/>
+          <w:szCs w:val="40"/>
+        </w:rPr>
+      </w:pPr>
+      <w:bookmarkStart w:id="2" w:name="_Toc229432250"/>
+      <w:r>
+        <w:rPr>
+          <w:rFonts w:ascii="Candara" w:hAnsi="Candara"/>
+          <w:b/>
+          <w:bCs/>
+          <w:color w:val="3BB3BD"/>
+          <w:sz w:val="44"/>
+          <w:szCs w:val="44"/>
+        </w:rPr>
+        <w:lastRenderedPageBreak/>
+        <w:t xml:space="preserve">2. </w:t>
+      </w:r>
+      <w:r>
+        <w:rPr>
+          <w:rFonts w:ascii="Candara" w:hAnsi="Candara"/>
+          <w:b/>
+          <w:bCs/>
+          <w:color w:val="3BB3BD"/>
+          <w:sz w:val="40"/>
+          <w:szCs w:val="40"/>
+        </w:rPr>
+        <w:t>ACCESO AL SISTEMA Y REGISTRO</w:t>
+      </w:r>
+      <w:bookmarkEnd w:id="2"/>
+    </w:p>
+    <w:p>
+      <w:pPr>
+        <w:pStyle w:val="NormalWeb"/>
+        <w:spacing w:line="276" w:lineRule="auto"/>
+        <w:jc w:val="both"/>
+        <w:rPr>
+          <w:rFonts w:ascii="Corbel" w:hAnsi="Corbel"/>
+        </w:rPr>
+      </w:pPr>
+      <w:r>
+        <w:rPr>
+          <w:rFonts w:ascii="Corbel" w:hAnsi="Corbel"/>
+        </w:rPr>
+        <w:t xml:space="preserve">El primer paso para formar parte de </w:t>
+      </w:r>
+      <w:proofErr w:type="spellStart"/>
+      <w:r>
+        <w:rPr>
+          <w:rFonts w:ascii="Corbel" w:hAnsi="Corbel"/>
+        </w:rPr>
+        <w:t>ISIMatch</w:t>
+      </w:r>
+      <w:proofErr w:type="spellEnd"/>
+      <w:r>
+        <w:rPr>
+          <w:rFonts w:ascii="Corbel" w:hAnsi="Corbel"/>
+        </w:rPr>
+        <w:t xml:space="preserve"> es la creación de una identidad digital dentro de nuestra base de datos.</w:t>
+      </w:r>
+    </w:p>
+    <w:p>
+      <w:pPr>
+        <w:pStyle w:val="NormalWeb"/>
+        <w:spacing w:before="0" w:beforeAutospacing="0" w:after="0" w:afterAutospacing="0" w:line="276" w:lineRule="auto"/>
+        <w:jc w:val="both"/>
+        <w:rPr>
+          <w:rFonts w:ascii="Corbel" w:hAnsi="Corbel"/>
+        </w:rPr>
+      </w:pPr>
+    </w:p>
+    <w:p>
+      <w:pPr>
+        <w:pStyle w:val="Ttulo2"/>
+        <w:jc w:val="center"/>
+        <w:rPr>
+          <w:rFonts w:ascii="Candara" w:hAnsi="Candara"/>
+          <w:i/>
+          <w:iCs/>
+          <w:color w:val="3BB3BD"/>
+          <w:sz w:val="32"/>
+          <w:szCs w:val="32"/>
+        </w:rPr>
+      </w:pPr>
+      <w:bookmarkStart w:id="3" w:name="_Toc229432251"/>
+      <w:r>
+        <w:rPr>
           <w:noProof/>
-          <w:sz w:val="24"/>
-          <w:szCs w:val="24"/>
-          <w:lang w:eastAsia="es-ES"/>
+          <w:color w:val="3BB3BD"/>
+        </w:rPr>
+        <w:drawing>
+          <wp:anchor distT="0" distB="0" distL="114300" distR="114300" simplePos="0" relativeHeight="251674624" behindDoc="1" locked="0" layoutInCell="1" allowOverlap="1" wp14:anchorId="6631467D" wp14:editId="40DB62DF">
+            <wp:simplePos x="0" y="0"/>
+            <wp:positionH relativeFrom="column">
+              <wp:posOffset>-205740</wp:posOffset>
+            </wp:positionH>
+            <wp:positionV relativeFrom="paragraph">
+              <wp:posOffset>330835</wp:posOffset>
+            </wp:positionV>
+            <wp:extent cx="304800" cy="304800"/>
+            <wp:effectExtent l="0" t="0" r="0" b="0"/>
+            <wp:wrapNone/>
+            <wp:docPr id="11" name="Imagen 11"/>
+            <wp:cNvGraphicFramePr>
+              <a:graphicFrameLocks xmlns:a="http://schemas.openxmlformats.org/drawingml/2006/main" noChangeAspect="1"/>
+            </wp:cNvGraphicFramePr>
+            <a:graphic xmlns:a="http://schemas.openxmlformats.org/drawingml/2006/main">
+              <a:graphicData uri="http://schemas.openxmlformats.org/drawingml/2006/picture">
+                <pic:pic xmlns:pic="http://schemas.openxmlformats.org/drawingml/2006/picture">
+                  <pic:nvPicPr>
+                    <pic:cNvPr id="0" name="Picture 1"/>
+                    <pic:cNvPicPr>
+                      <a:picLocks noChangeAspect="1" noChangeArrowheads="1"/>
+                    </pic:cNvPicPr>
+                  </pic:nvPicPr>
+                  <pic:blipFill>
+                    <a:blip r:embed="rId9" cstate="print">
+                      <a:extLst>
+                        <a:ext uri="{28A0092B-C50C-407E-A947-70E740481C1C}">
+                          <a14:useLocalDpi xmlns:a14="http://schemas.microsoft.com/office/drawing/2010/main" val="0"/>
+                        </a:ext>
+                      </a:extLst>
+                    </a:blip>
+                    <a:srcRect/>
+                    <a:stretch>
+                      <a:fillRect/>
+                    </a:stretch>
+                  </pic:blipFill>
+                  <pic:spPr bwMode="auto">
+                    <a:xfrm>
+                      <a:off x="0" y="0"/>
+                      <a:ext cx="304800" cy="304800"/>
+                    </a:xfrm>
+                    <a:prstGeom prst="rect">
+                      <a:avLst/>
+                    </a:prstGeom>
+                    <a:noFill/>
+                    <a:ln>
+                      <a:noFill/>
+                    </a:ln>
+                  </pic:spPr>
+                </pic:pic>
+              </a:graphicData>
+            </a:graphic>
+            <wp14:sizeRelH relativeFrom="margin">
+              <wp14:pctWidth>0</wp14:pctWidth>
+            </wp14:sizeRelH>
+            <wp14:sizeRelV relativeFrom="margin">
+              <wp14:pctHeight>0</wp14:pctHeight>
+            </wp14:sizeRelV>
+          </wp:anchor>
+        </w:drawing>
+      </w:r>
+      <w:r>
+        <w:rPr>
+          <w:rFonts w:ascii="Candara" w:hAnsi="Candara"/>
+          <w:i/>
+          <w:iCs/>
+          <w:color w:val="3BB3BD"/>
+          <w:sz w:val="32"/>
+          <w:szCs w:val="32"/>
+        </w:rPr>
+        <w:t>2.1 Creación de cuenta (Registro)</w:t>
+      </w:r>
+      <w:bookmarkEnd w:id="3"/>
+    </w:p>
+    <w:p>
+      <w:pPr>
+        <w:pStyle w:val="NormalWeb"/>
+        <w:spacing w:line="276" w:lineRule="auto"/>
+        <w:ind w:left="284" w:right="141"/>
+        <w:jc w:val="both"/>
+        <w:rPr>
+          <w:rFonts w:ascii="Corbel" w:hAnsi="Corbel"/>
+        </w:rPr>
+      </w:pPr>
+      <w:r>
+        <w:rPr>
+          <w:rFonts w:ascii="Corbel" w:hAnsi="Corbel"/>
+          <w:noProof/>
         </w:rPr>
         <mc:AlternateContent>
           <mc:Choice Requires="wps">
             <w:drawing>
-              <wp:anchor distT="0" distB="0" distL="114300" distR="114300" simplePos="0" relativeHeight="251662336" behindDoc="0" locked="0" layoutInCell="1" allowOverlap="1" wp14:anchorId="0102325D" wp14:editId="0F031617">
+              <wp:anchor distT="0" distB="0" distL="114300" distR="114300" simplePos="0" relativeHeight="251672576" behindDoc="1" locked="0" layoutInCell="1" allowOverlap="1" wp14:anchorId="695E0AAE" wp14:editId="4D4473C5">
                 <wp:simplePos x="0" y="0"/>
                 <wp:positionH relativeFrom="margin">
-                  <wp:align>left</wp:align>
+                  <wp:posOffset>-85090</wp:posOffset>
                 </wp:positionH>
                 <wp:positionV relativeFrom="paragraph">
-                  <wp:posOffset>12700</wp:posOffset>
+                  <wp:posOffset>158750</wp:posOffset>
                 </wp:positionV>
-                <wp:extent cx="5715000" cy="3223260"/>
-                <wp:effectExtent l="0" t="0" r="19050" b="15240"/>
+                <wp:extent cx="5867400" cy="693420"/>
+                <wp:effectExtent l="0" t="0" r="19050" b="11430"/>
                 <wp:wrapNone/>
-                <wp:docPr id="1" name="Rectángulo 1"/>
+                <wp:docPr id="10" name="Rectángulo 10"/>
                 <wp:cNvGraphicFramePr/>
                 <a:graphic xmlns:a="http://schemas.openxmlformats.org/drawingml/2006/main">
                   <a:graphicData uri="http://schemas.microsoft.com/office/word/2010/wordprocessingShape">
@@ -2743,15 +2698,20 @@
                       <wps:spPr>
                         <a:xfrm>
                           <a:off x="0" y="0"/>
-                          <a:ext cx="5715000" cy="3223260"/>
+                          <a:ext cx="5867400" cy="693420"/>
                         </a:xfrm>
                         <a:prstGeom prst="rect">
                           <a:avLst/>
                         </a:prstGeom>
-                        <a:noFill/>
-                        <a:ln w="19050">
+                        <a:solidFill>
+                          <a:schemeClr val="accent1">
+                            <a:lumMod val="20000"/>
+                            <a:lumOff val="80000"/>
+                          </a:schemeClr>
+                        </a:solidFill>
+                        <a:ln>
                           <a:solidFill>
-                            <a:schemeClr val="tx1"/>
+                            <a:schemeClr val="accent1"/>
                           </a:solidFill>
                         </a:ln>
                       </wps:spPr>
@@ -2791,7 +2751,7 @@
           </mc:Choice>
           <mc:Fallback>
             <w:pict>
-              <v:rect w14:anchorId="544A33F4" id="Rectángulo 1" o:spid="_x0000_s1026" style="position:absolute;margin-left:0;margin-top:1pt;width:450pt;height:253.8pt;z-index:251662336;visibility:visible;mso-wrap-style:square;mso-width-percent:0;mso-height-percent:0;mso-wrap-distance-left:9pt;mso-wrap-distance-top:0;mso-wrap-distance-right:9pt;mso-wrap-distance-bottom:0;mso-position-horizontal:left;mso-position-horizontal-relative:margin;mso-position-vertical:absolute;mso-position-vertical-relative:text;mso-width-percent:0;mso-height-percent:0;mso-width-relative:margin;mso-height-relative:margin;v-text-anchor:middle" o:gfxdata="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" filled="f" strokecolor="black [3213]" strokeweight="1.5pt">
+              <v:rect w14:anchorId="7E9A4797" id="Rectángulo 10" o:spid="_x0000_s1026" style="position:absolute;margin-left:-6.7pt;margin-top:12.5pt;width:462pt;height:54.6pt;z-index:-251643904;visibility:visible;mso-wrap-style:square;mso-width-percent:0;mso-height-percent:0;mso-wrap-distance-left:9pt;mso-wrap-distance-top:0;mso-wrap-distance-right:9pt;mso-wrap-distance-bottom:0;mso-position-horizontal:absolute;mso-position-horizontal-relative:margin;mso-position-vertical:absolute;mso-position-vertical-relative:text;mso-width-percent:0;mso-height-percent:0;mso-width-relative:margin;mso-height-relative:margin;v-text-anchor:middle" o:gfxdata="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" fillcolor="#d9e2f3 [660]" strokecolor="#4472c4 [3204]" strokeweight="1pt">
                 <w10:wrap anchorx="margin"/>
               </v:rect>
             </w:pict>
@@ -2800,121 +2760,521 @@
       </w:r>
       <w:r>
         <w:rPr>
+          <w:rFonts w:ascii="Corbel" w:hAnsi="Corbel"/>
+        </w:rPr>
+        <w:t xml:space="preserve">Para registrarse, el usuario debe navegar a la sección de </w:t>
+      </w:r>
+      <w:r>
+        <w:rPr>
+          <w:rFonts w:ascii="Corbel" w:hAnsi="Corbel"/>
+          <w:b/>
+          <w:bCs/>
+        </w:rPr>
+        <w:t>Registro</w:t>
+      </w:r>
+      <w:r>
+        <w:rPr>
+          <w:rFonts w:ascii="Corbel" w:hAnsi="Corbel"/>
+        </w:rPr>
+        <w:t xml:space="preserve"> desde la página principal. El sistema presenta un formulario de alta validado en tiempo real para garantizar la integridad de los datos.</w:t>
+      </w:r>
+    </w:p>
+    <w:p>
+      <w:pPr>
+        <w:pStyle w:val="NormalWeb"/>
+        <w:spacing w:before="0" w:beforeAutospacing="0" w:after="0" w:afterAutospacing="0" w:line="276" w:lineRule="auto"/>
+        <w:jc w:val="both"/>
+        <w:rPr>
+          <w:rFonts w:ascii="Corbel" w:hAnsi="Corbel"/>
+          <w:b/>
+          <w:bCs/>
+        </w:rPr>
+      </w:pPr>
+      <w:r>
+        <w:rPr>
+          <w:rFonts w:ascii="Corbel" w:hAnsi="Corbel"/>
+          <w:b/>
+          <w:bCs/>
+        </w:rPr>
+        <w:t>Pasos para el registro:</w:t>
+      </w:r>
+    </w:p>
+    <w:p>
+      <w:pPr>
+        <w:pStyle w:val="NormalWeb"/>
+        <w:spacing w:before="0" w:beforeAutospacing="0" w:after="80" w:afterAutospacing="0" w:line="276" w:lineRule="auto"/>
+        <w:jc w:val="both"/>
+        <w:rPr>
+          <w:rFonts w:ascii="Corbel" w:hAnsi="Corbel"/>
+        </w:rPr>
+      </w:pPr>
+      <w:r>
+        <w:rPr>
+          <w:rFonts w:ascii="Corbel" w:hAnsi="Corbel"/>
+          <w:sz w:val="28"/>
+          <w:szCs w:val="28"/>
+        </w:rPr>
+        <w:t>1.</w:t>
+      </w:r>
+      <w:r>
+        <w:rPr>
+          <w:rFonts w:ascii="Corbel" w:hAnsi="Corbel"/>
+          <w:b/>
+          <w:bCs/>
+        </w:rPr>
+        <w:t xml:space="preserve"> </w:t>
+      </w:r>
+      <w:r>
+        <w:rPr>
+          <w:rFonts w:ascii="Corbel" w:hAnsi="Corbel"/>
+          <w:b/>
+          <w:bCs/>
+        </w:rPr>
+        <w:t>Datos Personales:</w:t>
+      </w:r>
+      <w:r>
+        <w:rPr>
+          <w:rFonts w:ascii="Corbel" w:hAnsi="Corbel"/>
+        </w:rPr>
+        <w:t xml:space="preserve"> Introduzca su nombre completo y apellidos.</w:t>
+      </w:r>
+    </w:p>
+    <w:p>
+      <w:pPr>
+        <w:pStyle w:val="NormalWeb"/>
+        <w:spacing w:before="0" w:beforeAutospacing="0" w:after="80" w:afterAutospacing="0" w:line="276" w:lineRule="auto"/>
+        <w:jc w:val="both"/>
+        <w:rPr>
+          <w:rFonts w:ascii="Corbel" w:hAnsi="Corbel"/>
+        </w:rPr>
+      </w:pPr>
+      <w:r>
+        <w:rPr>
+          <w:rFonts w:ascii="Corbel" w:hAnsi="Corbel"/>
+          <w:sz w:val="28"/>
+          <w:szCs w:val="28"/>
+        </w:rPr>
+        <w:t>2</w:t>
+      </w:r>
+      <w:r>
+        <w:rPr>
+          <w:rFonts w:ascii="Corbel" w:hAnsi="Corbel"/>
+          <w:sz w:val="28"/>
+          <w:szCs w:val="28"/>
+        </w:rPr>
+        <w:t>.</w:t>
+      </w:r>
+      <w:r>
+        <w:rPr>
+          <w:rFonts w:ascii="Corbel" w:hAnsi="Corbel"/>
+          <w:b/>
+          <w:bCs/>
+        </w:rPr>
+        <w:t xml:space="preserve"> </w:t>
+      </w:r>
+      <w:r>
+        <w:rPr>
+          <w:rFonts w:ascii="Corbel" w:hAnsi="Corbel"/>
+          <w:b/>
+          <w:bCs/>
+        </w:rPr>
+        <w:t>Credenciales:</w:t>
+      </w:r>
+      <w:r>
+        <w:rPr>
+          <w:rFonts w:ascii="Corbel" w:hAnsi="Corbel"/>
+        </w:rPr>
+        <w:t xml:space="preserve"> Proporcione un correo electrónico válido y una contraseña segura (mínimo </w:t>
+      </w:r>
+      <w:r>
+        <w:rPr>
+          <w:rFonts w:ascii="Corbel" w:hAnsi="Corbel"/>
+          <w:sz w:val="22"/>
+          <w:szCs w:val="22"/>
+        </w:rPr>
+        <w:t>6</w:t>
+      </w:r>
+      <w:r>
+        <w:rPr>
+          <w:rFonts w:ascii="Corbel" w:hAnsi="Corbel"/>
+        </w:rPr>
+        <w:t xml:space="preserve"> caracteres).</w:t>
+      </w:r>
+    </w:p>
+    <w:p>
+      <w:pPr>
+        <w:pStyle w:val="NormalWeb"/>
+        <w:spacing w:before="0" w:beforeAutospacing="0" w:after="80" w:afterAutospacing="0" w:line="276" w:lineRule="auto"/>
+        <w:jc w:val="both"/>
+        <w:rPr>
+          <w:rFonts w:ascii="Corbel" w:hAnsi="Corbel"/>
+        </w:rPr>
+      </w:pPr>
+      <w:r>
+        <w:rPr>
+          <w:rFonts w:ascii="Corbel" w:hAnsi="Corbel"/>
+        </w:rPr>
+        <w:t>3</w:t>
+      </w:r>
+      <w:r>
+        <w:rPr>
+          <w:rFonts w:ascii="Corbel" w:hAnsi="Corbel"/>
+          <w:sz w:val="28"/>
+          <w:szCs w:val="28"/>
+        </w:rPr>
+        <w:t>.</w:t>
+      </w:r>
+      <w:r>
+        <w:rPr>
+          <w:rFonts w:ascii="Corbel" w:hAnsi="Corbel"/>
+          <w:b/>
+          <w:bCs/>
+        </w:rPr>
+        <w:t xml:space="preserve"> </w:t>
+      </w:r>
+      <w:r>
+        <w:rPr>
+          <w:rFonts w:ascii="Corbel" w:hAnsi="Corbel"/>
+          <w:b/>
+          <w:bCs/>
+        </w:rPr>
+        <w:t>Año de Nacimiento:</w:t>
+      </w:r>
+      <w:r>
+        <w:rPr>
+          <w:rFonts w:ascii="Corbel" w:hAnsi="Corbel"/>
+        </w:rPr>
+        <w:t xml:space="preserve"> Requisito para verificar el perfil de edad del usuario.</w:t>
+      </w:r>
+    </w:p>
+    <w:p>
+      <w:pPr>
+        <w:pStyle w:val="NormalWeb"/>
+        <w:spacing w:before="0" w:beforeAutospacing="0" w:after="0" w:afterAutospacing="0" w:line="276" w:lineRule="auto"/>
+        <w:jc w:val="both"/>
+        <w:rPr>
+          <w:rFonts w:ascii="Corbel" w:hAnsi="Corbel"/>
+        </w:rPr>
+      </w:pPr>
+      <w:r>
+        <w:rPr>
+          <w:rFonts w:ascii="Corbel" w:hAnsi="Corbel"/>
+        </w:rPr>
+        <w:t>4</w:t>
+      </w:r>
+      <w:r>
+        <w:rPr>
+          <w:rFonts w:ascii="Corbel" w:hAnsi="Corbel"/>
+          <w:sz w:val="28"/>
+          <w:szCs w:val="28"/>
+        </w:rPr>
+        <w:t>.</w:t>
+      </w:r>
+      <w:r>
+        <w:rPr>
+          <w:rFonts w:ascii="Corbel" w:hAnsi="Corbel"/>
+          <w:b/>
+          <w:bCs/>
+        </w:rPr>
+        <w:t xml:space="preserve"> </w:t>
+      </w:r>
+      <w:r>
+        <w:rPr>
+          <w:rFonts w:ascii="Corbel" w:hAnsi="Corbel"/>
+          <w:b/>
+          <w:bCs/>
+        </w:rPr>
+        <w:t>Selección de Rol:</w:t>
+      </w:r>
+      <w:r>
+        <w:rPr>
+          <w:rFonts w:ascii="Corbel" w:hAnsi="Corbel"/>
+        </w:rPr>
+        <w:t xml:space="preserve"> Este es el paso más importante. Debe elegir entre:</w:t>
+      </w:r>
+    </w:p>
+    <w:p>
+      <w:pPr>
+        <w:pStyle w:val="NormalWeb"/>
+        <w:spacing w:before="0" w:beforeAutospacing="0" w:after="0" w:afterAutospacing="0" w:line="276" w:lineRule="auto"/>
+        <w:ind w:firstLine="708"/>
+        <w:jc w:val="both"/>
+        <w:rPr>
+          <w:rFonts w:ascii="Corbel" w:hAnsi="Corbel"/>
+        </w:rPr>
+      </w:pPr>
+      <w:r>
+        <w:rPr>
+          <w:rFonts w:ascii="Corbel" w:hAnsi="Corbel"/>
+          <w:b/>
+          <w:bCs/>
+        </w:rPr>
+        <w:t xml:space="preserve">- </w:t>
+      </w:r>
+      <w:r>
+        <w:rPr>
+          <w:rFonts w:ascii="Corbel" w:hAnsi="Corbel"/>
+          <w:b/>
+          <w:bCs/>
+        </w:rPr>
+        <w:t>Alumno:</w:t>
+      </w:r>
+      <w:r>
+        <w:rPr>
+          <w:rFonts w:ascii="Corbel" w:hAnsi="Corbel"/>
+        </w:rPr>
+        <w:t xml:space="preserve"> Si desea buscar profesores y recibir formación.</w:t>
+      </w:r>
+    </w:p>
+    <w:p>
+      <w:pPr>
+        <w:pStyle w:val="NormalWeb"/>
+        <w:spacing w:before="0" w:beforeAutospacing="0" w:after="80" w:afterAutospacing="0" w:line="276" w:lineRule="auto"/>
+        <w:ind w:firstLine="708"/>
+        <w:jc w:val="both"/>
+        <w:rPr>
+          <w:rFonts w:ascii="Corbel" w:hAnsi="Corbel"/>
+        </w:rPr>
+      </w:pPr>
+      <w:r>
+        <w:rPr>
+          <w:rFonts w:ascii="Corbel" w:hAnsi="Corbel"/>
+          <w:b/>
+          <w:bCs/>
+        </w:rPr>
+        <w:t xml:space="preserve">- </w:t>
+      </w:r>
+      <w:r>
+        <w:rPr>
+          <w:rFonts w:ascii="Corbel" w:hAnsi="Corbel"/>
+          <w:b/>
+          <w:bCs/>
+        </w:rPr>
+        <w:t>Profesor:</w:t>
+      </w:r>
+      <w:r>
+        <w:rPr>
+          <w:rFonts w:ascii="Corbel" w:hAnsi="Corbel"/>
+        </w:rPr>
+        <w:t xml:space="preserve"> </w:t>
+      </w:r>
+      <w:r>
+        <w:rPr>
+          <w:rFonts w:ascii="Corbel" w:hAnsi="Corbel"/>
+        </w:rPr>
+        <w:t>Si desea ofrecer sus servicios y gestionar su propio calendario.</w:t>
+      </w:r>
+    </w:p>
+    <w:p>
+      <w:pPr>
+        <w:pStyle w:val="NormalWeb"/>
+        <w:spacing w:before="0" w:beforeAutospacing="0" w:after="80" w:afterAutospacing="0" w:line="276" w:lineRule="auto"/>
+        <w:jc w:val="both"/>
+        <w:rPr>
+          <w:rFonts w:ascii="Corbel" w:hAnsi="Corbel"/>
+        </w:rPr>
+      </w:pPr>
+      <w:r>
+        <w:rPr>
+          <w:rFonts w:ascii="Corbel" w:hAnsi="Corbel"/>
+        </w:rPr>
+        <w:t>5</w:t>
+      </w:r>
+      <w:r>
+        <w:rPr>
+          <w:rFonts w:ascii="Corbel" w:hAnsi="Corbel"/>
+          <w:sz w:val="28"/>
+          <w:szCs w:val="28"/>
+        </w:rPr>
+        <w:t>.</w:t>
+      </w:r>
+      <w:r>
+        <w:rPr>
+          <w:rFonts w:ascii="Corbel" w:hAnsi="Corbel"/>
+          <w:b/>
+          <w:bCs/>
+        </w:rPr>
+        <w:t xml:space="preserve"> </w:t>
+      </w:r>
+      <w:r>
+        <w:rPr>
+          <w:rFonts w:ascii="Corbel" w:hAnsi="Corbel"/>
+          <w:b/>
+          <w:bCs/>
+        </w:rPr>
+        <w:t>Área de Interés:</w:t>
+      </w:r>
+      <w:r>
+        <w:rPr>
+          <w:rFonts w:ascii="Corbel" w:hAnsi="Corbel"/>
+        </w:rPr>
+        <w:t xml:space="preserve"> Seleccione su campo principal de estudio o enseñanza (Ej. Programación, Matemáticas, Idiomas).</w:t>
+      </w:r>
+    </w:p>
+    <w:p>
+      <w:pPr>
+        <w:pStyle w:val="NormalWeb"/>
+        <w:spacing w:before="0" w:beforeAutospacing="0" w:after="80" w:afterAutospacing="0" w:line="276" w:lineRule="auto"/>
+        <w:jc w:val="both"/>
+        <w:rPr>
+          <w:rFonts w:ascii="Corbel" w:hAnsi="Corbel"/>
+        </w:rPr>
+      </w:pPr>
+      <w:r>
+        <w:rPr>
+          <w:rFonts w:ascii="Corbel" w:hAnsi="Corbel"/>
+        </w:rPr>
+        <w:t>6</w:t>
+      </w:r>
+      <w:r>
+        <w:rPr>
+          <w:rFonts w:ascii="Corbel" w:hAnsi="Corbel"/>
+          <w:sz w:val="28"/>
+          <w:szCs w:val="28"/>
+        </w:rPr>
+        <w:t>.</w:t>
+      </w:r>
+      <w:r>
+        <w:rPr>
+          <w:rFonts w:ascii="Corbel" w:hAnsi="Corbel"/>
+          <w:b/>
+          <w:bCs/>
+        </w:rPr>
+        <w:t xml:space="preserve"> </w:t>
+      </w:r>
+      <w:r>
+        <w:rPr>
+          <w:rFonts w:ascii="Corbel" w:hAnsi="Corbel"/>
+          <w:b/>
+          <w:bCs/>
+        </w:rPr>
+        <w:t>Términos y Condiciones:</w:t>
+      </w:r>
+      <w:r>
+        <w:rPr>
+          <w:rFonts w:ascii="Corbel" w:hAnsi="Corbel"/>
+        </w:rPr>
+        <w:t xml:space="preserve"> Es obligatorio aceptar la política de privacidad e </w:t>
+      </w:r>
+      <w:proofErr w:type="spellStart"/>
+      <w:r>
+        <w:rPr>
+          <w:rFonts w:ascii="Corbel" w:hAnsi="Corbel"/>
+        </w:rPr>
+        <w:t>ISIMatch</w:t>
+      </w:r>
+      <w:proofErr w:type="spellEnd"/>
+      <w:r>
+        <w:rPr>
+          <w:rFonts w:ascii="Corbel" w:hAnsi="Corbel"/>
+        </w:rPr>
+        <w:t xml:space="preserve"> para proceder.</w:t>
+      </w:r>
+    </w:p>
+    <w:p>
+      <w:pPr>
+        <w:spacing w:line="276" w:lineRule="auto"/>
+        <w:rPr>
           <w:rFonts w:ascii="Corbel" w:eastAsia="Times New Roman" w:hAnsi="Corbel" w:cs="Times New Roman"/>
           <w:sz w:val="24"/>
           <w:szCs w:val="24"/>
           <w:lang w:eastAsia="es-ES"/>
         </w:rPr>
-        <w:t>[PANTALLAZO DEL REGISTRO]</w:t>
-      </w:r>
-    </w:p>
-    <w:p>
-      <w:pPr>
-        <w:spacing w:line="276" w:lineRule="auto"/>
+      </w:pPr>
+      <w:r>
+        <w:rPr>
+          <w:rFonts w:ascii="Corbel" w:hAnsi="Corbel"/>
+          <w:noProof/>
+        </w:rPr>
+        <w:drawing>
+          <wp:anchor distT="0" distB="0" distL="114300" distR="114300" simplePos="0" relativeHeight="251675648" behindDoc="1" locked="0" layoutInCell="1" allowOverlap="1" wp14:anchorId="45606B0B" wp14:editId="2E75C16B">
+            <wp:simplePos x="0" y="0"/>
+            <wp:positionH relativeFrom="margin">
+              <wp:align>left</wp:align>
+            </wp:positionH>
+            <wp:positionV relativeFrom="paragraph">
+              <wp:posOffset>23006</wp:posOffset>
+            </wp:positionV>
+            <wp:extent cx="5715000" cy="3204210"/>
+            <wp:effectExtent l="0" t="0" r="0" b="0"/>
+            <wp:wrapNone/>
+            <wp:docPr id="13" name="Imagen 13"/>
+            <wp:cNvGraphicFramePr>
+              <a:graphicFrameLocks xmlns:a="http://schemas.openxmlformats.org/drawingml/2006/main" noChangeAspect="1"/>
+            </wp:cNvGraphicFramePr>
+            <a:graphic xmlns:a="http://schemas.openxmlformats.org/drawingml/2006/main">
+              <a:graphicData uri="http://schemas.openxmlformats.org/drawingml/2006/picture">
+                <pic:pic xmlns:pic="http://schemas.openxmlformats.org/drawingml/2006/picture">
+                  <pic:nvPicPr>
+                    <pic:cNvPr id="0" name="Picture 1"/>
+                    <pic:cNvPicPr>
+                      <a:picLocks noChangeAspect="1" noChangeArrowheads="1"/>
+                    </pic:cNvPicPr>
+                  </pic:nvPicPr>
+                  <pic:blipFill rotWithShape="1">
+                    <a:blip r:embed="rId10">
+                      <a:extLst>
+                        <a:ext uri="{28A0092B-C50C-407E-A947-70E740481C1C}">
+                          <a14:useLocalDpi xmlns:a14="http://schemas.microsoft.com/office/drawing/2010/main" val="0"/>
+                        </a:ext>
+                      </a:extLst>
+                    </a:blip>
+                    <a:srcRect l="11499" t="10818" r="13091"/>
+                    <a:stretch/>
+                  </pic:blipFill>
+                  <pic:spPr bwMode="auto">
+                    <a:xfrm>
+                      <a:off x="0" y="0"/>
+                      <a:ext cx="5715000" cy="3204210"/>
+                    </a:xfrm>
+                    <a:prstGeom prst="rect">
+                      <a:avLst/>
+                    </a:prstGeom>
+                    <a:noFill/>
+                    <a:ln>
+                      <a:noFill/>
+                    </a:ln>
+                    <a:extLst>
+                      <a:ext uri="{53640926-AAD7-44D8-BBD7-CCE9431645EC}">
+                        <a14:shadowObscured xmlns:a14="http://schemas.microsoft.com/office/drawing/2010/main"/>
+                      </a:ext>
+                    </a:extLst>
+                  </pic:spPr>
+                </pic:pic>
+              </a:graphicData>
+            </a:graphic>
+            <wp14:sizeRelH relativeFrom="margin">
+              <wp14:pctWidth>0</wp14:pctWidth>
+            </wp14:sizeRelH>
+            <wp14:sizeRelV relativeFrom="margin">
+              <wp14:pctHeight>0</wp14:pctHeight>
+            </wp14:sizeRelV>
+          </wp:anchor>
+        </w:drawing>
+      </w:r>
+      <w:r>
         <w:rPr>
           <w:rFonts w:ascii="Corbel" w:eastAsia="Times New Roman" w:hAnsi="Corbel" w:cs="Times New Roman"/>
+          <w:noProof/>
           <w:sz w:val="24"/>
           <w:szCs w:val="24"/>
           <w:lang w:eastAsia="es-ES"/>
         </w:rPr>
-      </w:pPr>
-      <w:r>
-        <w:rPr>
-          <w:rFonts w:ascii="Corbel" w:eastAsia="Times New Roman" w:hAnsi="Corbel" w:cs="Times New Roman"/>
-          <w:sz w:val="24"/>
-          <w:szCs w:val="24"/>
-          <w:lang w:eastAsia="es-ES"/>
-        </w:rPr>
-        <w:br w:type="page"/>
-      </w:r>
-    </w:p>
-    <w:p>
-      <w:pPr>
-        <w:pStyle w:val="Ttulo2"/>
-        <w:jc w:val="center"/>
-        <w:rPr>
-          <w:rFonts w:ascii="Candara" w:hAnsi="Candara"/>
-          <w:i/>
-          <w:iCs/>
-          <w:color w:val="3B3838" w:themeColor="background2" w:themeShade="40"/>
-          <w:sz w:val="32"/>
-          <w:szCs w:val="32"/>
-        </w:rPr>
-      </w:pPr>
-      <w:bookmarkStart w:id="4" w:name="_Toc227841316"/>
-      <w:r>
-        <w:rPr>
-          <w:rFonts w:ascii="Candara" w:hAnsi="Candara"/>
-          <w:i/>
-          <w:iCs/>
-          <w:color w:val="3B3838" w:themeColor="background2" w:themeShade="40"/>
-          <w:sz w:val="32"/>
-          <w:szCs w:val="32"/>
-        </w:rPr>
-        <w:lastRenderedPageBreak/>
-        <w:t>2.2 Inicio de sesión (Login)</w:t>
-      </w:r>
-      <w:bookmarkEnd w:id="4"/>
-    </w:p>
-    <w:p>
-      <w:pPr>
-        <w:pStyle w:val="NormalWeb"/>
-        <w:spacing w:line="276" w:lineRule="auto"/>
-        <w:jc w:val="both"/>
-        <w:rPr>
-          <w:rFonts w:ascii="Corbel" w:hAnsi="Corbel"/>
-        </w:rPr>
-      </w:pPr>
-      <w:r>
-        <w:rPr>
-          <w:rFonts w:ascii="Corbel" w:hAnsi="Corbel"/>
-        </w:rPr>
-        <w:t xml:space="preserve">Una vez confirmada la cuenta, el acceso se realiza mediante el correo electrónico y la contraseña. El sistema cuenta con un </w:t>
-      </w:r>
-      <w:r>
-        <w:rPr>
-          <w:rFonts w:ascii="Corbel" w:hAnsi="Corbel"/>
-          <w:b/>
-          <w:bCs/>
-        </w:rPr>
-        <w:t xml:space="preserve">Escudo de Seguridad </w:t>
-      </w:r>
-      <w:r>
-        <w:rPr>
-          <w:rFonts w:ascii="Corbel" w:hAnsi="Corbel"/>
-        </w:rPr>
-        <w:t>que redirige automáticamente al usuario a su panel correspondiente (Dashboard) según el rol seleccionado durante el registro.</w:t>
-      </w:r>
-    </w:p>
-    <w:p>
-      <w:pPr>
-        <w:pStyle w:val="NormalWeb"/>
-        <w:spacing w:line="276" w:lineRule="auto"/>
-        <w:jc w:val="both"/>
-        <w:rPr>
-          <w:rFonts w:ascii="Corbel" w:hAnsi="Corbel"/>
-        </w:rPr>
-      </w:pPr>
-      <w:r>
-        <w:rPr>
-          <w:rFonts w:ascii="Corbel" w:hAnsi="Corbel"/>
-          <w:noProof/>
-        </w:rPr>
         <mc:AlternateContent>
           <mc:Choice Requires="wps">
             <w:drawing>
-              <wp:anchor distT="0" distB="0" distL="114300" distR="114300" simplePos="0" relativeHeight="251664384" behindDoc="0" locked="0" layoutInCell="1" allowOverlap="1" wp14:anchorId="72C8A32D" wp14:editId="1D5D522F">
+              <wp:anchor distT="0" distB="0" distL="114300" distR="114300" simplePos="0" relativeHeight="251662336" behindDoc="0" locked="0" layoutInCell="1" allowOverlap="1" wp14:anchorId="0102325D" wp14:editId="55A39DD4">
                 <wp:simplePos x="0" y="0"/>
                 <wp:positionH relativeFrom="margin">
                   <wp:align>left</wp:align>
                 </wp:positionH>
                 <wp:positionV relativeFrom="paragraph">
-                  <wp:posOffset>10160</wp:posOffset>
+                  <wp:posOffset>12700</wp:posOffset>
                 </wp:positionV>
-                <wp:extent cx="5715000" cy="4419600"/>
-                <wp:effectExtent l="0" t="0" r="19050" b="19050"/>
+                <wp:extent cx="5715000" cy="3223260"/>
+                <wp:effectExtent l="19050" t="19050" r="19050" b="15240"/>
                 <wp:wrapNone/>
-                <wp:docPr id="2" name="Rectángulo 2"/>
+                <wp:docPr id="1" name="Rectángulo 1"/>
                 <wp:cNvGraphicFramePr/>
                 <a:graphic xmlns:a="http://schemas.openxmlformats.org/drawingml/2006/main">
                   <a:graphicData uri="http://schemas.microsoft.com/office/word/2010/wordprocessingShape">
@@ -2923,15 +3283,15 @@
                       <wps:spPr>
                         <a:xfrm>
                           <a:off x="0" y="0"/>
-                          <a:ext cx="5715000" cy="4419600"/>
+                          <a:ext cx="5715000" cy="3223260"/>
                         </a:xfrm>
                         <a:prstGeom prst="rect">
                           <a:avLst/>
                         </a:prstGeom>
                         <a:noFill/>
-                        <a:ln w="19050">
+                        <a:ln w="28575">
                           <a:solidFill>
-                            <a:schemeClr val="tx1"/>
+                            <a:srgbClr val="3BB3BD"/>
                           </a:solidFill>
                         </a:ln>
                       </wps:spPr>
@@ -2971,19 +3331,13 @@
           </mc:Choice>
           <mc:Fallback>
             <w:pict>
-              <v:rect w14:anchorId="2F9780C1" id="Rectángulo 2" o:spid="_x0000_s1026" style="position:absolute;margin-left:0;margin-top:.8pt;width:450pt;height:348pt;z-index:251664384;visibility:visible;mso-wrap-style:square;mso-width-percent:0;mso-height-percent:0;mso-wrap-distance-left:9pt;mso-wrap-distance-top:0;mso-wrap-distance-right:9pt;mso-wrap-distance-bottom:0;mso-position-horizontal:left;mso-position-horizontal-relative:margin;mso-position-vertical:absolute;mso-position-vertical-relative:text;mso-width-percent:0;mso-height-percent:0;mso-width-relative:margin;mso-height-relative:margin;v-text-anchor:middle" o:gfxdata="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" filled="f" strokecolor="black [3213]" strokeweight="1.5pt">
+              <v:rect w14:anchorId="70A0179C" id="Rectángulo 1" o:spid="_x0000_s1026" style="position:absolute;margin-left:0;margin-top:1pt;width:450pt;height:253.8pt;z-index:251662336;visibility:visible;mso-wrap-style:square;mso-width-percent:0;mso-height-percent:0;mso-wrap-distance-left:9pt;mso-wrap-distance-top:0;mso-wrap-distance-right:9pt;mso-wrap-distance-bottom:0;mso-position-horizontal:left;mso-position-horizontal-relative:margin;mso-position-vertical:absolute;mso-position-vertical-relative:text;mso-width-percent:0;mso-height-percent:0;mso-width-relative:margin;mso-height-relative:margin;v-text-anchor:middle" o:gfxdata="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" filled="f" strokecolor="#3bb3bd" strokeweight="2.25pt">
                 <w10:wrap anchorx="margin"/>
               </v:rect>
             </w:pict>
           </mc:Fallback>
         </mc:AlternateContent>
       </w:r>
-      <w:r>
-        <w:rPr>
-          <w:rFonts w:ascii="Corbel" w:hAnsi="Corbel"/>
-        </w:rPr>
-        <w:t>[PANTALLAZO DEL LOGIN]</w:t>
-      </w:r>
     </w:p>
     <w:p>
       <w:pPr>
@@ -3005,82 +3359,10 @@
         <w:br w:type="page"/>
       </w:r>
     </w:p>
-    <w:p>
-      <w:pPr>
-        <w:pStyle w:val="Ttulo1"/>
-        <w:spacing w:after="240" w:line="276" w:lineRule="auto"/>
-        <w:jc w:val="center"/>
-        <w:rPr>
-          <w:rFonts w:ascii="Candara" w:hAnsi="Candara"/>
-          <w:color w:val="auto"/>
-          <w:sz w:val="40"/>
-          <w:szCs w:val="40"/>
-        </w:rPr>
-      </w:pPr>
-      <w:bookmarkStart w:id="5" w:name="_Toc227841317"/>
-      <w:r>
-        <w:rPr>
-          <w:rFonts w:ascii="Candara" w:hAnsi="Candara"/>
-          <w:color w:val="auto"/>
-          <w:sz w:val="40"/>
-          <w:szCs w:val="40"/>
-        </w:rPr>
-        <w:lastRenderedPageBreak/>
-        <w:t>3</w:t>
-      </w:r>
-      <w:r>
-        <w:rPr>
-          <w:rFonts w:ascii="Candara" w:hAnsi="Candara"/>
-          <w:color w:val="auto"/>
-          <w:sz w:val="44"/>
-          <w:szCs w:val="44"/>
-        </w:rPr>
-        <w:t xml:space="preserve">. </w:t>
-      </w:r>
-      <w:r>
-        <w:rPr>
-          <w:rFonts w:ascii="Candara" w:hAnsi="Candara"/>
-          <w:color w:val="auto"/>
-          <w:sz w:val="40"/>
-          <w:szCs w:val="40"/>
-        </w:rPr>
-        <w:t>EXPERIENCIA DEL ALUMNO</w:t>
-      </w:r>
-      <w:bookmarkEnd w:id="5"/>
-    </w:p>
-    <w:p>
-      <w:pPr>
-        <w:spacing w:line="276" w:lineRule="auto"/>
-        <w:jc w:val="both"/>
-        <w:rPr>
-          <w:rFonts w:ascii="Corbel" w:eastAsia="Times New Roman" w:hAnsi="Corbel" w:cs="Times New Roman"/>
-          <w:sz w:val="24"/>
-          <w:szCs w:val="24"/>
-          <w:lang w:eastAsia="es-ES"/>
-        </w:rPr>
-      </w:pPr>
-      <w:r>
-        <w:rPr>
-          <w:rFonts w:ascii="Corbel" w:eastAsia="Times New Roman" w:hAnsi="Corbel" w:cs="Times New Roman"/>
-          <w:sz w:val="24"/>
-          <w:szCs w:val="24"/>
-          <w:lang w:eastAsia="es-ES"/>
-        </w:rPr>
-        <w:t>Como alumno, el objetivo de ISIMatch es facilitarte el acceso a los mejores profesionales en pocos clics.</w:t>
-      </w:r>
-    </w:p>
-    <w:p>
-      <w:pPr>
-        <w:spacing w:line="276" w:lineRule="auto"/>
-        <w:jc w:val="both"/>
-        <w:rPr>
-          <w:rFonts w:ascii="Corbel" w:eastAsia="Times New Roman" w:hAnsi="Corbel" w:cs="Times New Roman"/>
-          <w:sz w:val="24"/>
-          <w:szCs w:val="24"/>
-          <w:lang w:eastAsia="es-ES"/>
-        </w:rPr>
-      </w:pPr>
-    </w:p>
+    <w:p/>
+    <w:p/>
+    <w:p/>
+    <w:p/>
     <w:p>
       <w:pPr>
         <w:pStyle w:val="Ttulo2"/>
@@ -3089,160 +3371,53 @@
           <w:rFonts w:ascii="Candara" w:hAnsi="Candara"/>
           <w:i/>
           <w:iCs/>
-          <w:color w:val="3B3838" w:themeColor="background2" w:themeShade="40"/>
+          <w:color w:val="3BB3BD"/>
           <w:sz w:val="32"/>
           <w:szCs w:val="32"/>
         </w:rPr>
       </w:pPr>
-      <w:bookmarkStart w:id="6" w:name="_Toc227841318"/>
+      <w:bookmarkStart w:id="4" w:name="_Toc229432252"/>
       <w:r>
         <w:rPr>
           <w:rFonts w:ascii="Candara" w:hAnsi="Candara"/>
           <w:i/>
           <w:iCs/>
-          <w:color w:val="3B3838" w:themeColor="background2" w:themeShade="40"/>
+          <w:color w:val="3BB3BD"/>
           <w:sz w:val="32"/>
           <w:szCs w:val="32"/>
         </w:rPr>
-        <w:t>3.1 Navegación por el catálogo de profesores</w:t>
-      </w:r>
-      <w:bookmarkEnd w:id="6"/>
-    </w:p>
-    <w:p>
-      <w:pPr>
-        <w:pStyle w:val="NormalWeb"/>
-        <w:spacing w:after="0" w:afterAutospacing="0" w:line="276" w:lineRule="auto"/>
-        <w:jc w:val="both"/>
-        <w:rPr>
-          <w:rFonts w:ascii="Corbel" w:hAnsi="Corbel"/>
-        </w:rPr>
-      </w:pPr>
-      <w:r>
-        <w:rPr>
-          <w:rFonts w:ascii="Corbel" w:hAnsi="Corbel"/>
-        </w:rPr>
-        <w:t xml:space="preserve">Desde el menú superior, el alumno puede acceder al </w:t>
-      </w:r>
-      <w:r>
-        <w:rPr>
-          <w:rFonts w:ascii="Corbel" w:hAnsi="Corbel"/>
-          <w:b/>
-          <w:bCs/>
-        </w:rPr>
-        <w:t>Catálogo</w:t>
-      </w:r>
-      <w:r>
-        <w:rPr>
-          <w:rFonts w:ascii="Corbel" w:hAnsi="Corbel"/>
-        </w:rPr>
-        <w:t>. Aquí se listan todos los docentes disponibles.</w:t>
-      </w:r>
-    </w:p>
-    <w:p>
-      <w:pPr>
-        <w:pStyle w:val="NormalWeb"/>
-        <w:numPr>
-          <w:ilvl w:val="0"/>
-          <w:numId w:val="3"/>
-        </w:numPr>
-        <w:tabs>
-          <w:tab w:val="clear" w:pos="720"/>
-        </w:tabs>
-        <w:spacing w:after="120" w:afterAutospacing="0" w:line="276" w:lineRule="auto"/>
-        <w:ind w:left="0" w:hanging="295"/>
-        <w:jc w:val="both"/>
-        <w:rPr>
-          <w:rFonts w:ascii="Corbel" w:hAnsi="Corbel"/>
-        </w:rPr>
-      </w:pPr>
-      <w:r>
-        <w:rPr>
-          <w:rFonts w:ascii="Corbel" w:hAnsi="Corbel"/>
-          <w:b/>
-          <w:bCs/>
-        </w:rPr>
-        <w:t>Fichas de Perfil:</w:t>
-      </w:r>
-      <w:r>
-        <w:rPr>
-          <w:rFonts w:ascii="Corbel" w:hAnsi="Corbel"/>
-        </w:rPr>
-        <w:t xml:space="preserve"> Cada profesor muestra su nombre, título profesional, una breve biografía y su tarifa por hora.</w:t>
-      </w:r>
-    </w:p>
-    <w:p>
-      <w:pPr>
-        <w:pStyle w:val="NormalWeb"/>
-        <w:numPr>
-          <w:ilvl w:val="0"/>
-          <w:numId w:val="3"/>
-        </w:numPr>
-        <w:tabs>
-          <w:tab w:val="clear" w:pos="720"/>
-        </w:tabs>
-        <w:spacing w:line="276" w:lineRule="auto"/>
-        <w:ind w:left="0" w:hanging="294"/>
-        <w:jc w:val="both"/>
-        <w:rPr>
-          <w:rFonts w:ascii="Corbel" w:hAnsi="Corbel"/>
-        </w:rPr>
-      </w:pPr>
-      <w:r>
-        <w:rPr>
-          <w:rFonts w:ascii="Corbel" w:hAnsi="Corbel"/>
-          <w:b/>
-          <w:bCs/>
-        </w:rPr>
-        <w:t>Acceso a Detalle:</w:t>
-      </w:r>
-      <w:r>
-        <w:rPr>
-          <w:rFonts w:ascii="Corbel" w:hAnsi="Corbel"/>
-        </w:rPr>
-        <w:t xml:space="preserve"> Al pulsar en "Ver Perfil", el alumno accede a la ficha completa del docente donde podrá revisar su valoración media y trayectoria extendida.</w:t>
-      </w:r>
-    </w:p>
-    <w:p>
-      <w:pPr>
-        <w:pStyle w:val="NormalWeb"/>
-        <w:spacing w:after="0" w:afterAutospacing="0" w:line="276" w:lineRule="auto"/>
-        <w:jc w:val="both"/>
-        <w:rPr>
-          <w:rFonts w:ascii="Corbel" w:hAnsi="Corbel"/>
-        </w:rPr>
-      </w:pPr>
-    </w:p>
-    <w:p>
-      <w:pPr>
-        <w:pStyle w:val="Ttulo2"/>
-        <w:jc w:val="center"/>
+        <w:t>2.2 Inicio de sesión (</w:t>
+      </w:r>
+      <w:proofErr w:type="spellStart"/>
+      <w:r>
         <w:rPr>
           <w:rFonts w:ascii="Candara" w:hAnsi="Candara"/>
           <w:i/>
           <w:iCs/>
-          <w:color w:val="3B3838" w:themeColor="background2" w:themeShade="40"/>
+          <w:color w:val="3BB3BD"/>
           <w:sz w:val="32"/>
           <w:szCs w:val="32"/>
         </w:rPr>
-      </w:pPr>
-      <w:bookmarkStart w:id="7" w:name="_Toc227841319"/>
+        <w:t>Login</w:t>
+      </w:r>
+      <w:proofErr w:type="spellEnd"/>
       <w:r>
         <w:rPr>
           <w:rFonts w:ascii="Candara" w:hAnsi="Candara"/>
           <w:i/>
           <w:iCs/>
-          <w:color w:val="3B3838" w:themeColor="background2" w:themeShade="40"/>
+          <w:color w:val="3BB3BD"/>
           <w:sz w:val="32"/>
           <w:szCs w:val="32"/>
         </w:rPr>
-        <w:t>3.2. Proceso de Reserva de Clases</w:t>
-      </w:r>
-      <w:bookmarkEnd w:id="7"/>
+        <w:t>)</w:t>
+      </w:r>
+      <w:bookmarkEnd w:id="4"/>
     </w:p>
     <w:p>
       <w:pPr>
         <w:pStyle w:val="NormalWeb"/>
-        <w:spacing w:after="0" w:afterAutospacing="0" w:line="276" w:lineRule="auto"/>
+        <w:spacing w:line="276" w:lineRule="auto"/>
         <w:jc w:val="both"/>
         <w:rPr>
           <w:rFonts w:ascii="Corbel" w:hAnsi="Corbel"/>
@@ -3252,31 +3427,7 @@
         <w:rPr>
           <w:rFonts w:ascii="Corbel" w:hAnsi="Corbel"/>
         </w:rPr>
-        <w:t>Cuando un alumno decide contratar una sesión, el proceso se resume en:</w:t>
-      </w:r>
-    </w:p>
-    <w:p>
-      <w:pPr>
-        <w:pStyle w:val="NormalWeb"/>
-        <w:spacing w:after="120" w:afterAutospacing="0" w:line="276" w:lineRule="auto"/>
-        <w:jc w:val="both"/>
-        <w:rPr>
-          <w:rFonts w:ascii="Corbel" w:hAnsi="Corbel"/>
-        </w:rPr>
-      </w:pPr>
-      <w:r>
-        <w:rPr>
-          <w:rFonts w:ascii="Corbel" w:hAnsi="Corbel"/>
-          <w:sz w:val="28"/>
-          <w:szCs w:val="28"/>
-        </w:rPr>
-        <w:t>1</w:t>
-      </w:r>
-      <w:r>
-        <w:rPr>
-          <w:rFonts w:ascii="Corbel" w:hAnsi="Corbel"/>
-        </w:rPr>
-        <w:t xml:space="preserve">. </w:t>
+        <w:t xml:space="preserve">Una vez confirmada la cuenta, el acceso se realiza mediante el correo electrónico y la contraseña. El sistema cuenta con un </w:t>
       </w:r>
       <w:r>
         <w:rPr>
@@ -3284,126 +3435,46 @@
           <w:b/>
           <w:bCs/>
         </w:rPr>
-        <w:t>Selección de Profesor:</w:t>
-      </w:r>
-      <w:r>
-        <w:rPr>
-          <w:rFonts w:ascii="Corbel" w:hAnsi="Corbel"/>
-        </w:rPr>
-        <w:t xml:space="preserve"> Dentro de la ficha del docente, pulsar el botón "</w:t>
-      </w:r>
-      <w:r>
-        <w:rPr>
-          <w:rFonts w:ascii="Corbel" w:hAnsi="Corbel"/>
-          <w:b/>
-          <w:bCs/>
-        </w:rPr>
-        <w:t>Reservar Clase</w:t>
-      </w:r>
-      <w:r>
-        <w:rPr>
-          <w:rFonts w:ascii="Corbel" w:hAnsi="Corbel"/>
-        </w:rPr>
-        <w:t>".</w:t>
-      </w:r>
-    </w:p>
-    <w:p>
-      <w:pPr>
-        <w:pStyle w:val="NormalWeb"/>
-        <w:spacing w:before="0" w:beforeAutospacing="0" w:after="120" w:afterAutospacing="0" w:line="276" w:lineRule="auto"/>
-        <w:jc w:val="both"/>
-        <w:rPr>
-          <w:rFonts w:ascii="Corbel" w:hAnsi="Corbel"/>
-        </w:rPr>
-      </w:pPr>
-      <w:r>
-        <w:rPr>
-          <w:rFonts w:ascii="Corbel" w:hAnsi="Corbel"/>
-          <w:sz w:val="28"/>
-          <w:szCs w:val="28"/>
-        </w:rPr>
-        <w:t>2</w:t>
-      </w:r>
-      <w:r>
-        <w:rPr>
-          <w:rFonts w:ascii="Corbel" w:hAnsi="Corbel"/>
-        </w:rPr>
-        <w:t xml:space="preserve">. </w:t>
-      </w:r>
-      <w:r>
-        <w:rPr>
-          <w:rFonts w:ascii="Corbel" w:hAnsi="Corbel"/>
-          <w:b/>
-          <w:bCs/>
-        </w:rPr>
-        <w:t>Registro de Pago (Demo):</w:t>
-      </w:r>
-      <w:r>
-        <w:rPr>
-          <w:rFonts w:ascii="Corbel" w:hAnsi="Corbel"/>
-        </w:rPr>
-        <w:t xml:space="preserve"> Se simulará la transacción. Para efectos de esta versión, el sistema registra la reserva directamente en la base de datos de facturación tras la confirmación del alumno.</w:t>
-      </w:r>
-    </w:p>
-    <w:p>
-      <w:pPr>
-        <w:pStyle w:val="NormalWeb"/>
-        <w:spacing w:before="0" w:beforeAutospacing="0" w:after="0" w:afterAutospacing="0" w:line="276" w:lineRule="auto"/>
-        <w:jc w:val="both"/>
-        <w:rPr>
-          <w:rFonts w:ascii="Corbel" w:hAnsi="Corbel"/>
-        </w:rPr>
-      </w:pPr>
-      <w:r>
-        <w:rPr>
-          <w:rFonts w:ascii="Corbel" w:hAnsi="Corbel"/>
-        </w:rPr>
-        <w:t>3</w:t>
-      </w:r>
-      <w:r>
-        <w:rPr>
-          <w:rFonts w:ascii="Corbel" w:hAnsi="Corbel"/>
-        </w:rPr>
-        <w:t xml:space="preserve">. </w:t>
-      </w:r>
-      <w:r>
-        <w:rPr>
-          <w:rFonts w:ascii="Corbel" w:hAnsi="Corbel"/>
-          <w:b/>
-          <w:bCs/>
-        </w:rPr>
-        <w:t>Confirmación:</w:t>
-      </w:r>
-      <w:r>
-        <w:rPr>
-          <w:rFonts w:ascii="Corbel" w:hAnsi="Corbel"/>
-        </w:rPr>
-        <w:t xml:space="preserve"> La reserva aparecerá inmediatamente en el Dashboard del alumno como "Pendiente" hasta que el profesor la gestione.</w:t>
-      </w:r>
-    </w:p>
-    <w:p>
-      <w:pPr>
-        <w:rPr>
-          <w:rFonts w:ascii="Corbel" w:eastAsia="Times New Roman" w:hAnsi="Corbel" w:cs="Times New Roman"/>
-          <w:sz w:val="24"/>
-          <w:szCs w:val="24"/>
-          <w:lang w:eastAsia="es-ES"/>
-        </w:rPr>
-      </w:pPr>
-      <w:r>
-        <w:rPr>
-          <w:rFonts w:ascii="Corbel" w:hAnsi="Corbel"/>
-        </w:rPr>
-        <w:br w:type="page"/>
+        <w:t xml:space="preserve">Escudo de Seguridad </w:t>
+      </w:r>
+      <w:r>
+        <w:rPr>
+          <w:rFonts w:ascii="Corbel" w:hAnsi="Corbel"/>
+        </w:rPr>
+        <w:t>que redirige automáticamente al usuario a su panel correspondiente (</w:t>
+      </w:r>
+      <w:proofErr w:type="spellStart"/>
+      <w:r>
+        <w:rPr>
+          <w:rFonts w:ascii="Corbel" w:hAnsi="Corbel"/>
+        </w:rPr>
+        <w:t>Dashboard</w:t>
+      </w:r>
+      <w:proofErr w:type="spellEnd"/>
+      <w:r>
+        <w:rPr>
+          <w:rFonts w:ascii="Corbel" w:hAnsi="Corbel"/>
+        </w:rPr>
+        <w:t>) según el rol seleccionado durante el registro.</w:t>
       </w:r>
     </w:p>
     <w:p>
       <w:pPr>
         <w:pStyle w:val="NormalWeb"/>
         <w:spacing w:line="276" w:lineRule="auto"/>
-        <w:rPr>
-          <w:i/>
-          <w:iCs/>
+        <w:jc w:val="both"/>
+        <w:rPr>
+          <w:rFonts w:ascii="Corbel" w:hAnsi="Corbel"/>
+        </w:rPr>
+      </w:pPr>
+    </w:p>
+    <w:p>
+      <w:pPr>
+        <w:pStyle w:val="NormalWeb"/>
+        <w:spacing w:line="276" w:lineRule="auto"/>
+        <w:jc w:val="both"/>
+        <w:rPr>
+          <w:rFonts w:ascii="Corbel" w:hAnsi="Corbel"/>
         </w:rPr>
       </w:pPr>
       <w:r>
@@ -3411,22 +3482,21 @@
           <w:rFonts w:ascii="Corbel" w:hAnsi="Corbel"/>
           <w:noProof/>
         </w:rPr>
-        <w:lastRenderedPageBreak/>
         <mc:AlternateContent>
           <mc:Choice Requires="wps">
             <w:drawing>
-              <wp:anchor distT="0" distB="0" distL="114300" distR="114300" simplePos="0" relativeHeight="251666432" behindDoc="0" locked="0" layoutInCell="1" allowOverlap="1" wp14:anchorId="1BAE2E34" wp14:editId="13536E79">
+              <wp:anchor distT="0" distB="0" distL="114300" distR="114300" simplePos="0" relativeHeight="251664384" behindDoc="0" locked="0" layoutInCell="1" allowOverlap="1" wp14:anchorId="72C8A32D" wp14:editId="78A53092">
                 <wp:simplePos x="0" y="0"/>
                 <wp:positionH relativeFrom="margin">
                   <wp:align>left</wp:align>
                 </wp:positionH>
                 <wp:positionV relativeFrom="paragraph">
-                  <wp:posOffset>106680</wp:posOffset>
+                  <wp:posOffset>10160</wp:posOffset>
                 </wp:positionV>
-                <wp:extent cx="5715000" cy="4617720"/>
-                <wp:effectExtent l="0" t="0" r="19050" b="11430"/>
+                <wp:extent cx="5715000" cy="4419600"/>
+                <wp:effectExtent l="19050" t="19050" r="19050" b="19050"/>
                 <wp:wrapNone/>
-                <wp:docPr id="4" name="Rectángulo 4"/>
+                <wp:docPr id="2" name="Rectángulo 2"/>
                 <wp:cNvGraphicFramePr/>
                 <a:graphic xmlns:a="http://schemas.openxmlformats.org/drawingml/2006/main">
                   <a:graphicData uri="http://schemas.microsoft.com/office/word/2010/wordprocessingShape">
@@ -3435,15 +3505,15 @@
                       <wps:spPr>
                         <a:xfrm>
                           <a:off x="0" y="0"/>
-                          <a:ext cx="5715000" cy="4617720"/>
+                          <a:ext cx="5715000" cy="4419600"/>
                         </a:xfrm>
                         <a:prstGeom prst="rect">
                           <a:avLst/>
                         </a:prstGeom>
                         <a:noFill/>
-                        <a:ln w="19050">
+                        <a:ln w="28575">
                           <a:solidFill>
-                            <a:schemeClr val="tx1"/>
+                            <a:srgbClr val="3BB3BD"/>
                           </a:solidFill>
                         </a:ln>
                       </wps:spPr>
@@ -3483,7 +3553,7 @@
           </mc:Choice>
           <mc:Fallback>
             <w:pict>
-              <v:rect w14:anchorId="5454A3F0" id="Rectángulo 4" o:spid="_x0000_s1026" style="position:absolute;margin-left:0;margin-top:8.4pt;width:450pt;height:363.6pt;z-index:251666432;visibility:visible;mso-wrap-style:square;mso-width-percent:0;mso-height-percent:0;mso-wrap-distance-left:9pt;mso-wrap-distance-top:0;mso-wrap-distance-right:9pt;mso-wrap-distance-bottom:0;mso-position-horizontal:left;mso-position-horizontal-relative:margin;mso-position-vertical:absolute;mso-position-vertical-relative:text;mso-width-percent:0;mso-height-percent:0;mso-width-relative:margin;mso-height-relative:margin;v-text-anchor:middle" o:gfxdata="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" filled="f" strokecolor="black [3213]" strokeweight="1.5pt">
+              <v:rect w14:anchorId="45ADC8AA" id="Rectángulo 2" o:spid="_x0000_s1026" style="position:absolute;margin-left:0;margin-top:.8pt;width:450pt;height:348pt;z-index:251664384;visibility:visible;mso-wrap-style:square;mso-width-percent:0;mso-height-percent:0;mso-wrap-distance-left:9pt;mso-wrap-distance-top:0;mso-wrap-distance-right:9pt;mso-wrap-distance-bottom:0;mso-position-horizontal:left;mso-position-horizontal-relative:margin;mso-position-vertical:absolute;mso-position-vertical-relative:text;mso-width-percent:0;mso-height-percent:0;mso-width-relative:margin;mso-height-relative:margin;v-text-anchor:middle" o:gfxdata="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" filled="f" strokecolor="#3bb3bd" strokeweight="2.25pt">
                 <w10:wrap anchorx="margin"/>
               </v:rect>
             </w:pict>
@@ -3492,113 +3562,184 @@
       </w:r>
       <w:r>
         <w:rPr>
-          <w:i/>
-          <w:iCs/>
-        </w:rPr>
-        <w:t>[</w:t>
-      </w:r>
-      <w:r>
-        <w:rPr>
-          <w:i/>
-          <w:iCs/>
-        </w:rPr>
-        <w:t>PANTALLAZO</w:t>
-      </w:r>
-      <w:r>
-        <w:rPr>
-          <w:i/>
-          <w:iCs/>
-        </w:rPr>
-        <w:t xml:space="preserve"> DE PANTALLA DE FICHA-PROFESOR.PHP Y DEL BOTÓN RESERVAR]</w:t>
-      </w:r>
-      <w:r>
-        <w:rPr>
           <w:rFonts w:ascii="Corbel" w:hAnsi="Corbel"/>
           <w:noProof/>
         </w:rPr>
-        <w:t xml:space="preserve"> </w:t>
-      </w:r>
-    </w:p>
-    <w:p>
-      <w:pPr>
-        <w:rPr>
-          <w:rFonts w:ascii="Times New Roman" w:eastAsia="Times New Roman" w:hAnsi="Times New Roman" w:cs="Times New Roman"/>
+        <w:drawing>
+          <wp:inline distT="0" distB="0" distL="0" distR="0" wp14:anchorId="768BA636" wp14:editId="60A7D201">
+            <wp:extent cx="5699254" cy="4442460"/>
+            <wp:effectExtent l="0" t="0" r="0" b="0"/>
+            <wp:docPr id="14" name="Imagen 14"/>
+            <wp:cNvGraphicFramePr>
+              <a:graphicFrameLocks xmlns:a="http://schemas.openxmlformats.org/drawingml/2006/main" noChangeAspect="1"/>
+            </wp:cNvGraphicFramePr>
+            <a:graphic xmlns:a="http://schemas.openxmlformats.org/drawingml/2006/main">
+              <a:graphicData uri="http://schemas.openxmlformats.org/drawingml/2006/picture">
+                <pic:pic xmlns:pic="http://schemas.openxmlformats.org/drawingml/2006/picture">
+                  <pic:nvPicPr>
+                    <pic:cNvPr id="0" name="Picture 2"/>
+                    <pic:cNvPicPr>
+                      <a:picLocks noChangeAspect="1" noChangeArrowheads="1"/>
+                    </pic:cNvPicPr>
+                  </pic:nvPicPr>
+                  <pic:blipFill rotWithShape="1">
+                    <a:blip r:embed="rId11">
+                      <a:extLst>
+                        <a:ext uri="{28A0092B-C50C-407E-A947-70E740481C1C}">
+                          <a14:useLocalDpi xmlns:a14="http://schemas.microsoft.com/office/drawing/2010/main" val="0"/>
+                        </a:ext>
+                      </a:extLst>
+                    </a:blip>
+                    <a:srcRect l="19973" t="10499" r="18651"/>
+                    <a:stretch/>
+                  </pic:blipFill>
+                  <pic:spPr bwMode="auto">
+                    <a:xfrm>
+                      <a:off x="0" y="0"/>
+                      <a:ext cx="5714228" cy="4454132"/>
+                    </a:xfrm>
+                    <a:prstGeom prst="rect">
+                      <a:avLst/>
+                    </a:prstGeom>
+                    <a:noFill/>
+                    <a:ln>
+                      <a:noFill/>
+                    </a:ln>
+                    <a:extLst>
+                      <a:ext uri="{53640926-AAD7-44D8-BBD7-CCE9431645EC}">
+                        <a14:shadowObscured xmlns:a14="http://schemas.microsoft.com/office/drawing/2010/main"/>
+                      </a:ext>
+                    </a:extLst>
+                  </pic:spPr>
+                </pic:pic>
+              </a:graphicData>
+            </a:graphic>
+          </wp:inline>
+        </w:drawing>
+      </w:r>
+    </w:p>
+    <w:p>
+      <w:pPr>
+        <w:spacing w:line="276" w:lineRule="auto"/>
+        <w:rPr>
+          <w:rFonts w:ascii="Corbel" w:eastAsia="Times New Roman" w:hAnsi="Corbel" w:cs="Times New Roman"/>
           <w:sz w:val="24"/>
           <w:szCs w:val="24"/>
           <w:lang w:eastAsia="es-ES"/>
         </w:rPr>
       </w:pPr>
-    </w:p>
-    <w:p>
-      <w:pPr>
-        <w:pStyle w:val="NormalWeb"/>
+      <w:r>
+        <w:rPr>
+          <w:rFonts w:ascii="Corbel" w:eastAsia="Times New Roman" w:hAnsi="Corbel" w:cs="Times New Roman"/>
+          <w:sz w:val="24"/>
+          <w:szCs w:val="24"/>
+          <w:lang w:eastAsia="es-ES"/>
+        </w:rPr>
+        <w:br w:type="page"/>
+      </w:r>
+    </w:p>
+    <w:p>
+      <w:pPr>
+        <w:pStyle w:val="Ttulo1"/>
+        <w:spacing w:after="240" w:line="276" w:lineRule="auto"/>
+        <w:jc w:val="center"/>
+        <w:rPr>
+          <w:rFonts w:ascii="Candara" w:hAnsi="Candara"/>
+          <w:b/>
+          <w:bCs/>
+          <w:color w:val="3BB3BD"/>
+          <w:sz w:val="40"/>
+          <w:szCs w:val="40"/>
+        </w:rPr>
+      </w:pPr>
+      <w:bookmarkStart w:id="5" w:name="_Toc229432253"/>
+      <w:r>
+        <w:rPr>
+          <w:rFonts w:ascii="Candara" w:hAnsi="Candara"/>
+          <w:b/>
+          <w:bCs/>
+          <w:color w:val="3BB3BD"/>
+          <w:sz w:val="40"/>
+          <w:szCs w:val="40"/>
+        </w:rPr>
+        <w:lastRenderedPageBreak/>
+        <w:t>3</w:t>
+      </w:r>
+      <w:r>
+        <w:rPr>
+          <w:rFonts w:ascii="Candara" w:hAnsi="Candara"/>
+          <w:b/>
+          <w:bCs/>
+          <w:color w:val="3BB3BD"/>
+          <w:sz w:val="44"/>
+          <w:szCs w:val="44"/>
+        </w:rPr>
+        <w:t xml:space="preserve">. </w:t>
+      </w:r>
+      <w:r>
+        <w:rPr>
+          <w:rFonts w:ascii="Candara" w:hAnsi="Candara"/>
+          <w:b/>
+          <w:bCs/>
+          <w:color w:val="3BB3BD"/>
+          <w:sz w:val="40"/>
+          <w:szCs w:val="40"/>
+        </w:rPr>
+        <w:t>EXPERIENCIA DEL ALUMNO</w:t>
+      </w:r>
+      <w:bookmarkEnd w:id="5"/>
+    </w:p>
+    <w:p>
+      <w:pPr>
         <w:spacing w:line="276" w:lineRule="auto"/>
-      </w:pPr>
-    </w:p>
-    <w:p>
-      <w:pPr>
-        <w:pStyle w:val="NormalWeb"/>
+        <w:jc w:val="both"/>
+        <w:rPr>
+          <w:rFonts w:ascii="Corbel" w:eastAsia="Times New Roman" w:hAnsi="Corbel" w:cs="Times New Roman"/>
+          <w:sz w:val="24"/>
+          <w:szCs w:val="24"/>
+          <w:lang w:eastAsia="es-ES"/>
+        </w:rPr>
+      </w:pPr>
+      <w:r>
+        <w:rPr>
+          <w:rFonts w:ascii="Corbel" w:eastAsia="Times New Roman" w:hAnsi="Corbel" w:cs="Times New Roman"/>
+          <w:sz w:val="24"/>
+          <w:szCs w:val="24"/>
+          <w:lang w:eastAsia="es-ES"/>
+        </w:rPr>
+        <w:t xml:space="preserve">Como alumno, el objetivo de </w:t>
+      </w:r>
+      <w:proofErr w:type="spellStart"/>
+      <w:r>
+        <w:rPr>
+          <w:rFonts w:ascii="Corbel" w:eastAsia="Times New Roman" w:hAnsi="Corbel" w:cs="Times New Roman"/>
+          <w:sz w:val="24"/>
+          <w:szCs w:val="24"/>
+          <w:lang w:eastAsia="es-ES"/>
+        </w:rPr>
+        <w:t>ISIMatch</w:t>
+      </w:r>
+      <w:proofErr w:type="spellEnd"/>
+      <w:r>
+        <w:rPr>
+          <w:rFonts w:ascii="Corbel" w:eastAsia="Times New Roman" w:hAnsi="Corbel" w:cs="Times New Roman"/>
+          <w:sz w:val="24"/>
+          <w:szCs w:val="24"/>
+          <w:lang w:eastAsia="es-ES"/>
+        </w:rPr>
+        <w:t xml:space="preserve"> es facilitarte el acceso a los mejores profesionales en pocos clics.</w:t>
+      </w:r>
+    </w:p>
+    <w:p>
+      <w:pPr>
         <w:spacing w:line="276" w:lineRule="auto"/>
-      </w:pPr>
-    </w:p>
-    <w:p>
-      <w:pPr>
-        <w:pStyle w:val="NormalWeb"/>
-        <w:spacing w:line="276" w:lineRule="auto"/>
-      </w:pPr>
-    </w:p>
-    <w:p>
-      <w:pPr>
-        <w:pStyle w:val="NormalWeb"/>
-        <w:spacing w:line="276" w:lineRule="auto"/>
-      </w:pPr>
-    </w:p>
-    <w:p>
-      <w:pPr>
-        <w:pStyle w:val="NormalWeb"/>
-        <w:spacing w:line="276" w:lineRule="auto"/>
-      </w:pPr>
-    </w:p>
-    <w:p>
-      <w:pPr>
-        <w:pStyle w:val="NormalWeb"/>
-        <w:spacing w:line="276" w:lineRule="auto"/>
-      </w:pPr>
-    </w:p>
-    <w:p>
-      <w:pPr>
-        <w:pStyle w:val="NormalWeb"/>
-        <w:spacing w:line="276" w:lineRule="auto"/>
-      </w:pPr>
-    </w:p>
-    <w:p>
-      <w:pPr>
-        <w:pStyle w:val="NormalWeb"/>
-        <w:spacing w:line="276" w:lineRule="auto"/>
-      </w:pPr>
-    </w:p>
-    <w:p>
-      <w:pPr>
-        <w:pStyle w:val="NormalWeb"/>
-        <w:spacing w:line="276" w:lineRule="auto"/>
-      </w:pPr>
-    </w:p>
-    <w:p>
-      <w:pPr>
-        <w:pStyle w:val="NormalWeb"/>
-        <w:spacing w:line="276" w:lineRule="auto"/>
-      </w:pPr>
-    </w:p>
-    <w:p>
-      <w:pPr>
-        <w:pStyle w:val="NormalWeb"/>
-        <w:spacing w:line="276" w:lineRule="auto"/>
-      </w:pPr>
-    </w:p>
-    <w:p>
-      <w:pPr>
-        <w:pStyle w:val="NormalWeb"/>
-        <w:spacing w:line="276" w:lineRule="auto"/>
+        <w:jc w:val="both"/>
+        <w:rPr>
+          <w:rFonts w:ascii="Corbel" w:eastAsia="Times New Roman" w:hAnsi="Corbel" w:cs="Times New Roman"/>
+          <w:sz w:val="24"/>
+          <w:szCs w:val="24"/>
+          <w:lang w:eastAsia="es-ES"/>
+        </w:rPr>
       </w:pPr>
     </w:p>
     <w:p>
@@ -3609,328 +3750,98 @@
           <w:rFonts w:ascii="Candara" w:hAnsi="Candara"/>
           <w:i/>
           <w:iCs/>
-          <w:color w:val="3B3838" w:themeColor="background2" w:themeShade="40"/>
+          <w:color w:val="3BB3BD"/>
           <w:sz w:val="32"/>
           <w:szCs w:val="32"/>
         </w:rPr>
       </w:pPr>
-      <w:bookmarkStart w:id="8" w:name="_Toc227841320"/>
+      <w:bookmarkStart w:id="6" w:name="_Toc229432254"/>
+      <w:r>
+        <w:rPr>
+          <w:noProof/>
+          <w:color w:val="3BB3BD"/>
+        </w:rPr>
+        <w:drawing>
+          <wp:anchor distT="0" distB="0" distL="114300" distR="114300" simplePos="0" relativeHeight="251679744" behindDoc="1" locked="0" layoutInCell="1" allowOverlap="1" wp14:anchorId="35249F32" wp14:editId="52878464">
+            <wp:simplePos x="0" y="0"/>
+            <wp:positionH relativeFrom="column">
+              <wp:posOffset>-207010</wp:posOffset>
+            </wp:positionH>
+            <wp:positionV relativeFrom="paragraph">
+              <wp:posOffset>245019</wp:posOffset>
+            </wp:positionV>
+            <wp:extent cx="304800" cy="304800"/>
+            <wp:effectExtent l="0" t="0" r="0" b="0"/>
+            <wp:wrapNone/>
+            <wp:docPr id="16" name="Imagen 16"/>
+            <wp:cNvGraphicFramePr>
+              <a:graphicFrameLocks xmlns:a="http://schemas.openxmlformats.org/drawingml/2006/main" noChangeAspect="1"/>
+            </wp:cNvGraphicFramePr>
+            <a:graphic xmlns:a="http://schemas.openxmlformats.org/drawingml/2006/main">
+              <a:graphicData uri="http://schemas.openxmlformats.org/drawingml/2006/picture">
+                <pic:pic xmlns:pic="http://schemas.openxmlformats.org/drawingml/2006/picture">
+                  <pic:nvPicPr>
+                    <pic:cNvPr id="0" name="Picture 1"/>
+                    <pic:cNvPicPr>
+                      <a:picLocks noChangeAspect="1" noChangeArrowheads="1"/>
+                    </pic:cNvPicPr>
+                  </pic:nvPicPr>
+                  <pic:blipFill>
+                    <a:blip r:embed="rId9" cstate="print">
+                      <a:extLst>
+                        <a:ext uri="{28A0092B-C50C-407E-A947-70E740481C1C}">
+                          <a14:useLocalDpi xmlns:a14="http://schemas.microsoft.com/office/drawing/2010/main" val="0"/>
+                        </a:ext>
+                      </a:extLst>
+                    </a:blip>
+                    <a:srcRect/>
+                    <a:stretch>
+                      <a:fillRect/>
+                    </a:stretch>
+                  </pic:blipFill>
+                  <pic:spPr bwMode="auto">
+                    <a:xfrm>
+                      <a:off x="0" y="0"/>
+                      <a:ext cx="304800" cy="304800"/>
+                    </a:xfrm>
+                    <a:prstGeom prst="rect">
+                      <a:avLst/>
+                    </a:prstGeom>
+                    <a:noFill/>
+                    <a:ln>
+                      <a:noFill/>
+                    </a:ln>
+                  </pic:spPr>
+                </pic:pic>
+              </a:graphicData>
+            </a:graphic>
+            <wp14:sizeRelH relativeFrom="margin">
+              <wp14:pctWidth>0</wp14:pctWidth>
+            </wp14:sizeRelH>
+            <wp14:sizeRelV relativeFrom="margin">
+              <wp14:pctHeight>0</wp14:pctHeight>
+            </wp14:sizeRelV>
+          </wp:anchor>
+        </w:drawing>
+      </w:r>
       <w:r>
         <w:rPr>
           <w:rFonts w:ascii="Candara" w:hAnsi="Candara"/>
           <w:i/>
           <w:iCs/>
-          <w:color w:val="3B3838" w:themeColor="background2" w:themeShade="40"/>
+          <w:color w:val="3BB3BD"/>
           <w:sz w:val="32"/>
           <w:szCs w:val="32"/>
         </w:rPr>
-        <w:t>3.3. Gestión de Aprendizaje (Dashboard Alumno)</w:t>
-      </w:r>
-      <w:bookmarkEnd w:id="8"/>
+        <w:t>3.1 Navegación por el catálogo de profesores</w:t>
+      </w:r>
+      <w:bookmarkEnd w:id="6"/>
     </w:p>
     <w:p>
       <w:pPr>
         <w:pStyle w:val="NormalWeb"/>
-        <w:spacing w:line="276" w:lineRule="auto"/>
-        <w:rPr>
-          <w:rFonts w:ascii="Corbel" w:hAnsi="Corbel"/>
-        </w:rPr>
-      </w:pPr>
-      <w:r>
-        <w:rPr>
-          <w:rFonts w:ascii="Corbel" w:hAnsi="Corbel"/>
-        </w:rPr>
-        <w:t>En su panel privado, el alumno visualiza:</w:t>
-      </w:r>
-    </w:p>
-    <w:p>
-      <w:pPr>
-        <w:pStyle w:val="NormalWeb"/>
-        <w:numPr>
-          <w:ilvl w:val="0"/>
-          <w:numId w:val="5"/>
-        </w:numPr>
-        <w:spacing w:after="120" w:afterAutospacing="0" w:line="276" w:lineRule="auto"/>
-        <w:ind w:left="0" w:hanging="357"/>
-        <w:jc w:val="both"/>
-        <w:rPr>
-          <w:rFonts w:ascii="Corbel" w:hAnsi="Corbel"/>
-        </w:rPr>
-      </w:pPr>
-      <w:r>
-        <w:rPr>
-          <w:rFonts w:ascii="Corbel" w:hAnsi="Corbel"/>
-          <w:b/>
-          <w:bCs/>
-        </w:rPr>
-        <w:t>Clases Próximas:</w:t>
-      </w:r>
-      <w:r>
-        <w:rPr>
-          <w:rFonts w:ascii="Corbel" w:hAnsi="Corbel"/>
-        </w:rPr>
-        <w:t xml:space="preserve"> Listado de sesiones confirmadas con enlace directo al aula virtual.</w:t>
-      </w:r>
-    </w:p>
-    <w:p>
-      <w:pPr>
-        <w:pStyle w:val="NormalWeb"/>
-        <w:numPr>
-          <w:ilvl w:val="0"/>
-          <w:numId w:val="5"/>
-        </w:numPr>
-        <w:spacing w:after="120" w:afterAutospacing="0" w:line="276" w:lineRule="auto"/>
-        <w:ind w:left="0" w:hanging="357"/>
-        <w:jc w:val="both"/>
-        <w:rPr>
-          <w:rFonts w:ascii="Corbel" w:hAnsi="Corbel"/>
-        </w:rPr>
-      </w:pPr>
-      <w:r>
-        <w:rPr>
-          <w:rFonts w:ascii="Corbel" w:hAnsi="Corbel"/>
-          <w:b/>
-          <w:bCs/>
-        </w:rPr>
-        <w:t>Estado de Solicitudes:</w:t>
-      </w:r>
-      <w:r>
-        <w:rPr>
-          <w:rFonts w:ascii="Corbel" w:hAnsi="Corbel"/>
-        </w:rPr>
-        <w:t xml:space="preserve"> Seguimiento de las reservas enviadas.</w:t>
-      </w:r>
-    </w:p>
-    <w:p>
-      <w:pPr>
-        <w:pStyle w:val="NormalWeb"/>
-        <w:numPr>
-          <w:ilvl w:val="0"/>
-          <w:numId w:val="5"/>
-        </w:numPr>
-        <w:spacing w:line="276" w:lineRule="auto"/>
-        <w:ind w:left="0"/>
-        <w:jc w:val="both"/>
-        <w:rPr>
-          <w:rFonts w:ascii="Corbel" w:hAnsi="Corbel"/>
-        </w:rPr>
-      </w:pPr>
-      <w:r>
-        <w:rPr>
-          <w:rFonts w:ascii="Corbel" w:hAnsi="Corbel"/>
-          <w:b/>
-          <w:bCs/>
-        </w:rPr>
-        <w:t>Historial de Pagos:</w:t>
-      </w:r>
-      <w:r>
-        <w:rPr>
-          <w:rFonts w:ascii="Corbel" w:hAnsi="Corbel"/>
-        </w:rPr>
-        <w:t xml:space="preserve"> Acceso a la sección de facturación donde podrá ver el listado de transacciones realizadas para su control personal.</w:t>
-      </w:r>
-    </w:p>
-    <w:p>
-      <w:pPr>
-        <w:spacing w:line="276" w:lineRule="auto"/>
-      </w:pPr>
-      <w:r>
-        <w:br w:type="page"/>
-      </w:r>
-    </w:p>
-    <w:p>
-      <w:pPr>
-        <w:pStyle w:val="Ttulo1"/>
-        <w:spacing w:after="240" w:line="276" w:lineRule="auto"/>
-        <w:jc w:val="center"/>
-        <w:rPr>
-          <w:rFonts w:ascii="Candara" w:hAnsi="Candara"/>
-          <w:color w:val="auto"/>
-          <w:sz w:val="40"/>
-          <w:szCs w:val="40"/>
-        </w:rPr>
-      </w:pPr>
-      <w:bookmarkStart w:id="9" w:name="_Toc227841321"/>
-      <w:r>
-        <w:rPr>
-          <w:rFonts w:ascii="Candara" w:hAnsi="Candara"/>
-          <w:color w:val="auto"/>
-          <w:sz w:val="40"/>
-          <w:szCs w:val="40"/>
-        </w:rPr>
-        <w:lastRenderedPageBreak/>
-        <w:t>4. EXPERIENCIA DEL PROFESOR</w:t>
-      </w:r>
-      <w:bookmarkEnd w:id="9"/>
-    </w:p>
-    <w:p>
-      <w:pPr>
-        <w:pStyle w:val="NormalWeb"/>
-        <w:spacing w:line="276" w:lineRule="auto"/>
-        <w:rPr>
-          <w:rFonts w:ascii="Corbel" w:hAnsi="Corbel"/>
-        </w:rPr>
-      </w:pPr>
-      <w:r>
-        <w:rPr>
-          <w:rFonts w:ascii="Corbel" w:hAnsi="Corbel"/>
-        </w:rPr>
-        <w:t>El perfil docente cuenta con herramientas de gestión avanzadas para optimizar su tiempo y comunicación.</w:t>
-      </w:r>
-    </w:p>
-    <w:p>
-      <w:pPr>
-        <w:pStyle w:val="Ttulo2"/>
-        <w:jc w:val="center"/>
-        <w:rPr>
-          <w:rFonts w:ascii="Candara" w:hAnsi="Candara"/>
-          <w:i/>
-          <w:iCs/>
-          <w:color w:val="3B3838" w:themeColor="background2" w:themeShade="40"/>
-          <w:sz w:val="28"/>
-          <w:szCs w:val="28"/>
-        </w:rPr>
-      </w:pPr>
-      <w:bookmarkStart w:id="10" w:name="_Toc227841322"/>
-      <w:r>
-        <w:rPr>
-          <w:rFonts w:ascii="Candara" w:hAnsi="Candara"/>
-          <w:i/>
-          <w:iCs/>
-          <w:color w:val="3B3838" w:themeColor="background2" w:themeShade="40"/>
-          <w:sz w:val="32"/>
-          <w:szCs w:val="32"/>
-        </w:rPr>
-        <w:t>4.1. Configuración del Perfil Profesional</w:t>
-      </w:r>
-      <w:bookmarkEnd w:id="10"/>
-    </w:p>
-    <w:p>
-      <w:pPr>
-        <w:pStyle w:val="NormalWeb"/>
-        <w:spacing w:line="276" w:lineRule="auto"/>
-        <w:jc w:val="both"/>
-        <w:rPr>
-          <w:rFonts w:ascii="Corbel" w:hAnsi="Corbel"/>
-        </w:rPr>
-      </w:pPr>
-      <w:r>
-        <w:rPr>
-          <w:rFonts w:ascii="Corbel" w:hAnsi="Corbel"/>
-        </w:rPr>
-        <w:t xml:space="preserve">Es vital que el profesor complete su información en la sección de </w:t>
-      </w:r>
-      <w:r>
-        <w:rPr>
-          <w:rFonts w:ascii="Corbel" w:hAnsi="Corbel"/>
-          <w:b/>
-          <w:bCs/>
-        </w:rPr>
-        <w:t>Configuración</w:t>
-      </w:r>
-      <w:r>
-        <w:rPr>
-          <w:rFonts w:ascii="Corbel" w:hAnsi="Corbel"/>
-        </w:rPr>
-        <w:t>:</w:t>
-      </w:r>
-    </w:p>
-    <w:p>
-      <w:pPr>
-        <w:pStyle w:val="NormalWeb"/>
-        <w:numPr>
-          <w:ilvl w:val="0"/>
-          <w:numId w:val="6"/>
-        </w:numPr>
-        <w:spacing w:after="120" w:afterAutospacing="0" w:line="276" w:lineRule="auto"/>
-        <w:ind w:left="0" w:hanging="357"/>
-        <w:jc w:val="both"/>
-        <w:rPr>
-          <w:rFonts w:ascii="Corbel" w:hAnsi="Corbel"/>
-        </w:rPr>
-      </w:pPr>
-      <w:r>
-        <w:rPr>
-          <w:rFonts w:ascii="Corbel" w:hAnsi="Corbel"/>
-          <w:b/>
-          <w:bCs/>
-        </w:rPr>
-        <w:t>Título Profesional:</w:t>
-      </w:r>
-      <w:r>
-        <w:rPr>
-          <w:rFonts w:ascii="Corbel" w:hAnsi="Corbel"/>
-        </w:rPr>
-        <w:t xml:space="preserve"> Ej. "Ingeniero de Software" o "Doctor en Filología".</w:t>
-      </w:r>
-    </w:p>
-    <w:p>
-      <w:pPr>
-        <w:pStyle w:val="NormalWeb"/>
-        <w:numPr>
-          <w:ilvl w:val="0"/>
-          <w:numId w:val="6"/>
-        </w:numPr>
-        <w:spacing w:after="120" w:afterAutospacing="0" w:line="276" w:lineRule="auto"/>
-        <w:ind w:left="0" w:hanging="357"/>
-        <w:jc w:val="both"/>
-        <w:rPr>
-          <w:rFonts w:ascii="Corbel" w:hAnsi="Corbel"/>
-        </w:rPr>
-      </w:pPr>
-      <w:r>
-        <w:rPr>
-          <w:rFonts w:ascii="Corbel" w:hAnsi="Corbel"/>
-          <w:b/>
-          <w:bCs/>
-        </w:rPr>
-        <w:t>Tarifa/Hora:</w:t>
-      </w:r>
-      <w:r>
-        <w:rPr>
-          <w:rFonts w:ascii="Corbel" w:hAnsi="Corbel"/>
-        </w:rPr>
-        <w:t xml:space="preserve"> El precio que se mostrará en el catálogo.</w:t>
-      </w:r>
-    </w:p>
-    <w:p>
-      <w:pPr>
-        <w:pStyle w:val="NormalWeb"/>
-        <w:numPr>
-          <w:ilvl w:val="0"/>
-          <w:numId w:val="6"/>
-        </w:numPr>
-        <w:spacing w:after="120" w:afterAutospacing="0" w:line="276" w:lineRule="auto"/>
-        <w:ind w:left="0" w:hanging="357"/>
-        <w:jc w:val="both"/>
-        <w:rPr>
-          <w:rFonts w:ascii="Corbel" w:hAnsi="Corbel"/>
-        </w:rPr>
-      </w:pPr>
-      <w:r>
-        <w:rPr>
-          <w:rFonts w:ascii="Corbel" w:hAnsi="Corbel"/>
-          <w:b/>
-          <w:bCs/>
-        </w:rPr>
-        <w:t>Biografía:</w:t>
-      </w:r>
-      <w:r>
-        <w:rPr>
-          <w:rFonts w:ascii="Corbel" w:hAnsi="Corbel"/>
-        </w:rPr>
-        <w:t xml:space="preserve"> Un espacio para convencer a los alumnos de su metodología.</w:t>
-      </w:r>
-    </w:p>
-    <w:p>
-      <w:pPr>
-        <w:pStyle w:val="NormalWeb"/>
-        <w:numPr>
-          <w:ilvl w:val="0"/>
-          <w:numId w:val="6"/>
-        </w:numPr>
-        <w:spacing w:line="276" w:lineRule="auto"/>
-        <w:ind w:left="0"/>
+        <w:spacing w:after="0" w:afterAutospacing="0" w:line="276" w:lineRule="auto"/>
+        <w:ind w:left="142" w:right="141"/>
         <w:jc w:val="both"/>
         <w:rPr>
           <w:rFonts w:ascii="Corbel" w:hAnsi="Corbel"/>
@@ -3944,18 +3855,18 @@
         <mc:AlternateContent>
           <mc:Choice Requires="wps">
             <w:drawing>
-              <wp:anchor distT="0" distB="0" distL="114300" distR="114300" simplePos="0" relativeHeight="251670528" behindDoc="0" locked="0" layoutInCell="1" allowOverlap="1" wp14:anchorId="2FDFDCC2" wp14:editId="08D34FEE">
+              <wp:anchor distT="0" distB="0" distL="114300" distR="114300" simplePos="0" relativeHeight="251677696" behindDoc="1" locked="0" layoutInCell="1" allowOverlap="1" wp14:anchorId="3CC79258" wp14:editId="17C6173A">
                 <wp:simplePos x="0" y="0"/>
                 <wp:positionH relativeFrom="margin">
-                  <wp:align>left</wp:align>
+                  <wp:posOffset>-84000</wp:posOffset>
                 </wp:positionH>
                 <wp:positionV relativeFrom="paragraph">
-                  <wp:posOffset>529590</wp:posOffset>
+                  <wp:posOffset>101691</wp:posOffset>
                 </wp:positionV>
-                <wp:extent cx="5715000" cy="3710940"/>
-                <wp:effectExtent l="0" t="0" r="19050" b="22860"/>
+                <wp:extent cx="5921828" cy="544285"/>
+                <wp:effectExtent l="0" t="0" r="22225" b="27305"/>
                 <wp:wrapNone/>
-                <wp:docPr id="5" name="Rectángulo 5"/>
+                <wp:docPr id="15" name="Rectángulo 15"/>
                 <wp:cNvGraphicFramePr/>
                 <a:graphic xmlns:a="http://schemas.openxmlformats.org/drawingml/2006/main">
                   <a:graphicData uri="http://schemas.microsoft.com/office/word/2010/wordprocessingShape">
@@ -3964,15 +3875,20 @@
                       <wps:spPr>
                         <a:xfrm>
                           <a:off x="0" y="0"/>
-                          <a:ext cx="5715000" cy="3710940"/>
+                          <a:ext cx="5921828" cy="544285"/>
                         </a:xfrm>
                         <a:prstGeom prst="rect">
                           <a:avLst/>
                         </a:prstGeom>
-                        <a:noFill/>
-                        <a:ln w="19050">
+                        <a:solidFill>
+                          <a:schemeClr val="accent1">
+                            <a:lumMod val="20000"/>
+                            <a:lumOff val="80000"/>
+                          </a:schemeClr>
+                        </a:solidFill>
+                        <a:ln>
                           <a:solidFill>
-                            <a:schemeClr val="tx1"/>
+                            <a:schemeClr val="accent1"/>
                           </a:solidFill>
                         </a:ln>
                       </wps:spPr>
@@ -4012,7 +3928,7 @@
           </mc:Choice>
           <mc:Fallback>
             <w:pict>
-              <v:rect w14:anchorId="6973D37B" id="Rectángulo 5" o:spid="_x0000_s1026" style="position:absolute;margin-left:0;margin-top:41.7pt;width:450pt;height:292.2pt;z-index:251670528;visibility:visible;mso-wrap-style:square;mso-width-percent:0;mso-height-percent:0;mso-wrap-distance-left:9pt;mso-wrap-distance-top:0;mso-wrap-distance-right:9pt;mso-wrap-distance-bottom:0;mso-position-horizontal:left;mso-position-horizontal-relative:margin;mso-position-vertical:absolute;mso-position-vertical-relative:text;mso-width-percent:0;mso-height-percent:0;mso-width-relative:margin;mso-height-relative:margin;v-text-anchor:middle" o:gfxdata="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" filled="f" strokecolor="black [3213]" strokeweight="1.5pt">
+              <v:rect w14:anchorId="7F226777" id="Rectángulo 15" o:spid="_x0000_s1026" style="position:absolute;margin-left:-6.6pt;margin-top:8pt;width:466.3pt;height:42.85pt;z-index:-251638784;visibility:visible;mso-wrap-style:square;mso-width-percent:0;mso-height-percent:0;mso-wrap-distance-left:9pt;mso-wrap-distance-top:0;mso-wrap-distance-right:9pt;mso-wrap-distance-bottom:0;mso-position-horizontal:absolute;mso-position-horizontal-relative:margin;mso-position-vertical:absolute;mso-position-vertical-relative:text;mso-width-percent:0;mso-height-percent:0;mso-width-relative:margin;mso-height-relative:margin;v-text-anchor:middle" o:gfxdata="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" fillcolor="#d9e2f3 [660]" strokecolor="#4472c4 [3204]" strokeweight="1pt">
                 <w10:wrap anchorx="margin"/>
               </v:rect>
             </w:pict>
@@ -4022,106 +3938,103 @@
       <w:r>
         <w:rPr>
           <w:rFonts w:ascii="Corbel" w:hAnsi="Corbel"/>
+        </w:rPr>
+        <w:t xml:space="preserve">Desde el menú superior, el alumno puede acceder al </w:t>
+      </w:r>
+      <w:r>
+        <w:rPr>
+          <w:rFonts w:ascii="Corbel" w:hAnsi="Corbel"/>
           <w:b/>
           <w:bCs/>
         </w:rPr>
-        <w:t>Datos Bancarios:</w:t>
-      </w:r>
-      <w:r>
-        <w:rPr>
-          <w:rFonts w:ascii="Corbel" w:hAnsi="Corbel"/>
-        </w:rPr>
-        <w:t xml:space="preserve"> Para efectos de la demo, se permite configurar un IBAN para la recepción simbólica de los pagos de las clases completadas.</w:t>
+        <w:t>Catálogo</w:t>
+      </w:r>
+      <w:r>
+        <w:rPr>
+          <w:rFonts w:ascii="Corbel" w:hAnsi="Corbel"/>
+        </w:rPr>
+        <w:t>. Aquí se listan todos los docentes disponibles.</w:t>
+      </w:r>
+      <w:r>
+        <w:rPr>
+          <w:rFonts w:ascii="Corbel" w:hAnsi="Corbel"/>
+          <w:noProof/>
+        </w:rPr>
+        <w:t xml:space="preserve"> </w:t>
       </w:r>
     </w:p>
     <w:p>
       <w:pPr>
         <w:pStyle w:val="NormalWeb"/>
+        <w:numPr>
+          <w:ilvl w:val="0"/>
+          <w:numId w:val="3"/>
+        </w:numPr>
+        <w:tabs>
+          <w:tab w:val="clear" w:pos="720"/>
+        </w:tabs>
+        <w:spacing w:after="120" w:afterAutospacing="0" w:line="276" w:lineRule="auto"/>
+        <w:ind w:left="0" w:hanging="295"/>
+        <w:jc w:val="both"/>
+        <w:rPr>
+          <w:rFonts w:ascii="Corbel" w:hAnsi="Corbel"/>
+        </w:rPr>
+      </w:pPr>
+      <w:r>
+        <w:rPr>
+          <w:rFonts w:ascii="Corbel" w:hAnsi="Corbel"/>
+          <w:b/>
+          <w:bCs/>
+        </w:rPr>
+        <w:t>Fichas de Perfil:</w:t>
+      </w:r>
+      <w:r>
+        <w:rPr>
+          <w:rFonts w:ascii="Corbel" w:hAnsi="Corbel"/>
+        </w:rPr>
+        <w:t xml:space="preserve"> Cada profesor muestra su nombre, título profesional, una breve biografía y su tarifa por hora.</w:t>
+      </w:r>
+    </w:p>
+    <w:p>
+      <w:pPr>
+        <w:pStyle w:val="NormalWeb"/>
+        <w:numPr>
+          <w:ilvl w:val="0"/>
+          <w:numId w:val="3"/>
+        </w:numPr>
+        <w:tabs>
+          <w:tab w:val="clear" w:pos="720"/>
+        </w:tabs>
         <w:spacing w:line="276" w:lineRule="auto"/>
-        <w:rPr>
-          <w:rFonts w:ascii="Corbel" w:hAnsi="Corbel"/>
-          <w:noProof/>
-        </w:rPr>
-      </w:pPr>
-      <w:r>
-        <w:rPr>
-          <w:i/>
-          <w:iCs/>
-        </w:rPr>
-        <w:t>[INSERTAR CAPTURA DE PANTALLA DE CONFIGURACION-PROFESOR.PHP]</w:t>
-      </w:r>
-      <w:r>
-        <w:rPr>
-          <w:rFonts w:ascii="Corbel" w:hAnsi="Corbel"/>
-          <w:noProof/>
-        </w:rPr>
-        <w:t xml:space="preserve"> </w:t>
+        <w:ind w:left="0" w:hanging="294"/>
+        <w:jc w:val="both"/>
+        <w:rPr>
+          <w:rFonts w:ascii="Corbel" w:hAnsi="Corbel"/>
+        </w:rPr>
+      </w:pPr>
+      <w:r>
+        <w:rPr>
+          <w:rFonts w:ascii="Corbel" w:hAnsi="Corbel"/>
+          <w:b/>
+          <w:bCs/>
+        </w:rPr>
+        <w:t>Acceso a Detalle:</w:t>
+      </w:r>
+      <w:r>
+        <w:rPr>
+          <w:rFonts w:ascii="Corbel" w:hAnsi="Corbel"/>
+        </w:rPr>
+        <w:t xml:space="preserve"> Al pulsar en "Ver Perfil", el alumno accede a la ficha completa del docente donde podrá revisar su valoración media y trayectoria extendida.</w:t>
       </w:r>
     </w:p>
     <w:p>
       <w:pPr>
         <w:pStyle w:val="NormalWeb"/>
-        <w:spacing w:line="276" w:lineRule="auto"/>
-        <w:rPr>
-          <w:rFonts w:ascii="Corbel" w:hAnsi="Corbel"/>
-          <w:noProof/>
-        </w:rPr>
-      </w:pPr>
-    </w:p>
-    <w:p>
-      <w:pPr>
-        <w:pStyle w:val="NormalWeb"/>
-        <w:spacing w:line="276" w:lineRule="auto"/>
-        <w:rPr>
-          <w:rFonts w:ascii="Corbel" w:hAnsi="Corbel"/>
-          <w:noProof/>
-        </w:rPr>
-      </w:pPr>
-    </w:p>
-    <w:p>
-      <w:pPr>
-        <w:pStyle w:val="NormalWeb"/>
-        <w:spacing w:line="276" w:lineRule="auto"/>
-        <w:rPr>
-          <w:rFonts w:ascii="Corbel" w:hAnsi="Corbel"/>
-          <w:noProof/>
-        </w:rPr>
-      </w:pPr>
-    </w:p>
-    <w:p>
-      <w:pPr>
-        <w:pStyle w:val="NormalWeb"/>
-        <w:spacing w:line="276" w:lineRule="auto"/>
-      </w:pPr>
-    </w:p>
-    <w:p>
-      <w:pPr>
-        <w:pStyle w:val="NormalWeb"/>
-        <w:spacing w:line="276" w:lineRule="auto"/>
-      </w:pPr>
-    </w:p>
-    <w:p>
-      <w:pPr>
-        <w:pStyle w:val="NormalWeb"/>
-        <w:spacing w:line="276" w:lineRule="auto"/>
-      </w:pPr>
-    </w:p>
-    <w:p>
-      <w:pPr>
-        <w:pStyle w:val="NormalWeb"/>
-        <w:spacing w:line="276" w:lineRule="auto"/>
-      </w:pPr>
-    </w:p>
-    <w:p>
-      <w:pPr>
-        <w:pStyle w:val="NormalWeb"/>
-        <w:spacing w:line="276" w:lineRule="auto"/>
-      </w:pPr>
-    </w:p>
-    <w:p>
-      <w:pPr>
-        <w:pStyle w:val="NormalWeb"/>
-        <w:spacing w:line="276" w:lineRule="auto"/>
+        <w:spacing w:after="0" w:afterAutospacing="0" w:line="276" w:lineRule="auto"/>
+        <w:jc w:val="both"/>
+        <w:rPr>
+          <w:rFonts w:ascii="Corbel" w:hAnsi="Corbel"/>
+        </w:rPr>
       </w:pPr>
     </w:p>
     <w:p>
@@ -4132,294 +4045,233 @@
           <w:rFonts w:ascii="Candara" w:hAnsi="Candara"/>
           <w:i/>
           <w:iCs/>
-          <w:color w:val="3B3838" w:themeColor="background2" w:themeShade="40"/>
+          <w:color w:val="3BB3BD"/>
           <w:sz w:val="32"/>
           <w:szCs w:val="32"/>
         </w:rPr>
       </w:pPr>
-      <w:bookmarkStart w:id="11" w:name="_Toc227841323"/>
+      <w:bookmarkStart w:id="7" w:name="_Toc229432255"/>
       <w:r>
         <w:rPr>
           <w:rFonts w:ascii="Candara" w:hAnsi="Candara"/>
           <w:i/>
           <w:iCs/>
-          <w:color w:val="3B3838" w:themeColor="background2" w:themeShade="40"/>
+          <w:color w:val="3BB3BD"/>
           <w:sz w:val="32"/>
           <w:szCs w:val="32"/>
         </w:rPr>
-        <w:t>4.2. Gestión de Calendario y Solicitudes</w:t>
-      </w:r>
-      <w:bookmarkEnd w:id="11"/>
+        <w:t xml:space="preserve">3.2. Proceso de </w:t>
+      </w:r>
+      <w:r>
+        <w:rPr>
+          <w:rFonts w:ascii="Candara" w:hAnsi="Candara"/>
+          <w:i/>
+          <w:iCs/>
+          <w:color w:val="3BB3BD"/>
+          <w:sz w:val="32"/>
+          <w:szCs w:val="32"/>
+        </w:rPr>
+        <w:t>r</w:t>
+      </w:r>
+      <w:r>
+        <w:rPr>
+          <w:rFonts w:ascii="Candara" w:hAnsi="Candara"/>
+          <w:i/>
+          <w:iCs/>
+          <w:color w:val="3BB3BD"/>
+          <w:sz w:val="32"/>
+          <w:szCs w:val="32"/>
+        </w:rPr>
+        <w:t xml:space="preserve">eserva de </w:t>
+      </w:r>
+      <w:r>
+        <w:rPr>
+          <w:rFonts w:ascii="Candara" w:hAnsi="Candara"/>
+          <w:i/>
+          <w:iCs/>
+          <w:color w:val="3BB3BD"/>
+          <w:sz w:val="32"/>
+          <w:szCs w:val="32"/>
+        </w:rPr>
+        <w:t>c</w:t>
+      </w:r>
+      <w:r>
+        <w:rPr>
+          <w:rFonts w:ascii="Candara" w:hAnsi="Candara"/>
+          <w:i/>
+          <w:iCs/>
+          <w:color w:val="3BB3BD"/>
+          <w:sz w:val="32"/>
+          <w:szCs w:val="32"/>
+        </w:rPr>
+        <w:t>lases</w:t>
+      </w:r>
+      <w:bookmarkEnd w:id="7"/>
     </w:p>
     <w:p>
       <w:pPr>
         <w:pStyle w:val="NormalWeb"/>
-        <w:spacing w:line="276" w:lineRule="auto"/>
-      </w:pPr>
-      <w:r>
-        <w:t>El profesor recibe notificaciones de nuevas reservas en su panel principal.</w:t>
+        <w:spacing w:after="0" w:afterAutospacing="0" w:line="276" w:lineRule="auto"/>
+        <w:jc w:val="both"/>
+        <w:rPr>
+          <w:rFonts w:ascii="Corbel" w:hAnsi="Corbel"/>
+        </w:rPr>
+      </w:pPr>
+      <w:r>
+        <w:rPr>
+          <w:rFonts w:ascii="Corbel" w:hAnsi="Corbel"/>
+        </w:rPr>
+        <w:t>Cuando un alumno decide contratar una sesión, el proceso se resume en:</w:t>
       </w:r>
     </w:p>
     <w:p>
       <w:pPr>
         <w:pStyle w:val="NormalWeb"/>
-        <w:numPr>
-          <w:ilvl w:val="0"/>
-          <w:numId w:val="6"/>
-        </w:numPr>
         <w:spacing w:after="120" w:afterAutospacing="0" w:line="276" w:lineRule="auto"/>
-        <w:ind w:left="0" w:hanging="357"/>
         <w:jc w:val="both"/>
+        <w:rPr>
+          <w:rFonts w:ascii="Corbel" w:hAnsi="Corbel"/>
+        </w:rPr>
+      </w:pPr>
+      <w:r>
+        <w:rPr>
+          <w:rFonts w:ascii="Corbel" w:hAnsi="Corbel"/>
+          <w:sz w:val="28"/>
+          <w:szCs w:val="28"/>
+        </w:rPr>
+        <w:t>1</w:t>
+      </w:r>
+      <w:r>
+        <w:rPr>
+          <w:rFonts w:ascii="Corbel" w:hAnsi="Corbel"/>
+        </w:rPr>
+        <w:t xml:space="preserve">. </w:t>
+      </w:r>
+      <w:r>
         <w:rPr>
           <w:rFonts w:ascii="Corbel" w:hAnsi="Corbel"/>
           <w:b/>
           <w:bCs/>
         </w:rPr>
-      </w:pPr>
+        <w:t>Selección de Profesor:</w:t>
+      </w:r>
+      <w:r>
+        <w:rPr>
+          <w:rFonts w:ascii="Corbel" w:hAnsi="Corbel"/>
+        </w:rPr>
+        <w:t xml:space="preserve"> Dentro de la ficha del docente, pulsar el botón "</w:t>
+      </w:r>
       <w:r>
         <w:rPr>
           <w:rFonts w:ascii="Corbel" w:hAnsi="Corbel"/>
           <w:b/>
           <w:bCs/>
         </w:rPr>
-        <w:t xml:space="preserve">Aceptar/Rechazar: </w:t>
-      </w:r>
-      <w:r>
-        <w:rPr>
-          <w:rFonts w:ascii="Corbel" w:hAnsi="Corbel"/>
-        </w:rPr>
-        <w:t>El docente tiene la última palabra sobre su agenda.</w:t>
+        <w:t>Reservar Clase</w:t>
+      </w:r>
+      <w:r>
+        <w:rPr>
+          <w:rFonts w:ascii="Corbel" w:hAnsi="Corbel"/>
+        </w:rPr>
+        <w:t>".</w:t>
       </w:r>
     </w:p>
     <w:p>
       <w:pPr>
         <w:pStyle w:val="NormalWeb"/>
-        <w:numPr>
-          <w:ilvl w:val="0"/>
-          <w:numId w:val="6"/>
-        </w:numPr>
-        <w:spacing w:after="120" w:afterAutospacing="0" w:line="276" w:lineRule="auto"/>
-        <w:ind w:left="0" w:hanging="357"/>
+        <w:spacing w:before="0" w:beforeAutospacing="0" w:after="120" w:afterAutospacing="0" w:line="276" w:lineRule="auto"/>
         <w:jc w:val="both"/>
+        <w:rPr>
+          <w:rFonts w:ascii="Corbel" w:hAnsi="Corbel"/>
+        </w:rPr>
+      </w:pPr>
+      <w:r>
+        <w:rPr>
+          <w:rFonts w:ascii="Corbel" w:hAnsi="Corbel"/>
+          <w:sz w:val="28"/>
+          <w:szCs w:val="28"/>
+        </w:rPr>
+        <w:t>2</w:t>
+      </w:r>
+      <w:r>
+        <w:rPr>
+          <w:rFonts w:ascii="Corbel" w:hAnsi="Corbel"/>
+        </w:rPr>
+        <w:t xml:space="preserve">. </w:t>
+      </w:r>
+      <w:r>
         <w:rPr>
           <w:rFonts w:ascii="Corbel" w:hAnsi="Corbel"/>
           <w:b/>
           <w:bCs/>
         </w:rPr>
-      </w:pPr>
+        <w:t>Registro de Pago (Demo):</w:t>
+      </w:r>
+      <w:r>
+        <w:rPr>
+          <w:rFonts w:ascii="Corbel" w:hAnsi="Corbel"/>
+        </w:rPr>
+        <w:t xml:space="preserve"> Se simulará la transacción. Para efectos de esta versión, el sistema registra la reserva directamente en la base de datos de facturación tras la confirmación del alumno.</w:t>
+      </w:r>
+    </w:p>
+    <w:p>
+      <w:pPr>
+        <w:pStyle w:val="NormalWeb"/>
+        <w:spacing w:before="0" w:beforeAutospacing="0" w:after="0" w:afterAutospacing="0" w:line="276" w:lineRule="auto"/>
+        <w:jc w:val="both"/>
+        <w:rPr>
+          <w:rFonts w:ascii="Corbel" w:hAnsi="Corbel"/>
+        </w:rPr>
+      </w:pPr>
+      <w:r>
+        <w:rPr>
+          <w:rFonts w:ascii="Corbel" w:hAnsi="Corbel"/>
+        </w:rPr>
+        <w:t>3</w:t>
+      </w:r>
+      <w:r>
+        <w:rPr>
+          <w:rFonts w:ascii="Corbel" w:hAnsi="Corbel"/>
+        </w:rPr>
+        <w:t xml:space="preserve">. </w:t>
+      </w:r>
       <w:r>
         <w:rPr>
           <w:rFonts w:ascii="Corbel" w:hAnsi="Corbel"/>
           <w:b/>
           <w:bCs/>
         </w:rPr>
-        <w:t xml:space="preserve">Calendario Interactivo: </w:t>
-      </w:r>
-      <w:r>
-        <w:rPr>
-          <w:rFonts w:ascii="Corbel" w:hAnsi="Corbel"/>
-        </w:rPr>
-        <w:t>Una rejilla visual donde los días con clase confirmada aparecen marcados con un punto distintivo para una organización rápida de la semana.</w:t>
-      </w:r>
-    </w:p>
-    <w:p>
-      <w:pPr>
-        <w:pStyle w:val="Ttulo1"/>
-        <w:spacing w:after="240" w:line="276" w:lineRule="auto"/>
-        <w:jc w:val="center"/>
-        <w:rPr>
-          <w:rFonts w:ascii="Candara" w:hAnsi="Candara"/>
-          <w:color w:val="auto"/>
-          <w:sz w:val="40"/>
-          <w:szCs w:val="40"/>
-        </w:rPr>
-      </w:pPr>
-      <w:bookmarkStart w:id="12" w:name="_Toc227841324"/>
-      <w:r>
-        <w:rPr>
-          <w:rFonts w:ascii="Candara" w:hAnsi="Candara"/>
-          <w:color w:val="auto"/>
-          <w:sz w:val="36"/>
-          <w:szCs w:val="36"/>
-        </w:rPr>
-        <w:lastRenderedPageBreak/>
-        <w:t>5</w:t>
-      </w:r>
-      <w:r>
-        <w:rPr>
-          <w:rFonts w:ascii="Candara" w:hAnsi="Candara"/>
-          <w:color w:val="auto"/>
-          <w:sz w:val="40"/>
-          <w:szCs w:val="40"/>
-        </w:rPr>
-        <w:t>. EL AULA VIRTUAL (SIMULACIÓN DE CLASE)</w:t>
-      </w:r>
-      <w:bookmarkEnd w:id="12"/>
-    </w:p>
-    <w:p>
-      <w:pPr>
-        <w:pStyle w:val="NormalWeb"/>
-        <w:spacing w:line="276" w:lineRule="auto"/>
-        <w:jc w:val="both"/>
-      </w:pPr>
-      <w:r>
-        <w:rPr>
-          <w:rFonts w:ascii="Corbel" w:hAnsi="Corbel"/>
-        </w:rPr>
-        <w:t>Tanto alumnos como profesores acceden al mismo entorno cuando llega la hora de la sesión</w:t>
-      </w:r>
-      <w:r>
-        <w:t>.</w:t>
-      </w:r>
-    </w:p>
-    <w:p>
-      <w:pPr>
-        <w:pStyle w:val="NormalWeb"/>
-        <w:spacing w:line="276" w:lineRule="auto"/>
-        <w:jc w:val="both"/>
-        <w:rPr>
-          <w:rFonts w:ascii="Corbel" w:hAnsi="Corbel"/>
-          <w:sz w:val="28"/>
-          <w:szCs w:val="28"/>
-          <w:u w:val="single"/>
-        </w:rPr>
-      </w:pPr>
-      <w:r>
-        <w:rPr>
-          <w:rFonts w:ascii="Corbel" w:hAnsi="Corbel"/>
-          <w:b/>
-          <w:bCs/>
-          <w:sz w:val="28"/>
-          <w:szCs w:val="28"/>
-          <w:u w:val="single"/>
-        </w:rPr>
-        <w:t>Funcionalidades del Aula:</w:t>
-      </w:r>
-    </w:p>
-    <w:p>
-      <w:pPr>
-        <w:pStyle w:val="NormalWeb"/>
-        <w:numPr>
-          <w:ilvl w:val="0"/>
-          <w:numId w:val="6"/>
-        </w:numPr>
-        <w:spacing w:after="120" w:afterAutospacing="0" w:line="276" w:lineRule="auto"/>
-        <w:ind w:left="0" w:hanging="357"/>
-        <w:jc w:val="both"/>
-        <w:rPr>
-          <w:rFonts w:ascii="Corbel" w:hAnsi="Corbel"/>
-        </w:rPr>
-      </w:pPr>
-      <w:r>
-        <w:rPr>
-          <w:rFonts w:ascii="Corbel" w:hAnsi="Corbel"/>
-          <w:b/>
-          <w:bCs/>
-        </w:rPr>
-        <w:t xml:space="preserve">Interfaz de Vídeo: </w:t>
-      </w:r>
-      <w:r>
-        <w:rPr>
-          <w:rFonts w:ascii="Corbel" w:hAnsi="Corbel"/>
-        </w:rPr>
-        <w:t>Espacio principal donde se desarrolla la formación (simulación).</w:t>
-      </w:r>
-    </w:p>
-    <w:p>
-      <w:pPr>
-        <w:pStyle w:val="NormalWeb"/>
-        <w:numPr>
-          <w:ilvl w:val="0"/>
-          <w:numId w:val="6"/>
-        </w:numPr>
-        <w:spacing w:after="120" w:afterAutospacing="0" w:line="276" w:lineRule="auto"/>
-        <w:ind w:left="0" w:hanging="357"/>
-        <w:jc w:val="both"/>
-        <w:rPr>
-          <w:rFonts w:ascii="Corbel" w:hAnsi="Corbel"/>
-          <w:b/>
-          <w:bCs/>
-        </w:rPr>
-      </w:pPr>
-      <w:r>
-        <w:rPr>
-          <w:rFonts w:ascii="Corbel" w:hAnsi="Corbel"/>
-          <w:b/>
-          <w:bCs/>
-        </w:rPr>
-        <w:t xml:space="preserve">Chat en Tiempo Real: </w:t>
-      </w:r>
-      <w:r>
-        <w:rPr>
-          <w:rFonts w:ascii="Corbel" w:hAnsi="Corbel"/>
-        </w:rPr>
-        <w:t>Permite el intercambio de enlaces y dudas rápidas durante la explicación.</w:t>
-      </w:r>
-    </w:p>
-    <w:p>
-      <w:pPr>
-        <w:pStyle w:val="NormalWeb"/>
-        <w:numPr>
-          <w:ilvl w:val="0"/>
-          <w:numId w:val="6"/>
-        </w:numPr>
-        <w:spacing w:after="120" w:afterAutospacing="0" w:line="276" w:lineRule="auto"/>
-        <w:ind w:left="0" w:hanging="357"/>
-        <w:jc w:val="both"/>
-        <w:rPr>
-          <w:rFonts w:ascii="Corbel" w:hAnsi="Corbel"/>
-          <w:b/>
-          <w:bCs/>
-        </w:rPr>
-      </w:pPr>
-      <w:r>
-        <w:rPr>
-          <w:rFonts w:ascii="Corbel" w:hAnsi="Corbel"/>
-          <w:b/>
-          <w:bCs/>
-        </w:rPr>
-        <w:t xml:space="preserve">Temporizador de Sesión: </w:t>
-      </w:r>
-      <w:r>
-        <w:rPr>
-          <w:rFonts w:ascii="Corbel" w:hAnsi="Corbel"/>
-        </w:rPr>
-        <w:t>Un contador automático indica cuánto tiempo lleva transcurrido de la clase para un control exacto de la duración pactada.</w:t>
-      </w:r>
-    </w:p>
-    <w:p>
-      <w:pPr>
-        <w:pStyle w:val="NormalWeb"/>
-        <w:numPr>
-          <w:ilvl w:val="0"/>
-          <w:numId w:val="6"/>
-        </w:numPr>
-        <w:spacing w:after="120" w:afterAutospacing="0" w:line="276" w:lineRule="auto"/>
-        <w:ind w:left="0" w:hanging="357"/>
-        <w:jc w:val="both"/>
-        <w:rPr>
-          <w:rFonts w:ascii="Corbel" w:hAnsi="Corbel"/>
-        </w:rPr>
-      </w:pPr>
-      <w:r>
-        <w:rPr>
-          <w:rFonts w:ascii="Corbel" w:hAnsi="Corbel"/>
-          <w:b/>
-          <w:bCs/>
-        </w:rPr>
-        <w:t xml:space="preserve">Controles de Comunicación: </w:t>
-      </w:r>
-      <w:r>
-        <w:rPr>
-          <w:rFonts w:ascii="Corbel" w:hAnsi="Corbel"/>
-        </w:rPr>
-        <w:t>Botones para activar/desactivar micro y cámara, y el botón de "Finalizar Clase" que requiere confirmación para evitar cierres accidentales.</w:t>
-      </w:r>
-    </w:p>
-    <w:p>
-      <w:pPr>
-        <w:pStyle w:val="NormalWeb"/>
-        <w:spacing w:line="276" w:lineRule="auto"/>
+        <w:t>Confirmación:</w:t>
+      </w:r>
+      <w:r>
+        <w:rPr>
+          <w:rFonts w:ascii="Corbel" w:hAnsi="Corbel"/>
+        </w:rPr>
+        <w:t xml:space="preserve"> La reserva aparecerá inmediatamente en el </w:t>
+      </w:r>
+      <w:proofErr w:type="spellStart"/>
+      <w:r>
+        <w:rPr>
+          <w:rFonts w:ascii="Corbel" w:hAnsi="Corbel"/>
+        </w:rPr>
+        <w:t>Dashboard</w:t>
+      </w:r>
+      <w:proofErr w:type="spellEnd"/>
+      <w:r>
+        <w:rPr>
+          <w:rFonts w:ascii="Corbel" w:hAnsi="Corbel"/>
+        </w:rPr>
+        <w:t xml:space="preserve"> del alumno como "Pendiente" hasta que el profesor la gestione.</w:t>
+      </w:r>
+    </w:p>
+    <w:p>
+      <w:pPr>
+        <w:rPr>
+          <w:rFonts w:ascii="Corbel" w:eastAsia="Times New Roman" w:hAnsi="Corbel" w:cs="Times New Roman"/>
+          <w:sz w:val="24"/>
+          <w:szCs w:val="24"/>
+          <w:lang w:eastAsia="es-ES"/>
+        </w:rPr>
       </w:pPr>
       <w:r>
         <w:rPr>
@@ -4429,18 +4281,18 @@
         <mc:AlternateContent>
           <mc:Choice Requires="wps">
             <w:drawing>
-              <wp:anchor distT="0" distB="0" distL="114300" distR="114300" simplePos="0" relativeHeight="251668480" behindDoc="0" locked="0" layoutInCell="1" allowOverlap="1" wp14:anchorId="3CB3DE55" wp14:editId="4A971EF9">
+              <wp:anchor distT="0" distB="0" distL="114300" distR="114300" simplePos="0" relativeHeight="251666432" behindDoc="0" locked="0" layoutInCell="1" allowOverlap="1" wp14:anchorId="1BAE2E34" wp14:editId="224DB259">
                 <wp:simplePos x="0" y="0"/>
                 <wp:positionH relativeFrom="margin">
-                  <wp:align>center</wp:align>
+                  <wp:posOffset>19050</wp:posOffset>
                 </wp:positionH>
                 <wp:positionV relativeFrom="paragraph">
-                  <wp:posOffset>34290</wp:posOffset>
+                  <wp:posOffset>274897</wp:posOffset>
                 </wp:positionV>
-                <wp:extent cx="5715000" cy="4038600"/>
-                <wp:effectExtent l="0" t="0" r="19050" b="19050"/>
+                <wp:extent cx="5715000" cy="2407920"/>
+                <wp:effectExtent l="19050" t="19050" r="19050" b="11430"/>
                 <wp:wrapNone/>
-                <wp:docPr id="3" name="Rectángulo 3"/>
+                <wp:docPr id="4" name="Rectángulo 4"/>
                 <wp:cNvGraphicFramePr/>
                 <a:graphic xmlns:a="http://schemas.openxmlformats.org/drawingml/2006/main">
                   <a:graphicData uri="http://schemas.microsoft.com/office/word/2010/wordprocessingShape">
@@ -4449,15 +4301,15 @@
                       <wps:spPr>
                         <a:xfrm>
                           <a:off x="0" y="0"/>
-                          <a:ext cx="5715000" cy="4038600"/>
+                          <a:ext cx="5715000" cy="2407920"/>
                         </a:xfrm>
                         <a:prstGeom prst="rect">
                           <a:avLst/>
                         </a:prstGeom>
                         <a:noFill/>
-                        <a:ln w="19050">
+                        <a:ln w="28575">
                           <a:solidFill>
-                            <a:schemeClr val="tx1"/>
+                            <a:srgbClr val="3BB3BD"/>
                           </a:solidFill>
                         </a:ln>
                       </wps:spPr>
@@ -4497,7 +4349,7 @@
           </mc:Choice>
           <mc:Fallback>
             <w:pict>
-              <v:rect w14:anchorId="4FE4A452" id="Rectángulo 3" o:spid="_x0000_s1026" style="position:absolute;margin-left:0;margin-top:2.7pt;width:450pt;height:318pt;z-index:251668480;visibility:visible;mso-wrap-style:square;mso-width-percent:0;mso-height-percent:0;mso-wrap-distance-left:9pt;mso-wrap-distance-top:0;mso-wrap-distance-right:9pt;mso-wrap-distance-bottom:0;mso-position-horizontal:center;mso-position-horizontal-relative:margin;mso-position-vertical:absolute;mso-position-vertical-relative:text;mso-width-percent:0;mso-height-percent:0;mso-width-relative:margin;mso-height-relative:margin;v-text-anchor:middle" o:gfxdata="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" filled="f" strokecolor="black [3213]" strokeweight="1.5pt">
+              <v:rect w14:anchorId="4189C456" id="Rectángulo 4" o:spid="_x0000_s1026" style="position:absolute;margin-left:1.5pt;margin-top:21.65pt;width:450pt;height:189.6pt;z-index:251666432;visibility:visible;mso-wrap-style:square;mso-width-percent:0;mso-height-percent:0;mso-wrap-distance-left:9pt;mso-wrap-distance-top:0;mso-wrap-distance-right:9pt;mso-wrap-distance-bottom:0;mso-position-horizontal:absolute;mso-position-horizontal-relative:margin;mso-position-vertical:absolute;mso-position-vertical-relative:text;mso-width-percent:0;mso-height-percent:0;mso-width-relative:margin;mso-height-relative:margin;v-text-anchor:middle" o:gfxdata="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" filled="f" strokecolor="#3bb3bd" strokeweight="2.25pt">
                 <w10:wrap anchorx="margin"/>
               </v:rect>
             </w:pict>
@@ -4506,91 +4358,96 @@
       </w:r>
       <w:r>
         <w:rPr>
+          <w:rFonts w:ascii="Corbel" w:hAnsi="Corbel"/>
+          <w:noProof/>
+        </w:rPr>
+        <w:drawing>
+          <wp:anchor distT="0" distB="0" distL="114300" distR="114300" simplePos="0" relativeHeight="251680768" behindDoc="1" locked="0" layoutInCell="1" allowOverlap="1" wp14:anchorId="2346977E" wp14:editId="42B47AC7">
+            <wp:simplePos x="0" y="0"/>
+            <wp:positionH relativeFrom="margin">
+              <wp:posOffset>6639</wp:posOffset>
+            </wp:positionH>
+            <wp:positionV relativeFrom="paragraph">
+              <wp:posOffset>281305</wp:posOffset>
+            </wp:positionV>
+            <wp:extent cx="5695950" cy="2385060"/>
+            <wp:effectExtent l="0" t="0" r="0" b="0"/>
+            <wp:wrapNone/>
+            <wp:docPr id="18" name="Imagen 18"/>
+            <wp:cNvGraphicFramePr>
+              <a:graphicFrameLocks xmlns:a="http://schemas.openxmlformats.org/drawingml/2006/main" noChangeAspect="1"/>
+            </wp:cNvGraphicFramePr>
+            <a:graphic xmlns:a="http://schemas.openxmlformats.org/drawingml/2006/main">
+              <a:graphicData uri="http://schemas.openxmlformats.org/drawingml/2006/picture">
+                <pic:pic xmlns:pic="http://schemas.openxmlformats.org/drawingml/2006/picture">
+                  <pic:nvPicPr>
+                    <pic:cNvPr id="0" name="Picture 5"/>
+                    <pic:cNvPicPr>
+                      <a:picLocks noChangeAspect="1" noChangeArrowheads="1"/>
+                    </pic:cNvPicPr>
+                  </pic:nvPicPr>
+                  <pic:blipFill rotWithShape="1">
+                    <a:blip r:embed="rId12" cstate="print">
+                      <a:extLst>
+                        <a:ext uri="{28A0092B-C50C-407E-A947-70E740481C1C}">
+                          <a14:useLocalDpi xmlns:a14="http://schemas.microsoft.com/office/drawing/2010/main" val="0"/>
+                        </a:ext>
+                      </a:extLst>
+                    </a:blip>
+                    <a:srcRect l="11247" t="10263" r="12273" b="26053"/>
+                    <a:stretch/>
+                  </pic:blipFill>
+                  <pic:spPr bwMode="auto">
+                    <a:xfrm>
+                      <a:off x="0" y="0"/>
+                      <a:ext cx="5695950" cy="2385060"/>
+                    </a:xfrm>
+                    <a:prstGeom prst="rect">
+                      <a:avLst/>
+                    </a:prstGeom>
+                    <a:noFill/>
+                    <a:ln>
+                      <a:noFill/>
+                    </a:ln>
+                    <a:extLst>
+                      <a:ext uri="{53640926-AAD7-44D8-BBD7-CCE9431645EC}">
+                        <a14:shadowObscured xmlns:a14="http://schemas.microsoft.com/office/drawing/2010/main"/>
+                      </a:ext>
+                    </a:extLst>
+                  </pic:spPr>
+                </pic:pic>
+              </a:graphicData>
+            </a:graphic>
+            <wp14:sizeRelH relativeFrom="margin">
+              <wp14:pctWidth>0</wp14:pctWidth>
+            </wp14:sizeRelH>
+            <wp14:sizeRelV relativeFrom="margin">
+              <wp14:pctHeight>0</wp14:pctHeight>
+            </wp14:sizeRelV>
+          </wp:anchor>
+        </w:drawing>
+      </w:r>
+    </w:p>
+    <w:p>
+      <w:pPr>
+        <w:pStyle w:val="NormalWeb"/>
+        <w:spacing w:line="276" w:lineRule="auto"/>
+        <w:rPr>
+          <w:rFonts w:ascii="Corbel" w:hAnsi="Corbel"/>
           <w:i/>
           <w:iCs/>
         </w:rPr>
-        <w:t>[INSERTAR CAPTURA DE PANTALLA DE VIDEOLLAMADA.PHP]</w:t>
-      </w:r>
-    </w:p>
-    <w:p>
-      <w:pPr>
-        <w:spacing w:line="276" w:lineRule="auto"/>
-      </w:pPr>
-      <w:r>
-        <w:br w:type="page"/>
-      </w:r>
-    </w:p>
-    <w:p>
-      <w:pPr>
-        <w:pStyle w:val="Ttulo1"/>
-        <w:spacing w:after="240" w:line="276" w:lineRule="auto"/>
-        <w:jc w:val="center"/>
-        <w:rPr>
-          <w:rFonts w:ascii="Candara" w:hAnsi="Candara"/>
-          <w:color w:val="auto"/>
-          <w:sz w:val="40"/>
-          <w:szCs w:val="40"/>
-        </w:rPr>
-      </w:pPr>
-      <w:bookmarkStart w:id="13" w:name="_Toc227841325"/>
-      <w:r>
-        <w:rPr>
-          <w:rFonts w:ascii="Candara" w:hAnsi="Candara"/>
-          <w:color w:val="auto"/>
-          <w:sz w:val="36"/>
-          <w:szCs w:val="36"/>
-        </w:rPr>
-        <w:lastRenderedPageBreak/>
-        <w:t>6</w:t>
-      </w:r>
-      <w:r>
-        <w:rPr>
-          <w:rFonts w:ascii="Candara" w:hAnsi="Candara"/>
-          <w:color w:val="auto"/>
-          <w:sz w:val="40"/>
-          <w:szCs w:val="40"/>
-        </w:rPr>
-        <w:t>. SEGURIDAD Y CIERRE DE SESIÓN</w:t>
-      </w:r>
-      <w:bookmarkEnd w:id="13"/>
-    </w:p>
-    <w:p>
-      <w:pPr>
-        <w:pStyle w:val="NormalWeb"/>
-        <w:spacing w:line="276" w:lineRule="auto"/>
-        <w:rPr>
-          <w:rFonts w:asciiTheme="minorHAnsi" w:hAnsiTheme="minorHAnsi" w:cstheme="minorHAnsi"/>
-        </w:rPr>
-      </w:pPr>
-      <w:r>
-        <w:rPr>
-          <w:rFonts w:asciiTheme="minorHAnsi" w:hAnsiTheme="minorHAnsi" w:cstheme="minorHAnsi"/>
-        </w:rPr>
-        <w:t xml:space="preserve">Para garantizar que nadie acceda a sus datos personales o historial de reservas, es fundamental utilizar la opción de </w:t>
-      </w:r>
-      <w:r>
-        <w:rPr>
-          <w:rFonts w:asciiTheme="minorHAnsi" w:hAnsiTheme="minorHAnsi" w:cstheme="minorHAnsi"/>
-          <w:b/>
-          <w:bCs/>
-        </w:rPr>
-        <w:t>"Cerrar Sesión"</w:t>
-      </w:r>
-      <w:r>
-        <w:rPr>
-          <w:rFonts w:asciiTheme="minorHAnsi" w:hAnsiTheme="minorHAnsi" w:cstheme="minorHAnsi"/>
-        </w:rPr>
-        <w:t xml:space="preserve"> situada en el menú de usuario. Esto destruirá la sesión activa en el servidor y protegerá su información, especialmente en equipos compartidos.</w:t>
-      </w:r>
-    </w:p>
-    <w:p>
-      <w:pPr>
-        <w:spacing w:line="276" w:lineRule="auto"/>
-      </w:pPr>
-    </w:p>
-    <w:p>
-      <w:pPr>
-        <w:spacing w:line="276" w:lineRule="auto"/>
+      </w:pPr>
+      <w:r>
+        <w:rPr>
+          <w:rFonts w:ascii="Corbel" w:hAnsi="Corbel"/>
+          <w:noProof/>
+        </w:rPr>
+        <w:t xml:space="preserve"> </w:t>
+      </w:r>
+    </w:p>
+    <w:p>
+      <w:pPr>
         <w:rPr>
           <w:rFonts w:ascii="Corbel" w:eastAsia="Times New Roman" w:hAnsi="Corbel" w:cs="Times New Roman"/>
           <w:sz w:val="24"/>
@@ -4603,14 +4460,1848 @@
       <w:pPr>
         <w:pStyle w:val="NormalWeb"/>
         <w:spacing w:line="276" w:lineRule="auto"/>
+        <w:rPr>
+          <w:rFonts w:ascii="Corbel" w:hAnsi="Corbel"/>
+        </w:rPr>
+      </w:pPr>
+    </w:p>
+    <w:p>
+      <w:pPr>
+        <w:pStyle w:val="NormalWeb"/>
+        <w:spacing w:line="276" w:lineRule="auto"/>
+        <w:rPr>
+          <w:rFonts w:ascii="Corbel" w:hAnsi="Corbel"/>
+        </w:rPr>
+      </w:pPr>
+    </w:p>
+    <w:p>
+      <w:pPr>
+        <w:pStyle w:val="NormalWeb"/>
+        <w:spacing w:line="276" w:lineRule="auto"/>
+        <w:rPr>
+          <w:rFonts w:ascii="Corbel" w:hAnsi="Corbel"/>
+        </w:rPr>
+      </w:pPr>
+    </w:p>
+    <w:p>
+      <w:pPr>
+        <w:pStyle w:val="NormalWeb"/>
+        <w:spacing w:line="276" w:lineRule="auto"/>
+        <w:rPr>
+          <w:rFonts w:ascii="Corbel" w:hAnsi="Corbel"/>
+        </w:rPr>
+      </w:pPr>
+    </w:p>
+    <w:p>
+      <w:pPr>
+        <w:pStyle w:val="NormalWeb"/>
+        <w:spacing w:line="276" w:lineRule="auto"/>
+        <w:rPr>
+          <w:rFonts w:ascii="Corbel" w:hAnsi="Corbel"/>
+        </w:rPr>
+      </w:pPr>
+    </w:p>
+    <w:p>
+      <w:pPr>
+        <w:pStyle w:val="NormalWeb"/>
+        <w:spacing w:line="276" w:lineRule="auto"/>
+        <w:rPr>
+          <w:rFonts w:ascii="Corbel" w:hAnsi="Corbel"/>
+        </w:rPr>
+      </w:pPr>
+    </w:p>
+    <w:p>
+      <w:pPr>
+        <w:pStyle w:val="NormalWeb"/>
+        <w:spacing w:line="276" w:lineRule="auto"/>
+        <w:rPr>
+          <w:rFonts w:ascii="Corbel" w:hAnsi="Corbel"/>
+        </w:rPr>
+      </w:pPr>
+    </w:p>
+    <w:p>
+      <w:pPr>
+        <w:pStyle w:val="NormalWeb"/>
+        <w:spacing w:line="276" w:lineRule="auto"/>
+        <w:rPr>
+          <w:rFonts w:ascii="Corbel" w:hAnsi="Corbel"/>
+        </w:rPr>
+      </w:pPr>
+    </w:p>
+    <w:p>
+      <w:pPr>
+        <w:pStyle w:val="NormalWeb"/>
+        <w:spacing w:line="276" w:lineRule="auto"/>
+        <w:rPr>
+          <w:rFonts w:ascii="Corbel" w:hAnsi="Corbel"/>
+        </w:rPr>
+      </w:pPr>
+    </w:p>
+    <w:p>
+      <w:pPr>
+        <w:pStyle w:val="Ttulo2"/>
+        <w:jc w:val="center"/>
+        <w:rPr>
+          <w:rFonts w:ascii="Candara" w:hAnsi="Candara"/>
+          <w:i/>
+          <w:iCs/>
+          <w:color w:val="3BB3BD"/>
+          <w:sz w:val="32"/>
+          <w:szCs w:val="32"/>
+        </w:rPr>
+      </w:pPr>
+      <w:bookmarkStart w:id="8" w:name="_Toc229432256"/>
+      <w:r>
+        <w:rPr>
+          <w:rFonts w:ascii="Candara" w:hAnsi="Candara"/>
+          <w:i/>
+          <w:iCs/>
+          <w:color w:val="3BB3BD"/>
+          <w:sz w:val="32"/>
+          <w:szCs w:val="32"/>
+        </w:rPr>
+        <w:t xml:space="preserve">3.3. Gestión de </w:t>
+      </w:r>
+      <w:r>
+        <w:rPr>
+          <w:rFonts w:ascii="Candara" w:hAnsi="Candara"/>
+          <w:i/>
+          <w:iCs/>
+          <w:color w:val="3BB3BD"/>
+          <w:sz w:val="32"/>
+          <w:szCs w:val="32"/>
+        </w:rPr>
+        <w:t>a</w:t>
+      </w:r>
+      <w:r>
+        <w:rPr>
+          <w:rFonts w:ascii="Candara" w:hAnsi="Candara"/>
+          <w:i/>
+          <w:iCs/>
+          <w:color w:val="3BB3BD"/>
+          <w:sz w:val="32"/>
+          <w:szCs w:val="32"/>
+        </w:rPr>
+        <w:t>prendizaje (</w:t>
+      </w:r>
+      <w:proofErr w:type="spellStart"/>
+      <w:r>
+        <w:rPr>
+          <w:rFonts w:ascii="Candara" w:hAnsi="Candara"/>
+          <w:i/>
+          <w:iCs/>
+          <w:color w:val="3BB3BD"/>
+          <w:sz w:val="32"/>
+          <w:szCs w:val="32"/>
+        </w:rPr>
+        <w:t>Dashboard</w:t>
+      </w:r>
+      <w:proofErr w:type="spellEnd"/>
+      <w:r>
+        <w:rPr>
+          <w:rFonts w:ascii="Candara" w:hAnsi="Candara"/>
+          <w:i/>
+          <w:iCs/>
+          <w:color w:val="3BB3BD"/>
+          <w:sz w:val="32"/>
+          <w:szCs w:val="32"/>
+        </w:rPr>
+        <w:t xml:space="preserve"> </w:t>
+      </w:r>
+      <w:r>
+        <w:rPr>
+          <w:rFonts w:ascii="Candara" w:hAnsi="Candara"/>
+          <w:i/>
+          <w:iCs/>
+          <w:color w:val="3BB3BD"/>
+          <w:sz w:val="32"/>
+          <w:szCs w:val="32"/>
+        </w:rPr>
+        <w:t>a</w:t>
+      </w:r>
+      <w:r>
+        <w:rPr>
+          <w:rFonts w:ascii="Candara" w:hAnsi="Candara"/>
+          <w:i/>
+          <w:iCs/>
+          <w:color w:val="3BB3BD"/>
+          <w:sz w:val="32"/>
+          <w:szCs w:val="32"/>
+        </w:rPr>
+        <w:t>lumno)</w:t>
+      </w:r>
+      <w:bookmarkEnd w:id="8"/>
+    </w:p>
+    <w:p>
+      <w:pPr>
+        <w:pStyle w:val="NormalWeb"/>
+        <w:spacing w:line="276" w:lineRule="auto"/>
+        <w:rPr>
+          <w:rFonts w:ascii="Corbel" w:hAnsi="Corbel"/>
+        </w:rPr>
+      </w:pPr>
+      <w:r>
+        <w:rPr>
+          <w:rFonts w:ascii="Corbel" w:hAnsi="Corbel"/>
+        </w:rPr>
+        <w:t>En su panel privado, el alumno visualiza:</w:t>
+      </w:r>
+    </w:p>
+    <w:p>
+      <w:pPr>
+        <w:pStyle w:val="NormalWeb"/>
+        <w:numPr>
+          <w:ilvl w:val="0"/>
+          <w:numId w:val="5"/>
+        </w:numPr>
+        <w:spacing w:after="120" w:afterAutospacing="0" w:line="276" w:lineRule="auto"/>
+        <w:ind w:left="0" w:hanging="357"/>
         <w:jc w:val="both"/>
         <w:rPr>
           <w:rFonts w:ascii="Corbel" w:hAnsi="Corbel"/>
         </w:rPr>
       </w:pPr>
+      <w:r>
+        <w:rPr>
+          <w:rFonts w:ascii="Corbel" w:hAnsi="Corbel"/>
+          <w:b/>
+          <w:bCs/>
+        </w:rPr>
+        <w:t>Clases Próximas:</w:t>
+      </w:r>
+      <w:r>
+        <w:rPr>
+          <w:rFonts w:ascii="Corbel" w:hAnsi="Corbel"/>
+        </w:rPr>
+        <w:t xml:space="preserve"> Listado de sesiones confirmadas con enlace directo al aula virtual.</w:t>
+      </w:r>
+    </w:p>
+    <w:p>
+      <w:pPr>
+        <w:pStyle w:val="NormalWeb"/>
+        <w:numPr>
+          <w:ilvl w:val="0"/>
+          <w:numId w:val="5"/>
+        </w:numPr>
+        <w:spacing w:after="120" w:afterAutospacing="0" w:line="276" w:lineRule="auto"/>
+        <w:ind w:left="0" w:hanging="357"/>
+        <w:jc w:val="both"/>
+        <w:rPr>
+          <w:rFonts w:ascii="Corbel" w:hAnsi="Corbel"/>
+        </w:rPr>
+      </w:pPr>
+      <w:r>
+        <w:rPr>
+          <w:rFonts w:ascii="Corbel" w:hAnsi="Corbel"/>
+          <w:b/>
+          <w:bCs/>
+        </w:rPr>
+        <w:t>Estado de Solicitudes:</w:t>
+      </w:r>
+      <w:r>
+        <w:rPr>
+          <w:rFonts w:ascii="Corbel" w:hAnsi="Corbel"/>
+        </w:rPr>
+        <w:t xml:space="preserve"> Seguimiento de las reservas enviadas.</w:t>
+      </w:r>
+    </w:p>
+    <w:p>
+      <w:pPr>
+        <w:pStyle w:val="NormalWeb"/>
+        <w:numPr>
+          <w:ilvl w:val="0"/>
+          <w:numId w:val="5"/>
+        </w:numPr>
+        <w:spacing w:line="276" w:lineRule="auto"/>
+        <w:ind w:left="0"/>
+        <w:jc w:val="both"/>
+        <w:rPr>
+          <w:rFonts w:ascii="Corbel" w:hAnsi="Corbel"/>
+        </w:rPr>
+      </w:pPr>
+      <w:r>
+        <w:rPr>
+          <w:rFonts w:ascii="Corbel" w:hAnsi="Corbel"/>
+          <w:b/>
+          <w:bCs/>
+        </w:rPr>
+        <w:t>Historial de Pagos:</w:t>
+      </w:r>
+      <w:r>
+        <w:rPr>
+          <w:rFonts w:ascii="Corbel" w:hAnsi="Corbel"/>
+        </w:rPr>
+        <w:t xml:space="preserve"> Acceso a la sección de facturación donde podrá ver el listado de transacciones realizadas para su control personal.</w:t>
+      </w:r>
+    </w:p>
+    <w:p>
+      <w:pPr>
+        <w:pStyle w:val="NormalWeb"/>
+        <w:spacing w:line="276" w:lineRule="auto"/>
+        <w:jc w:val="both"/>
+        <w:rPr>
+          <w:rFonts w:ascii="Corbel" w:hAnsi="Corbel"/>
+        </w:rPr>
+      </w:pPr>
+    </w:p>
+    <w:p>
+      <w:pPr>
+        <w:spacing w:line="276" w:lineRule="auto"/>
+      </w:pPr>
+      <w:r>
+        <w:rPr>
+          <w:noProof/>
+        </w:rPr>
+        <w:drawing>
+          <wp:anchor distT="0" distB="0" distL="114300" distR="114300" simplePos="0" relativeHeight="251688960" behindDoc="0" locked="0" layoutInCell="1" allowOverlap="1" wp14:anchorId="190DE338" wp14:editId="50F54FCD">
+            <wp:simplePos x="0" y="0"/>
+            <wp:positionH relativeFrom="margin">
+              <wp:align>left</wp:align>
+            </wp:positionH>
+            <wp:positionV relativeFrom="paragraph">
+              <wp:posOffset>17318</wp:posOffset>
+            </wp:positionV>
+            <wp:extent cx="5713095" cy="2391626"/>
+            <wp:effectExtent l="0" t="0" r="1905" b="8890"/>
+            <wp:wrapNone/>
+            <wp:docPr id="17" name="Imagen 17"/>
+            <wp:cNvGraphicFramePr>
+              <a:graphicFrameLocks xmlns:a="http://schemas.openxmlformats.org/drawingml/2006/main" noChangeAspect="1"/>
+            </wp:cNvGraphicFramePr>
+            <a:graphic xmlns:a="http://schemas.openxmlformats.org/drawingml/2006/main">
+              <a:graphicData uri="http://schemas.openxmlformats.org/drawingml/2006/picture">
+                <pic:pic xmlns:pic="http://schemas.openxmlformats.org/drawingml/2006/picture">
+                  <pic:nvPicPr>
+                    <pic:cNvPr id="17" name="Imagen 17"/>
+                    <pic:cNvPicPr/>
+                  </pic:nvPicPr>
+                  <pic:blipFill rotWithShape="1">
+                    <a:blip r:embed="rId13" cstate="print">
+                      <a:extLst>
+                        <a:ext uri="{28A0092B-C50C-407E-A947-70E740481C1C}">
+                          <a14:useLocalDpi xmlns:a14="http://schemas.microsoft.com/office/drawing/2010/main" val="0"/>
+                        </a:ext>
+                      </a:extLst>
+                    </a:blip>
+                    <a:srcRect t="9402"/>
+                    <a:stretch/>
+                  </pic:blipFill>
+                  <pic:spPr bwMode="auto">
+                    <a:xfrm>
+                      <a:off x="0" y="0"/>
+                      <a:ext cx="5713095" cy="2391626"/>
+                    </a:xfrm>
+                    <a:prstGeom prst="rect">
+                      <a:avLst/>
+                    </a:prstGeom>
+                    <a:ln>
+                      <a:noFill/>
+                    </a:ln>
+                    <a:extLst>
+                      <a:ext uri="{53640926-AAD7-44D8-BBD7-CCE9431645EC}">
+                        <a14:shadowObscured xmlns:a14="http://schemas.microsoft.com/office/drawing/2010/main"/>
+                      </a:ext>
+                    </a:extLst>
+                  </pic:spPr>
+                </pic:pic>
+              </a:graphicData>
+            </a:graphic>
+            <wp14:sizeRelH relativeFrom="margin">
+              <wp14:pctWidth>0</wp14:pctWidth>
+            </wp14:sizeRelH>
+            <wp14:sizeRelV relativeFrom="margin">
+              <wp14:pctHeight>0</wp14:pctHeight>
+            </wp14:sizeRelV>
+          </wp:anchor>
+        </w:drawing>
+      </w:r>
+      <w:r>
+        <w:rPr>
+          <w:rFonts w:ascii="Corbel" w:hAnsi="Corbel"/>
+          <w:noProof/>
+        </w:rPr>
+        <mc:AlternateContent>
+          <mc:Choice Requires="wps">
+            <w:drawing>
+              <wp:anchor distT="0" distB="0" distL="114300" distR="114300" simplePos="0" relativeHeight="251691008" behindDoc="0" locked="0" layoutInCell="1" allowOverlap="1" wp14:anchorId="72644AF1" wp14:editId="716032CA">
+                <wp:simplePos x="0" y="0"/>
+                <wp:positionH relativeFrom="margin">
+                  <wp:posOffset>0</wp:posOffset>
+                </wp:positionH>
+                <wp:positionV relativeFrom="paragraph">
+                  <wp:posOffset>18415</wp:posOffset>
+                </wp:positionV>
+                <wp:extent cx="5715000" cy="2407920"/>
+                <wp:effectExtent l="19050" t="19050" r="19050" b="11430"/>
+                <wp:wrapNone/>
+                <wp:docPr id="22" name="Rectángulo 22"/>
+                <wp:cNvGraphicFramePr/>
+                <a:graphic xmlns:a="http://schemas.openxmlformats.org/drawingml/2006/main">
+                  <a:graphicData uri="http://schemas.microsoft.com/office/word/2010/wordprocessingShape">
+                    <wps:wsp>
+                      <wps:cNvSpPr/>
+                      <wps:spPr>
+                        <a:xfrm>
+                          <a:off x="0" y="0"/>
+                          <a:ext cx="5715000" cy="2407920"/>
+                        </a:xfrm>
+                        <a:prstGeom prst="rect">
+                          <a:avLst/>
+                        </a:prstGeom>
+                        <a:noFill/>
+                        <a:ln w="28575">
+                          <a:solidFill>
+                            <a:srgbClr val="3BB3BD"/>
+                          </a:solidFill>
+                        </a:ln>
+                      </wps:spPr>
+                      <wps:style>
+                        <a:lnRef idx="2">
+                          <a:schemeClr val="accent1">
+                            <a:shade val="50000"/>
+                          </a:schemeClr>
+                        </a:lnRef>
+                        <a:fillRef idx="1">
+                          <a:schemeClr val="accent1"/>
+                        </a:fillRef>
+                        <a:effectRef idx="0">
+                          <a:schemeClr val="accent1"/>
+                        </a:effectRef>
+                        <a:fontRef idx="minor">
+                          <a:schemeClr val="lt1"/>
+                        </a:fontRef>
+                      </wps:style>
+                      <wps:bodyPr rot="0" spcFirstLastPara="0" vertOverflow="overflow" horzOverflow="overflow" vert="horz" wrap="square" lIns="91440" tIns="45720" rIns="91440" bIns="45720" numCol="1" spcCol="0" rtlCol="0" fromWordArt="0" anchor="ctr" anchorCtr="0" forceAA="0" compatLnSpc="1">
+                        <a:prstTxWarp prst="textNoShape">
+                          <a:avLst/>
+                        </a:prstTxWarp>
+                        <a:noAutofit/>
+                      </wps:bodyPr>
+                    </wps:wsp>
+                  </a:graphicData>
+                </a:graphic>
+                <wp14:sizeRelH relativeFrom="margin">
+                  <wp14:pctWidth>0</wp14:pctWidth>
+                </wp14:sizeRelH>
+                <wp14:sizeRelV relativeFrom="margin">
+                  <wp14:pctHeight>0</wp14:pctHeight>
+                </wp14:sizeRelV>
+              </wp:anchor>
+            </w:drawing>
+          </mc:Choice>
+          <mc:Fallback>
+            <w:pict>
+              <v:rect w14:anchorId="3EAA2448" id="Rectángulo 22" o:spid="_x0000_s1026" style="position:absolute;margin-left:0;margin-top:1.45pt;width:450pt;height:189.6pt;z-index:251691008;visibility:visible;mso-wrap-style:square;mso-width-percent:0;mso-height-percent:0;mso-wrap-distance-left:9pt;mso-wrap-distance-top:0;mso-wrap-distance-right:9pt;mso-wrap-distance-bottom:0;mso-position-horizontal:absolute;mso-position-horizontal-relative:margin;mso-position-vertical:absolute;mso-position-vertical-relative:text;mso-width-percent:0;mso-height-percent:0;mso-width-relative:margin;mso-height-relative:margin;v-text-anchor:middle" o:gfxdata="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" filled="f" strokecolor="#3bb3bd" strokeweight="2.25pt">
+                <w10:wrap anchorx="margin"/>
+              </v:rect>
+            </w:pict>
+          </mc:Fallback>
+        </mc:AlternateContent>
+      </w:r>
+      <w:r>
+        <w:br w:type="page"/>
+      </w:r>
+    </w:p>
+    <w:p>
+      <w:pPr>
+        <w:pStyle w:val="Ttulo1"/>
+        <w:spacing w:after="240" w:line="276" w:lineRule="auto"/>
+        <w:jc w:val="center"/>
+        <w:rPr>
+          <w:rFonts w:ascii="Candara" w:hAnsi="Candara"/>
+          <w:b/>
+          <w:bCs/>
+          <w:color w:val="3BB3BD"/>
+          <w:sz w:val="40"/>
+          <w:szCs w:val="40"/>
+        </w:rPr>
+      </w:pPr>
+      <w:bookmarkStart w:id="9" w:name="_Toc229432257"/>
+      <w:r>
+        <w:rPr>
+          <w:rFonts w:ascii="Candara" w:hAnsi="Candara"/>
+          <w:b/>
+          <w:bCs/>
+          <w:color w:val="3BB3BD"/>
+          <w:sz w:val="40"/>
+          <w:szCs w:val="40"/>
+        </w:rPr>
+        <w:lastRenderedPageBreak/>
+        <w:t>4. EXPERIENCIA DEL PROFESOR</w:t>
+      </w:r>
+      <w:bookmarkEnd w:id="9"/>
+    </w:p>
+    <w:p>
+      <w:pPr>
+        <w:pStyle w:val="NormalWeb"/>
+        <w:spacing w:line="276" w:lineRule="auto"/>
+        <w:jc w:val="both"/>
+        <w:rPr>
+          <w:rFonts w:ascii="Corbel" w:hAnsi="Corbel"/>
+        </w:rPr>
+      </w:pPr>
+      <w:r>
+        <w:rPr>
+          <w:rFonts w:ascii="Corbel" w:hAnsi="Corbel"/>
+        </w:rPr>
+        <w:t>El perfil docente cuenta con herramientas de gestión avanzadas para optimizar su tiempo y comunicación.</w:t>
+      </w:r>
+    </w:p>
+    <w:p>
+      <w:pPr>
+        <w:pStyle w:val="Ttulo2"/>
+        <w:jc w:val="center"/>
+        <w:rPr>
+          <w:rFonts w:ascii="Candara" w:hAnsi="Candara"/>
+          <w:i/>
+          <w:iCs/>
+          <w:color w:val="3BB3BD"/>
+          <w:sz w:val="28"/>
+          <w:szCs w:val="28"/>
+        </w:rPr>
+      </w:pPr>
+      <w:bookmarkStart w:id="10" w:name="_Toc229432258"/>
+      <w:r>
+        <w:rPr>
+          <w:rFonts w:ascii="Candara" w:hAnsi="Candara"/>
+          <w:i/>
+          <w:iCs/>
+          <w:color w:val="3BB3BD"/>
+          <w:sz w:val="32"/>
+          <w:szCs w:val="32"/>
+        </w:rPr>
+        <w:t xml:space="preserve">4.1. Configuración del </w:t>
+      </w:r>
+      <w:r>
+        <w:rPr>
+          <w:rFonts w:ascii="Candara" w:hAnsi="Candara"/>
+          <w:i/>
+          <w:iCs/>
+          <w:color w:val="3BB3BD"/>
+          <w:sz w:val="32"/>
+          <w:szCs w:val="32"/>
+        </w:rPr>
+        <w:t>p</w:t>
+      </w:r>
+      <w:r>
+        <w:rPr>
+          <w:rFonts w:ascii="Candara" w:hAnsi="Candara"/>
+          <w:i/>
+          <w:iCs/>
+          <w:color w:val="3BB3BD"/>
+          <w:sz w:val="32"/>
+          <w:szCs w:val="32"/>
+        </w:rPr>
+        <w:t xml:space="preserve">erfil </w:t>
+      </w:r>
+      <w:r>
+        <w:rPr>
+          <w:rFonts w:ascii="Candara" w:hAnsi="Candara"/>
+          <w:i/>
+          <w:iCs/>
+          <w:color w:val="3BB3BD"/>
+          <w:sz w:val="32"/>
+          <w:szCs w:val="32"/>
+        </w:rPr>
+        <w:t>p</w:t>
+      </w:r>
+      <w:r>
+        <w:rPr>
+          <w:rFonts w:ascii="Candara" w:hAnsi="Candara"/>
+          <w:i/>
+          <w:iCs/>
+          <w:color w:val="3BB3BD"/>
+          <w:sz w:val="32"/>
+          <w:szCs w:val="32"/>
+        </w:rPr>
+        <w:t>rofesional</w:t>
+      </w:r>
+      <w:bookmarkEnd w:id="10"/>
+    </w:p>
+    <w:p>
+      <w:pPr>
+        <w:pStyle w:val="NormalWeb"/>
+        <w:spacing w:line="276" w:lineRule="auto"/>
+        <w:ind w:left="426"/>
+        <w:jc w:val="both"/>
+        <w:rPr>
+          <w:rFonts w:ascii="Corbel" w:hAnsi="Corbel"/>
+        </w:rPr>
+      </w:pPr>
+      <w:r>
+        <w:rPr>
+          <w:noProof/>
+          <w:color w:val="3BB3BD"/>
+        </w:rPr>
+        <w:drawing>
+          <wp:anchor distT="0" distB="0" distL="114300" distR="114300" simplePos="0" relativeHeight="251684864" behindDoc="1" locked="0" layoutInCell="1" allowOverlap="1" wp14:anchorId="0A85EAF5" wp14:editId="71B34559">
+            <wp:simplePos x="0" y="0"/>
+            <wp:positionH relativeFrom="column">
+              <wp:posOffset>-103447</wp:posOffset>
+            </wp:positionH>
+            <wp:positionV relativeFrom="paragraph">
+              <wp:posOffset>47625</wp:posOffset>
+            </wp:positionV>
+            <wp:extent cx="290830" cy="266700"/>
+            <wp:effectExtent l="0" t="0" r="0" b="0"/>
+            <wp:wrapNone/>
+            <wp:docPr id="21" name="Imagen 21" descr="Alert PNG Transparent Images | PNG All"/>
+            <wp:cNvGraphicFramePr>
+              <a:graphicFrameLocks xmlns:a="http://schemas.openxmlformats.org/drawingml/2006/main" noChangeAspect="1"/>
+            </wp:cNvGraphicFramePr>
+            <a:graphic xmlns:a="http://schemas.openxmlformats.org/drawingml/2006/main">
+              <a:graphicData uri="http://schemas.openxmlformats.org/drawingml/2006/picture">
+                <pic:pic xmlns:pic="http://schemas.openxmlformats.org/drawingml/2006/picture">
+                  <pic:nvPicPr>
+                    <pic:cNvPr id="0" name="Picture 5" descr="Alert PNG Transparent Images | PNG All"/>
+                    <pic:cNvPicPr>
+                      <a:picLocks noChangeAspect="1" noChangeArrowheads="1"/>
+                    </pic:cNvPicPr>
+                  </pic:nvPicPr>
+                  <pic:blipFill>
+                    <a:blip r:embed="rId14" cstate="print">
+                      <a:extLst>
+                        <a:ext uri="{28A0092B-C50C-407E-A947-70E740481C1C}">
+                          <a14:useLocalDpi xmlns:a14="http://schemas.microsoft.com/office/drawing/2010/main" val="0"/>
+                        </a:ext>
+                      </a:extLst>
+                    </a:blip>
+                    <a:srcRect/>
+                    <a:stretch>
+                      <a:fillRect/>
+                    </a:stretch>
+                  </pic:blipFill>
+                  <pic:spPr bwMode="auto">
+                    <a:xfrm>
+                      <a:off x="0" y="0"/>
+                      <a:ext cx="290830" cy="266700"/>
+                    </a:xfrm>
+                    <a:prstGeom prst="rect">
+                      <a:avLst/>
+                    </a:prstGeom>
+                    <a:noFill/>
+                    <a:ln>
+                      <a:noFill/>
+                    </a:ln>
+                  </pic:spPr>
+                </pic:pic>
+              </a:graphicData>
+            </a:graphic>
+            <wp14:sizeRelH relativeFrom="margin">
+              <wp14:pctWidth>0</wp14:pctWidth>
+            </wp14:sizeRelH>
+            <wp14:sizeRelV relativeFrom="margin">
+              <wp14:pctHeight>0</wp14:pctHeight>
+            </wp14:sizeRelV>
+          </wp:anchor>
+        </w:drawing>
+      </w:r>
+      <w:r>
+        <w:rPr>
+          <w:rFonts w:ascii="Corbel" w:hAnsi="Corbel"/>
+          <w:noProof/>
+          <w:color w:val="3BB3BD"/>
+        </w:rPr>
+        <mc:AlternateContent>
+          <mc:Choice Requires="wps">
+            <w:drawing>
+              <wp:anchor distT="0" distB="0" distL="114300" distR="114300" simplePos="0" relativeHeight="251682816" behindDoc="1" locked="0" layoutInCell="1" allowOverlap="1" wp14:anchorId="30209CC2" wp14:editId="4E6AC913">
+                <wp:simplePos x="0" y="0"/>
+                <wp:positionH relativeFrom="margin">
+                  <wp:align>left</wp:align>
+                </wp:positionH>
+                <wp:positionV relativeFrom="paragraph">
+                  <wp:posOffset>151072</wp:posOffset>
+                </wp:positionV>
+                <wp:extent cx="5836920" cy="256309"/>
+                <wp:effectExtent l="0" t="0" r="11430" b="10795"/>
+                <wp:wrapNone/>
+                <wp:docPr id="20" name="Rectángulo 20"/>
+                <wp:cNvGraphicFramePr/>
+                <a:graphic xmlns:a="http://schemas.openxmlformats.org/drawingml/2006/main">
+                  <a:graphicData uri="http://schemas.microsoft.com/office/word/2010/wordprocessingShape">
+                    <wps:wsp>
+                      <wps:cNvSpPr/>
+                      <wps:spPr>
+                        <a:xfrm>
+                          <a:off x="0" y="0"/>
+                          <a:ext cx="5836920" cy="256309"/>
+                        </a:xfrm>
+                        <a:prstGeom prst="rect">
+                          <a:avLst/>
+                        </a:prstGeom>
+                        <a:solidFill>
+                          <a:schemeClr val="accent4">
+                            <a:lumMod val="20000"/>
+                            <a:lumOff val="80000"/>
+                          </a:schemeClr>
+                        </a:solidFill>
+                        <a:ln>
+                          <a:solidFill>
+                            <a:schemeClr val="accent4"/>
+                          </a:solidFill>
+                        </a:ln>
+                      </wps:spPr>
+                      <wps:style>
+                        <a:lnRef idx="2">
+                          <a:schemeClr val="accent1">
+                            <a:shade val="50000"/>
+                          </a:schemeClr>
+                        </a:lnRef>
+                        <a:fillRef idx="1">
+                          <a:schemeClr val="accent1"/>
+                        </a:fillRef>
+                        <a:effectRef idx="0">
+                          <a:schemeClr val="accent1"/>
+                        </a:effectRef>
+                        <a:fontRef idx="minor">
+                          <a:schemeClr val="lt1"/>
+                        </a:fontRef>
+                      </wps:style>
+                      <wps:bodyPr rot="0" spcFirstLastPara="0" vertOverflow="overflow" horzOverflow="overflow" vert="horz" wrap="square" lIns="91440" tIns="45720" rIns="91440" bIns="45720" numCol="1" spcCol="0" rtlCol="0" fromWordArt="0" anchor="ctr" anchorCtr="0" forceAA="0" compatLnSpc="1">
+                        <a:prstTxWarp prst="textNoShape">
+                          <a:avLst/>
+                        </a:prstTxWarp>
+                        <a:noAutofit/>
+                      </wps:bodyPr>
+                    </wps:wsp>
+                  </a:graphicData>
+                </a:graphic>
+                <wp14:sizeRelH relativeFrom="margin">
+                  <wp14:pctWidth>0</wp14:pctWidth>
+                </wp14:sizeRelH>
+                <wp14:sizeRelV relativeFrom="margin">
+                  <wp14:pctHeight>0</wp14:pctHeight>
+                </wp14:sizeRelV>
+              </wp:anchor>
+            </w:drawing>
+          </mc:Choice>
+          <mc:Fallback>
+            <w:pict>
+              <v:rect w14:anchorId="37342DFB" id="Rectángulo 20" o:spid="_x0000_s1026" style="position:absolute;margin-left:0;margin-top:11.9pt;width:459.6pt;height:20.2pt;z-index:-251633664;visibility:visible;mso-wrap-style:square;mso-width-percent:0;mso-height-percent:0;mso-wrap-distance-left:9pt;mso-wrap-distance-top:0;mso-wrap-distance-right:9pt;mso-wrap-distance-bottom:0;mso-position-horizontal:left;mso-position-horizontal-relative:margin;mso-position-vertical:absolute;mso-position-vertical-relative:text;mso-width-percent:0;mso-height-percent:0;mso-width-relative:margin;mso-height-relative:margin;v-text-anchor:middle" o:gfxdata="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" fillcolor="#fff2cc [663]" strokecolor="#ffc000 [3207]" strokeweight="1pt">
+                <w10:wrap anchorx="margin"/>
+              </v:rect>
+            </w:pict>
+          </mc:Fallback>
+        </mc:AlternateContent>
+      </w:r>
+      <w:r>
+        <w:rPr>
+          <w:rFonts w:ascii="Corbel" w:hAnsi="Corbel"/>
+        </w:rPr>
+        <w:t xml:space="preserve">Es vital que el profesor complete su información en la sección de </w:t>
+      </w:r>
+      <w:r>
+        <w:rPr>
+          <w:rFonts w:ascii="Corbel" w:hAnsi="Corbel"/>
+          <w:b/>
+          <w:bCs/>
+        </w:rPr>
+        <w:t>Configuración</w:t>
+      </w:r>
+      <w:r>
+        <w:rPr>
+          <w:rFonts w:ascii="Corbel" w:hAnsi="Corbel"/>
+        </w:rPr>
+        <w:t>:</w:t>
+      </w:r>
+      <w:r>
+        <w:rPr>
+          <w:rFonts w:ascii="Corbel" w:hAnsi="Corbel"/>
+          <w:noProof/>
+          <w:color w:val="3BB3BD"/>
+        </w:rPr>
+        <w:t xml:space="preserve"> </w:t>
+      </w:r>
+    </w:p>
+    <w:p>
+      <w:pPr>
+        <w:pStyle w:val="NormalWeb"/>
+        <w:numPr>
+          <w:ilvl w:val="0"/>
+          <w:numId w:val="6"/>
+        </w:numPr>
+        <w:tabs>
+          <w:tab w:val="clear" w:pos="720"/>
+        </w:tabs>
+        <w:spacing w:after="120" w:afterAutospacing="0" w:line="276" w:lineRule="auto"/>
+        <w:ind w:left="284" w:hanging="284"/>
+        <w:jc w:val="both"/>
+        <w:rPr>
+          <w:rFonts w:ascii="Corbel" w:hAnsi="Corbel"/>
+        </w:rPr>
+      </w:pPr>
+      <w:r>
+        <w:rPr>
+          <w:rFonts w:ascii="Corbel" w:hAnsi="Corbel"/>
+          <w:b/>
+          <w:bCs/>
+        </w:rPr>
+        <w:t xml:space="preserve">Título </w:t>
+      </w:r>
+      <w:r>
+        <w:rPr>
+          <w:rFonts w:ascii="Corbel" w:hAnsi="Corbel"/>
+          <w:b/>
+          <w:bCs/>
+        </w:rPr>
+        <w:t>p</w:t>
+      </w:r>
+      <w:r>
+        <w:rPr>
+          <w:rFonts w:ascii="Corbel" w:hAnsi="Corbel"/>
+          <w:b/>
+          <w:bCs/>
+        </w:rPr>
+        <w:t>rofesional:</w:t>
+      </w:r>
+      <w:r>
+        <w:rPr>
+          <w:rFonts w:ascii="Corbel" w:hAnsi="Corbel"/>
+        </w:rPr>
+        <w:t xml:space="preserve"> Ej. "Ingeniero de Software" o "Doctor en Filología".</w:t>
+      </w:r>
+    </w:p>
+    <w:p>
+      <w:pPr>
+        <w:pStyle w:val="NormalWeb"/>
+        <w:numPr>
+          <w:ilvl w:val="0"/>
+          <w:numId w:val="6"/>
+        </w:numPr>
+        <w:tabs>
+          <w:tab w:val="clear" w:pos="720"/>
+        </w:tabs>
+        <w:spacing w:after="120" w:afterAutospacing="0" w:line="276" w:lineRule="auto"/>
+        <w:ind w:left="284" w:hanging="284"/>
+        <w:jc w:val="both"/>
+        <w:rPr>
+          <w:rFonts w:ascii="Corbel" w:hAnsi="Corbel"/>
+        </w:rPr>
+      </w:pPr>
+      <w:r>
+        <w:rPr>
+          <w:rFonts w:ascii="Corbel" w:hAnsi="Corbel"/>
+          <w:b/>
+          <w:bCs/>
+        </w:rPr>
+        <w:t>Tarifa/Hora:</w:t>
+      </w:r>
+      <w:r>
+        <w:rPr>
+          <w:rFonts w:ascii="Corbel" w:hAnsi="Corbel"/>
+        </w:rPr>
+        <w:t xml:space="preserve"> El precio que se mostrará en el catálogo.</w:t>
+      </w:r>
+    </w:p>
+    <w:p>
+      <w:pPr>
+        <w:pStyle w:val="NormalWeb"/>
+        <w:numPr>
+          <w:ilvl w:val="0"/>
+          <w:numId w:val="6"/>
+        </w:numPr>
+        <w:tabs>
+          <w:tab w:val="clear" w:pos="720"/>
+        </w:tabs>
+        <w:spacing w:after="120" w:afterAutospacing="0" w:line="276" w:lineRule="auto"/>
+        <w:ind w:left="284" w:hanging="284"/>
+        <w:jc w:val="both"/>
+        <w:rPr>
+          <w:rFonts w:ascii="Corbel" w:hAnsi="Corbel"/>
+        </w:rPr>
+      </w:pPr>
+      <w:r>
+        <w:rPr>
+          <w:rFonts w:ascii="Corbel" w:hAnsi="Corbel"/>
+          <w:b/>
+          <w:bCs/>
+        </w:rPr>
+        <w:t>Biografía:</w:t>
+      </w:r>
+      <w:r>
+        <w:rPr>
+          <w:rFonts w:ascii="Corbel" w:hAnsi="Corbel"/>
+        </w:rPr>
+        <w:t xml:space="preserve"> Un espacio para convencer a los alumnos de su metodología.</w:t>
+      </w:r>
+    </w:p>
+    <w:p>
+      <w:pPr>
+        <w:pStyle w:val="NormalWeb"/>
+        <w:spacing w:line="276" w:lineRule="auto"/>
+        <w:rPr>
+          <w:rFonts w:ascii="Corbel" w:hAnsi="Corbel"/>
+          <w:noProof/>
+        </w:rPr>
+      </w:pPr>
+      <w:r>
+        <w:rPr>
+          <w:rFonts w:ascii="Corbel" w:hAnsi="Corbel"/>
+          <w:noProof/>
+        </w:rPr>
+        <w:drawing>
+          <wp:anchor distT="0" distB="0" distL="114300" distR="114300" simplePos="0" relativeHeight="251692032" behindDoc="1" locked="0" layoutInCell="1" allowOverlap="1" wp14:anchorId="40D3EC9A" wp14:editId="29631CDF">
+            <wp:simplePos x="0" y="0"/>
+            <wp:positionH relativeFrom="margin">
+              <wp:posOffset>34752</wp:posOffset>
+            </wp:positionH>
+            <wp:positionV relativeFrom="paragraph">
+              <wp:posOffset>124056</wp:posOffset>
+            </wp:positionV>
+            <wp:extent cx="5699413" cy="3672205"/>
+            <wp:effectExtent l="0" t="0" r="0" b="4445"/>
+            <wp:wrapNone/>
+            <wp:docPr id="24" name="Imagen 24"/>
+            <wp:cNvGraphicFramePr>
+              <a:graphicFrameLocks xmlns:a="http://schemas.openxmlformats.org/drawingml/2006/main" noChangeAspect="1"/>
+            </wp:cNvGraphicFramePr>
+            <a:graphic xmlns:a="http://schemas.openxmlformats.org/drawingml/2006/main">
+              <a:graphicData uri="http://schemas.openxmlformats.org/drawingml/2006/picture">
+                <pic:pic xmlns:pic="http://schemas.openxmlformats.org/drawingml/2006/picture">
+                  <pic:nvPicPr>
+                    <pic:cNvPr id="24" name="Imagen 24"/>
+                    <pic:cNvPicPr/>
+                  </pic:nvPicPr>
+                  <pic:blipFill rotWithShape="1">
+                    <a:blip r:embed="rId15">
+                      <a:extLst>
+                        <a:ext uri="{28A0092B-C50C-407E-A947-70E740481C1C}">
+                          <a14:useLocalDpi xmlns:a14="http://schemas.microsoft.com/office/drawing/2010/main" val="0"/>
+                        </a:ext>
+                      </a:extLst>
+                    </a:blip>
+                    <a:srcRect l="19124" t="10478" r="19290"/>
+                    <a:stretch/>
+                  </pic:blipFill>
+                  <pic:spPr bwMode="auto">
+                    <a:xfrm>
+                      <a:off x="0" y="0"/>
+                      <a:ext cx="5709675" cy="3678817"/>
+                    </a:xfrm>
+                    <a:prstGeom prst="rect">
+                      <a:avLst/>
+                    </a:prstGeom>
+                    <a:ln>
+                      <a:noFill/>
+                    </a:ln>
+                    <a:extLst>
+                      <a:ext uri="{53640926-AAD7-44D8-BBD7-CCE9431645EC}">
+                        <a14:shadowObscured xmlns:a14="http://schemas.microsoft.com/office/drawing/2010/main"/>
+                      </a:ext>
+                    </a:extLst>
+                  </pic:spPr>
+                </pic:pic>
+              </a:graphicData>
+            </a:graphic>
+            <wp14:sizeRelH relativeFrom="margin">
+              <wp14:pctWidth>0</wp14:pctWidth>
+            </wp14:sizeRelH>
+            <wp14:sizeRelV relativeFrom="margin">
+              <wp14:pctHeight>0</wp14:pctHeight>
+            </wp14:sizeRelV>
+          </wp:anchor>
+        </w:drawing>
+      </w:r>
+      <w:r>
+        <w:rPr>
+          <w:rFonts w:ascii="Corbel" w:hAnsi="Corbel"/>
+          <w:noProof/>
+        </w:rPr>
+        <mc:AlternateContent>
+          <mc:Choice Requires="wps">
+            <w:drawing>
+              <wp:anchor distT="0" distB="0" distL="114300" distR="114300" simplePos="0" relativeHeight="251670528" behindDoc="0" locked="0" layoutInCell="1" allowOverlap="1" wp14:anchorId="2FDFDCC2" wp14:editId="66209F66">
+                <wp:simplePos x="0" y="0"/>
+                <wp:positionH relativeFrom="margin">
+                  <wp:posOffset>19050</wp:posOffset>
+                </wp:positionH>
+                <wp:positionV relativeFrom="paragraph">
+                  <wp:posOffset>99695</wp:posOffset>
+                </wp:positionV>
+                <wp:extent cx="5715000" cy="3710940"/>
+                <wp:effectExtent l="19050" t="19050" r="19050" b="22860"/>
+                <wp:wrapNone/>
+                <wp:docPr id="5" name="Rectángulo 5"/>
+                <wp:cNvGraphicFramePr/>
+                <a:graphic xmlns:a="http://schemas.openxmlformats.org/drawingml/2006/main">
+                  <a:graphicData uri="http://schemas.microsoft.com/office/word/2010/wordprocessingShape">
+                    <wps:wsp>
+                      <wps:cNvSpPr/>
+                      <wps:spPr>
+                        <a:xfrm>
+                          <a:off x="0" y="0"/>
+                          <a:ext cx="5715000" cy="3710940"/>
+                        </a:xfrm>
+                        <a:prstGeom prst="rect">
+                          <a:avLst/>
+                        </a:prstGeom>
+                        <a:noFill/>
+                        <a:ln w="28575">
+                          <a:solidFill>
+                            <a:srgbClr val="3BB3BD"/>
+                          </a:solidFill>
+                        </a:ln>
+                      </wps:spPr>
+                      <wps:style>
+                        <a:lnRef idx="2">
+                          <a:schemeClr val="accent1">
+                            <a:shade val="50000"/>
+                          </a:schemeClr>
+                        </a:lnRef>
+                        <a:fillRef idx="1">
+                          <a:schemeClr val="accent1"/>
+                        </a:fillRef>
+                        <a:effectRef idx="0">
+                          <a:schemeClr val="accent1"/>
+                        </a:effectRef>
+                        <a:fontRef idx="minor">
+                          <a:schemeClr val="lt1"/>
+                        </a:fontRef>
+                      </wps:style>
+                      <wps:bodyPr rot="0" spcFirstLastPara="0" vertOverflow="overflow" horzOverflow="overflow" vert="horz" wrap="square" lIns="91440" tIns="45720" rIns="91440" bIns="45720" numCol="1" spcCol="0" rtlCol="0" fromWordArt="0" anchor="ctr" anchorCtr="0" forceAA="0" compatLnSpc="1">
+                        <a:prstTxWarp prst="textNoShape">
+                          <a:avLst/>
+                        </a:prstTxWarp>
+                        <a:noAutofit/>
+                      </wps:bodyPr>
+                    </wps:wsp>
+                  </a:graphicData>
+                </a:graphic>
+                <wp14:sizeRelH relativeFrom="margin">
+                  <wp14:pctWidth>0</wp14:pctWidth>
+                </wp14:sizeRelH>
+                <wp14:sizeRelV relativeFrom="margin">
+                  <wp14:pctHeight>0</wp14:pctHeight>
+                </wp14:sizeRelV>
+              </wp:anchor>
+            </w:drawing>
+          </mc:Choice>
+          <mc:Fallback>
+            <w:pict>
+              <v:rect w14:anchorId="3B34B0B9" id="Rectángulo 5" o:spid="_x0000_s1026" style="position:absolute;margin-left:1.5pt;margin-top:7.85pt;width:450pt;height:292.2pt;z-index:251670528;visibility:visible;mso-wrap-style:square;mso-width-percent:0;mso-height-percent:0;mso-wrap-distance-left:9pt;mso-wrap-distance-top:0;mso-wrap-distance-right:9pt;mso-wrap-distance-bottom:0;mso-position-horizontal:absolute;mso-position-horizontal-relative:margin;mso-position-vertical:absolute;mso-position-vertical-relative:text;mso-width-percent:0;mso-height-percent:0;mso-width-relative:margin;mso-height-relative:margin;v-text-anchor:middle" o:gfxdata="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" filled="f" strokecolor="#3bb3bd" strokeweight="2.25pt">
+                <w10:wrap anchorx="margin"/>
+              </v:rect>
+            </w:pict>
+          </mc:Fallback>
+        </mc:AlternateContent>
+      </w:r>
+    </w:p>
+    <w:p>
+      <w:pPr>
+        <w:pStyle w:val="NormalWeb"/>
+        <w:spacing w:line="276" w:lineRule="auto"/>
+        <w:rPr>
+          <w:rFonts w:ascii="Corbel" w:hAnsi="Corbel"/>
+          <w:noProof/>
+        </w:rPr>
+      </w:pPr>
+    </w:p>
+    <w:p>
+      <w:pPr>
+        <w:pStyle w:val="NormalWeb"/>
+        <w:tabs>
+          <w:tab w:val="left" w:pos="2444"/>
+          <w:tab w:val="left" w:pos="7211"/>
+        </w:tabs>
+        <w:spacing w:line="276" w:lineRule="auto"/>
+        <w:rPr>
+          <w:rFonts w:ascii="Corbel" w:hAnsi="Corbel"/>
+          <w:noProof/>
+        </w:rPr>
+      </w:pPr>
+      <w:r>
+        <w:rPr>
+          <w:rFonts w:ascii="Corbel" w:hAnsi="Corbel"/>
+          <w:noProof/>
+        </w:rPr>
+        <w:tab/>
+      </w:r>
+      <w:r>
+        <w:rPr>
+          <w:rFonts w:ascii="Corbel" w:hAnsi="Corbel"/>
+          <w:noProof/>
+        </w:rPr>
+        <w:tab/>
+      </w:r>
+    </w:p>
+    <w:p>
+      <w:pPr>
+        <w:pStyle w:val="NormalWeb"/>
+        <w:tabs>
+          <w:tab w:val="left" w:pos="5291"/>
+        </w:tabs>
+        <w:spacing w:line="276" w:lineRule="auto"/>
+        <w:rPr>
+          <w:rFonts w:ascii="Corbel" w:hAnsi="Corbel"/>
+          <w:noProof/>
+        </w:rPr>
+      </w:pPr>
+      <w:r>
+        <w:rPr>
+          <w:rFonts w:ascii="Corbel" w:hAnsi="Corbel"/>
+          <w:noProof/>
+        </w:rPr>
+        <w:tab/>
+      </w:r>
+    </w:p>
+    <w:p>
+      <w:pPr>
+        <w:pStyle w:val="NormalWeb"/>
+        <w:tabs>
+          <w:tab w:val="left" w:pos="5705"/>
+        </w:tabs>
+        <w:spacing w:line="276" w:lineRule="auto"/>
+        <w:rPr>
+          <w:rFonts w:ascii="Corbel" w:hAnsi="Corbel"/>
+        </w:rPr>
+      </w:pPr>
+      <w:r>
+        <w:rPr>
+          <w:rFonts w:ascii="Corbel" w:hAnsi="Corbel"/>
+        </w:rPr>
+        <w:tab/>
+      </w:r>
+    </w:p>
+    <w:p>
+      <w:pPr>
+        <w:pStyle w:val="NormalWeb"/>
+        <w:tabs>
+          <w:tab w:val="left" w:pos="7102"/>
+        </w:tabs>
+        <w:spacing w:line="276" w:lineRule="auto"/>
+        <w:rPr>
+          <w:rFonts w:ascii="Corbel" w:hAnsi="Corbel"/>
+        </w:rPr>
+      </w:pPr>
+      <w:r>
+        <w:rPr>
+          <w:rFonts w:ascii="Corbel" w:hAnsi="Corbel"/>
+        </w:rPr>
+        <w:tab/>
+      </w:r>
+    </w:p>
+    <w:p>
+      <w:pPr>
+        <w:pStyle w:val="NormalWeb"/>
+        <w:spacing w:line="276" w:lineRule="auto"/>
+        <w:rPr>
+          <w:rFonts w:ascii="Corbel" w:hAnsi="Corbel"/>
+        </w:rPr>
+      </w:pPr>
+    </w:p>
+    <w:p>
+      <w:pPr>
+        <w:pStyle w:val="NormalWeb"/>
+        <w:spacing w:line="276" w:lineRule="auto"/>
+        <w:rPr>
+          <w:rFonts w:ascii="Corbel" w:hAnsi="Corbel"/>
+        </w:rPr>
+      </w:pPr>
+    </w:p>
+    <w:p>
+      <w:pPr>
+        <w:pStyle w:val="NormalWeb"/>
+        <w:spacing w:line="276" w:lineRule="auto"/>
+        <w:rPr>
+          <w:rFonts w:ascii="Corbel" w:hAnsi="Corbel"/>
+        </w:rPr>
+      </w:pPr>
+    </w:p>
+    <w:p>
+      <w:pPr>
+        <w:pStyle w:val="NormalWeb"/>
+        <w:spacing w:line="276" w:lineRule="auto"/>
+        <w:rPr>
+          <w:rFonts w:ascii="Corbel" w:hAnsi="Corbel"/>
+        </w:rPr>
+      </w:pPr>
+    </w:p>
+    <w:p>
+      <w:pPr>
+        <w:pStyle w:val="Ttulo2"/>
+        <w:jc w:val="center"/>
+        <w:rPr>
+          <w:rFonts w:ascii="Candara" w:hAnsi="Candara"/>
+          <w:i/>
+          <w:iCs/>
+          <w:color w:val="3BB3BD"/>
+          <w:sz w:val="32"/>
+          <w:szCs w:val="32"/>
+        </w:rPr>
+      </w:pPr>
+      <w:bookmarkStart w:id="11" w:name="_Toc229432259"/>
+      <w:r>
+        <w:rPr>
+          <w:rFonts w:ascii="Candara" w:hAnsi="Candara"/>
+          <w:i/>
+          <w:iCs/>
+          <w:color w:val="3BB3BD"/>
+          <w:sz w:val="32"/>
+          <w:szCs w:val="32"/>
+        </w:rPr>
+        <w:t xml:space="preserve">4.2. Gestión de </w:t>
+      </w:r>
+      <w:r>
+        <w:rPr>
+          <w:rFonts w:ascii="Candara" w:hAnsi="Candara"/>
+          <w:i/>
+          <w:iCs/>
+          <w:color w:val="3BB3BD"/>
+          <w:sz w:val="32"/>
+          <w:szCs w:val="32"/>
+        </w:rPr>
+        <w:t>c</w:t>
+      </w:r>
+      <w:r>
+        <w:rPr>
+          <w:rFonts w:ascii="Candara" w:hAnsi="Candara"/>
+          <w:i/>
+          <w:iCs/>
+          <w:color w:val="3BB3BD"/>
+          <w:sz w:val="32"/>
+          <w:szCs w:val="32"/>
+        </w:rPr>
+        <w:t xml:space="preserve">alendario y </w:t>
+      </w:r>
+      <w:r>
+        <w:rPr>
+          <w:rFonts w:ascii="Candara" w:hAnsi="Candara"/>
+          <w:i/>
+          <w:iCs/>
+          <w:color w:val="3BB3BD"/>
+          <w:sz w:val="32"/>
+          <w:szCs w:val="32"/>
+        </w:rPr>
+        <w:t>s</w:t>
+      </w:r>
+      <w:r>
+        <w:rPr>
+          <w:rFonts w:ascii="Candara" w:hAnsi="Candara"/>
+          <w:i/>
+          <w:iCs/>
+          <w:color w:val="3BB3BD"/>
+          <w:sz w:val="32"/>
+          <w:szCs w:val="32"/>
+        </w:rPr>
+        <w:t>olicitudes</w:t>
+      </w:r>
+      <w:bookmarkEnd w:id="11"/>
+    </w:p>
+    <w:p>
+      <w:pPr>
+        <w:pStyle w:val="NormalWeb"/>
+        <w:spacing w:line="276" w:lineRule="auto"/>
+        <w:jc w:val="both"/>
+        <w:rPr>
+          <w:rFonts w:ascii="Corbel" w:hAnsi="Corbel"/>
+        </w:rPr>
+      </w:pPr>
+      <w:r>
+        <w:rPr>
+          <w:rFonts w:ascii="Corbel" w:hAnsi="Corbel"/>
+        </w:rPr>
+        <w:t>El profesor recibe notificaciones de nuevas reservas en su panel principal.</w:t>
+      </w:r>
+    </w:p>
+    <w:p>
+      <w:pPr>
+        <w:pStyle w:val="NormalWeb"/>
+        <w:numPr>
+          <w:ilvl w:val="0"/>
+          <w:numId w:val="6"/>
+        </w:numPr>
+        <w:spacing w:after="120" w:afterAutospacing="0" w:line="276" w:lineRule="auto"/>
+        <w:ind w:left="0" w:hanging="357"/>
+        <w:jc w:val="both"/>
+        <w:rPr>
+          <w:rFonts w:ascii="Corbel" w:hAnsi="Corbel"/>
+          <w:b/>
+          <w:bCs/>
+        </w:rPr>
+      </w:pPr>
+      <w:r>
+        <w:rPr>
+          <w:rFonts w:ascii="Corbel" w:hAnsi="Corbel"/>
+          <w:b/>
+          <w:bCs/>
+        </w:rPr>
+        <w:t xml:space="preserve">Aceptar/Rechazar: </w:t>
+      </w:r>
+      <w:r>
+        <w:rPr>
+          <w:rFonts w:ascii="Corbel" w:hAnsi="Corbel"/>
+        </w:rPr>
+        <w:t>El docente tiene la última palabra sobre su agenda.</w:t>
+      </w:r>
+    </w:p>
+    <w:p>
+      <w:pPr>
+        <w:pStyle w:val="NormalWeb"/>
+        <w:numPr>
+          <w:ilvl w:val="0"/>
+          <w:numId w:val="6"/>
+        </w:numPr>
+        <w:spacing w:after="120" w:afterAutospacing="0" w:line="276" w:lineRule="auto"/>
+        <w:ind w:left="0" w:hanging="357"/>
+        <w:jc w:val="both"/>
+        <w:rPr>
+          <w:rFonts w:ascii="Corbel" w:hAnsi="Corbel"/>
+          <w:b/>
+          <w:bCs/>
+        </w:rPr>
+      </w:pPr>
+      <w:r>
+        <w:rPr>
+          <w:rFonts w:ascii="Corbel" w:hAnsi="Corbel"/>
+          <w:b/>
+          <w:bCs/>
+        </w:rPr>
+        <w:t xml:space="preserve">Calendario Interactivo: </w:t>
+      </w:r>
+      <w:r>
+        <w:rPr>
+          <w:rFonts w:ascii="Corbel" w:hAnsi="Corbel"/>
+        </w:rPr>
+        <w:t>Una rejilla visual donde los días con clase confirmada aparecen marcados con un punto distintivo para una organización rápida de la semana.</w:t>
+      </w:r>
+    </w:p>
+    <w:p>
+      <w:pPr>
+        <w:pStyle w:val="Ttulo1"/>
+        <w:spacing w:after="240" w:line="276" w:lineRule="auto"/>
+        <w:jc w:val="center"/>
+        <w:rPr>
+          <w:rFonts w:ascii="Candara" w:hAnsi="Candara"/>
+          <w:b/>
+          <w:bCs/>
+          <w:color w:val="3BB3BD"/>
+          <w:sz w:val="40"/>
+          <w:szCs w:val="40"/>
+        </w:rPr>
+      </w:pPr>
+      <w:bookmarkStart w:id="12" w:name="_Toc229432260"/>
+      <w:r>
+        <w:rPr>
+          <w:rFonts w:ascii="Candara" w:hAnsi="Candara"/>
+          <w:b/>
+          <w:bCs/>
+          <w:color w:val="3BB3BD"/>
+          <w:sz w:val="36"/>
+          <w:szCs w:val="36"/>
+        </w:rPr>
+        <w:lastRenderedPageBreak/>
+        <w:t>5</w:t>
+      </w:r>
+      <w:r>
+        <w:rPr>
+          <w:rFonts w:ascii="Candara" w:hAnsi="Candara"/>
+          <w:b/>
+          <w:bCs/>
+          <w:color w:val="3BB3BD"/>
+          <w:sz w:val="40"/>
+          <w:szCs w:val="40"/>
+        </w:rPr>
+        <w:t>. EL AULA VIRTUAL (SIMULACIÓN DE CLASE)</w:t>
+      </w:r>
+      <w:bookmarkEnd w:id="12"/>
+    </w:p>
+    <w:p>
+      <w:pPr>
+        <w:pStyle w:val="NormalWeb"/>
+        <w:spacing w:line="276" w:lineRule="auto"/>
+        <w:jc w:val="both"/>
+      </w:pPr>
+      <w:r>
+        <w:rPr>
+          <w:rFonts w:ascii="Corbel" w:hAnsi="Corbel"/>
+        </w:rPr>
+        <w:t>Tanto alumnos como profesores acceden al mismo entorno cuando llega la hora de la sesión</w:t>
+      </w:r>
+      <w:r>
+        <w:t>.</w:t>
+      </w:r>
+    </w:p>
+    <w:p>
+      <w:pPr>
+        <w:pStyle w:val="NormalWeb"/>
+        <w:spacing w:line="276" w:lineRule="auto"/>
+        <w:jc w:val="both"/>
+        <w:rPr>
+          <w:rFonts w:ascii="Corbel" w:hAnsi="Corbel"/>
+          <w:sz w:val="28"/>
+          <w:szCs w:val="28"/>
+          <w:u w:val="single"/>
+        </w:rPr>
+      </w:pPr>
+      <w:r>
+        <w:rPr>
+          <w:rFonts w:ascii="Corbel" w:hAnsi="Corbel"/>
+          <w:b/>
+          <w:bCs/>
+          <w:sz w:val="28"/>
+          <w:szCs w:val="28"/>
+          <w:u w:val="single"/>
+        </w:rPr>
+        <w:t>Funcionalidades del Aula:</w:t>
+      </w:r>
+    </w:p>
+    <w:p>
+      <w:pPr>
+        <w:pStyle w:val="NormalWeb"/>
+        <w:numPr>
+          <w:ilvl w:val="0"/>
+          <w:numId w:val="6"/>
+        </w:numPr>
+        <w:spacing w:after="120" w:afterAutospacing="0" w:line="276" w:lineRule="auto"/>
+        <w:ind w:left="0" w:hanging="357"/>
+        <w:jc w:val="both"/>
+        <w:rPr>
+          <w:rFonts w:ascii="Corbel" w:hAnsi="Corbel"/>
+        </w:rPr>
+      </w:pPr>
+      <w:r>
+        <w:rPr>
+          <w:rFonts w:ascii="Corbel" w:hAnsi="Corbel"/>
+          <w:b/>
+          <w:bCs/>
+        </w:rPr>
+        <w:t xml:space="preserve">Interfaz de Vídeo: </w:t>
+      </w:r>
+      <w:r>
+        <w:rPr>
+          <w:rFonts w:ascii="Corbel" w:hAnsi="Corbel"/>
+        </w:rPr>
+        <w:t>Espacio principal donde se desarrolla la formación (simulación).</w:t>
+      </w:r>
+    </w:p>
+    <w:p>
+      <w:pPr>
+        <w:pStyle w:val="NormalWeb"/>
+        <w:numPr>
+          <w:ilvl w:val="0"/>
+          <w:numId w:val="6"/>
+        </w:numPr>
+        <w:spacing w:after="120" w:afterAutospacing="0" w:line="276" w:lineRule="auto"/>
+        <w:ind w:left="0" w:hanging="357"/>
+        <w:jc w:val="both"/>
+        <w:rPr>
+          <w:rFonts w:ascii="Corbel" w:hAnsi="Corbel"/>
+          <w:b/>
+          <w:bCs/>
+        </w:rPr>
+      </w:pPr>
+      <w:r>
+        <w:rPr>
+          <w:rFonts w:ascii="Corbel" w:hAnsi="Corbel"/>
+          <w:b/>
+          <w:bCs/>
+        </w:rPr>
+        <w:t xml:space="preserve">Chat en Tiempo Real: </w:t>
+      </w:r>
+      <w:r>
+        <w:rPr>
+          <w:rFonts w:ascii="Corbel" w:hAnsi="Corbel"/>
+        </w:rPr>
+        <w:t>Permite el intercambio de enlaces y dudas rápidas durante la explicación.</w:t>
+      </w:r>
+    </w:p>
+    <w:p>
+      <w:pPr>
+        <w:pStyle w:val="NormalWeb"/>
+        <w:numPr>
+          <w:ilvl w:val="0"/>
+          <w:numId w:val="6"/>
+        </w:numPr>
+        <w:spacing w:after="120" w:afterAutospacing="0" w:line="276" w:lineRule="auto"/>
+        <w:ind w:left="0" w:hanging="357"/>
+        <w:jc w:val="both"/>
+        <w:rPr>
+          <w:rFonts w:ascii="Corbel" w:hAnsi="Corbel"/>
+          <w:b/>
+          <w:bCs/>
+        </w:rPr>
+      </w:pPr>
+      <w:r>
+        <w:rPr>
+          <w:rFonts w:ascii="Corbel" w:hAnsi="Corbel"/>
+          <w:b/>
+          <w:bCs/>
+        </w:rPr>
+        <w:t xml:space="preserve">Temporizador de Sesión: </w:t>
+      </w:r>
+      <w:r>
+        <w:rPr>
+          <w:rFonts w:ascii="Corbel" w:hAnsi="Corbel"/>
+        </w:rPr>
+        <w:t>Un contador automático indica cuánto tiempo lleva transcurrido de la clase para un control exacto de la duración pactada.</w:t>
+      </w:r>
+    </w:p>
+    <w:p>
+      <w:pPr>
+        <w:pStyle w:val="NormalWeb"/>
+        <w:numPr>
+          <w:ilvl w:val="0"/>
+          <w:numId w:val="6"/>
+        </w:numPr>
+        <w:spacing w:after="120" w:afterAutospacing="0" w:line="276" w:lineRule="auto"/>
+        <w:ind w:left="0" w:hanging="357"/>
+        <w:jc w:val="both"/>
+        <w:rPr>
+          <w:rFonts w:ascii="Corbel" w:hAnsi="Corbel"/>
+        </w:rPr>
+      </w:pPr>
+      <w:r>
+        <w:rPr>
+          <w:rFonts w:ascii="Corbel" w:hAnsi="Corbel"/>
+          <w:b/>
+          <w:bCs/>
+        </w:rPr>
+        <w:t xml:space="preserve">Controles de Comunicación: </w:t>
+      </w:r>
+      <w:r>
+        <w:rPr>
+          <w:rFonts w:ascii="Corbel" w:hAnsi="Corbel"/>
+        </w:rPr>
+        <w:t>Botones para activar/desactivar micro y cámara, y el botón de "Finalizar Clase" que requiere confirmación para evitar cierres accidentales.</w:t>
+      </w:r>
+    </w:p>
+    <w:p>
+      <w:pPr>
+        <w:pStyle w:val="NormalWeb"/>
+        <w:spacing w:after="120" w:afterAutospacing="0" w:line="276" w:lineRule="auto"/>
+        <w:jc w:val="both"/>
+        <w:rPr>
+          <w:rFonts w:ascii="Corbel" w:hAnsi="Corbel"/>
+        </w:rPr>
+      </w:pPr>
+      <w:r>
+        <w:rPr>
+          <w:rFonts w:ascii="Corbel" w:hAnsi="Corbel"/>
+          <w:noProof/>
+        </w:rPr>
+        <mc:AlternateContent>
+          <mc:Choice Requires="wps">
+            <w:drawing>
+              <wp:anchor distT="0" distB="0" distL="114300" distR="114300" simplePos="0" relativeHeight="251668480" behindDoc="0" locked="0" layoutInCell="1" allowOverlap="1" wp14:anchorId="3CB3DE55" wp14:editId="52F919C9">
+                <wp:simplePos x="0" y="0"/>
+                <wp:positionH relativeFrom="margin">
+                  <wp:posOffset>19050</wp:posOffset>
+                </wp:positionH>
+                <wp:positionV relativeFrom="paragraph">
+                  <wp:posOffset>63558</wp:posOffset>
+                </wp:positionV>
+                <wp:extent cx="5715000" cy="2576830"/>
+                <wp:effectExtent l="19050" t="19050" r="19050" b="13970"/>
+                <wp:wrapNone/>
+                <wp:docPr id="3" name="Rectángulo 3"/>
+                <wp:cNvGraphicFramePr/>
+                <a:graphic xmlns:a="http://schemas.openxmlformats.org/drawingml/2006/main">
+                  <a:graphicData uri="http://schemas.microsoft.com/office/word/2010/wordprocessingShape">
+                    <wps:wsp>
+                      <wps:cNvSpPr/>
+                      <wps:spPr>
+                        <a:xfrm>
+                          <a:off x="0" y="0"/>
+                          <a:ext cx="5715000" cy="2576830"/>
+                        </a:xfrm>
+                        <a:prstGeom prst="rect">
+                          <a:avLst/>
+                        </a:prstGeom>
+                        <a:noFill/>
+                        <a:ln w="28575">
+                          <a:solidFill>
+                            <a:srgbClr val="3BB3BD"/>
+                          </a:solidFill>
+                        </a:ln>
+                      </wps:spPr>
+                      <wps:style>
+                        <a:lnRef idx="2">
+                          <a:schemeClr val="accent1">
+                            <a:shade val="50000"/>
+                          </a:schemeClr>
+                        </a:lnRef>
+                        <a:fillRef idx="1">
+                          <a:schemeClr val="accent1"/>
+                        </a:fillRef>
+                        <a:effectRef idx="0">
+                          <a:schemeClr val="accent1"/>
+                        </a:effectRef>
+                        <a:fontRef idx="minor">
+                          <a:schemeClr val="lt1"/>
+                        </a:fontRef>
+                      </wps:style>
+                      <wps:bodyPr rot="0" spcFirstLastPara="0" vertOverflow="overflow" horzOverflow="overflow" vert="horz" wrap="square" lIns="91440" tIns="45720" rIns="91440" bIns="45720" numCol="1" spcCol="0" rtlCol="0" fromWordArt="0" anchor="ctr" anchorCtr="0" forceAA="0" compatLnSpc="1">
+                        <a:prstTxWarp prst="textNoShape">
+                          <a:avLst/>
+                        </a:prstTxWarp>
+                        <a:noAutofit/>
+                      </wps:bodyPr>
+                    </wps:wsp>
+                  </a:graphicData>
+                </a:graphic>
+                <wp14:sizeRelH relativeFrom="margin">
+                  <wp14:pctWidth>0</wp14:pctWidth>
+                </wp14:sizeRelH>
+                <wp14:sizeRelV relativeFrom="margin">
+                  <wp14:pctHeight>0</wp14:pctHeight>
+                </wp14:sizeRelV>
+              </wp:anchor>
+            </w:drawing>
+          </mc:Choice>
+          <mc:Fallback>
+            <w:pict>
+              <v:rect w14:anchorId="374B6405" id="Rectángulo 3" o:spid="_x0000_s1026" style="position:absolute;margin-left:1.5pt;margin-top:5pt;width:450pt;height:202.9pt;z-index:251668480;visibility:visible;mso-wrap-style:square;mso-width-percent:0;mso-height-percent:0;mso-wrap-distance-left:9pt;mso-wrap-distance-top:0;mso-wrap-distance-right:9pt;mso-wrap-distance-bottom:0;mso-position-horizontal:absolute;mso-position-horizontal-relative:margin;mso-position-vertical:absolute;mso-position-vertical-relative:text;mso-width-percent:0;mso-height-percent:0;mso-width-relative:margin;mso-height-relative:margin;v-text-anchor:middle" o:gfxdata="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" filled="f" strokecolor="#3bb3bd" strokeweight="2.25pt">
+                <w10:wrap anchorx="margin"/>
+              </v:rect>
+            </w:pict>
+          </mc:Fallback>
+        </mc:AlternateContent>
+      </w:r>
+      <w:r>
+        <w:rPr>
+          <w:i/>
+          <w:iCs/>
+          <w:noProof/>
+        </w:rPr>
+        <w:drawing>
+          <wp:anchor distT="0" distB="0" distL="114300" distR="114300" simplePos="0" relativeHeight="251685888" behindDoc="1" locked="0" layoutInCell="1" allowOverlap="1" wp14:anchorId="7E5FA0B6" wp14:editId="6216BB4E">
+            <wp:simplePos x="0" y="0"/>
+            <wp:positionH relativeFrom="margin">
+              <wp:posOffset>29845</wp:posOffset>
+            </wp:positionH>
+            <wp:positionV relativeFrom="paragraph">
+              <wp:posOffset>75623</wp:posOffset>
+            </wp:positionV>
+            <wp:extent cx="5699414" cy="2569006"/>
+            <wp:effectExtent l="0" t="0" r="0" b="3175"/>
+            <wp:wrapNone/>
+            <wp:docPr id="23" name="Imagen 23"/>
+            <wp:cNvGraphicFramePr>
+              <a:graphicFrameLocks xmlns:a="http://schemas.openxmlformats.org/drawingml/2006/main" noChangeAspect="1"/>
+            </wp:cNvGraphicFramePr>
+            <a:graphic xmlns:a="http://schemas.openxmlformats.org/drawingml/2006/main">
+              <a:graphicData uri="http://schemas.openxmlformats.org/drawingml/2006/picture">
+                <pic:pic xmlns:pic="http://schemas.openxmlformats.org/drawingml/2006/picture">
+                  <pic:nvPicPr>
+                    <pic:cNvPr id="0" name="Picture 7"/>
+                    <pic:cNvPicPr>
+                      <a:picLocks noChangeAspect="1" noChangeArrowheads="1"/>
+                    </pic:cNvPicPr>
+                  </pic:nvPicPr>
+                  <pic:blipFill rotWithShape="1">
+                    <a:blip r:embed="rId16" cstate="print">
+                      <a:extLst>
+                        <a:ext uri="{28A0092B-C50C-407E-A947-70E740481C1C}">
+                          <a14:useLocalDpi xmlns:a14="http://schemas.microsoft.com/office/drawing/2010/main" val="0"/>
+                        </a:ext>
+                      </a:extLst>
+                    </a:blip>
+                    <a:srcRect t="10714"/>
+                    <a:stretch/>
+                  </pic:blipFill>
+                  <pic:spPr bwMode="auto">
+                    <a:xfrm>
+                      <a:off x="0" y="0"/>
+                      <a:ext cx="5699414" cy="2569006"/>
+                    </a:xfrm>
+                    <a:prstGeom prst="rect">
+                      <a:avLst/>
+                    </a:prstGeom>
+                    <a:noFill/>
+                    <a:ln>
+                      <a:noFill/>
+                    </a:ln>
+                    <a:extLst>
+                      <a:ext uri="{53640926-AAD7-44D8-BBD7-CCE9431645EC}">
+                        <a14:shadowObscured xmlns:a14="http://schemas.microsoft.com/office/drawing/2010/main"/>
+                      </a:ext>
+                    </a:extLst>
+                  </pic:spPr>
+                </pic:pic>
+              </a:graphicData>
+            </a:graphic>
+            <wp14:sizeRelH relativeFrom="margin">
+              <wp14:pctWidth>0</wp14:pctWidth>
+            </wp14:sizeRelH>
+            <wp14:sizeRelV relativeFrom="margin">
+              <wp14:pctHeight>0</wp14:pctHeight>
+            </wp14:sizeRelV>
+          </wp:anchor>
+        </w:drawing>
+      </w:r>
+    </w:p>
+    <w:p>
+      <w:pPr>
+        <w:pStyle w:val="NormalWeb"/>
+        <w:spacing w:after="120" w:afterAutospacing="0" w:line="276" w:lineRule="auto"/>
+        <w:jc w:val="both"/>
+        <w:rPr>
+          <w:rFonts w:ascii="Corbel" w:hAnsi="Corbel"/>
+        </w:rPr>
+      </w:pPr>
+    </w:p>
+    <w:p>
+      <w:pPr>
+        <w:pStyle w:val="NormalWeb"/>
+        <w:spacing w:after="120" w:afterAutospacing="0" w:line="276" w:lineRule="auto"/>
+        <w:jc w:val="both"/>
+        <w:rPr>
+          <w:rFonts w:ascii="Corbel" w:hAnsi="Corbel"/>
+        </w:rPr>
+      </w:pPr>
+    </w:p>
+    <w:p>
+      <w:pPr>
+        <w:pStyle w:val="NormalWeb"/>
+        <w:spacing w:after="120" w:afterAutospacing="0" w:line="276" w:lineRule="auto"/>
+        <w:jc w:val="both"/>
+        <w:rPr>
+          <w:rFonts w:ascii="Corbel" w:hAnsi="Corbel"/>
+        </w:rPr>
+      </w:pPr>
+    </w:p>
+    <w:p>
+      <w:pPr>
+        <w:pStyle w:val="NormalWeb"/>
+        <w:spacing w:after="120" w:afterAutospacing="0" w:line="276" w:lineRule="auto"/>
+        <w:jc w:val="both"/>
+        <w:rPr>
+          <w:rFonts w:ascii="Corbel" w:hAnsi="Corbel"/>
+        </w:rPr>
+      </w:pPr>
+    </w:p>
+    <w:p>
+      <w:pPr>
+        <w:pStyle w:val="NormalWeb"/>
+        <w:spacing w:after="120" w:afterAutospacing="0" w:line="276" w:lineRule="auto"/>
+        <w:jc w:val="both"/>
+        <w:rPr>
+          <w:rFonts w:ascii="Corbel" w:hAnsi="Corbel"/>
+        </w:rPr>
+      </w:pPr>
+    </w:p>
+    <w:p>
+      <w:pPr>
+        <w:pStyle w:val="NormalWeb"/>
+        <w:spacing w:after="120" w:afterAutospacing="0" w:line="276" w:lineRule="auto"/>
+        <w:jc w:val="both"/>
+        <w:rPr>
+          <w:rFonts w:ascii="Corbel" w:hAnsi="Corbel"/>
+        </w:rPr>
+      </w:pPr>
+    </w:p>
+    <w:p>
+      <w:pPr>
+        <w:pStyle w:val="NormalWeb"/>
+        <w:spacing w:after="120" w:afterAutospacing="0" w:line="276" w:lineRule="auto"/>
+        <w:jc w:val="both"/>
+        <w:rPr>
+          <w:rFonts w:ascii="Corbel" w:hAnsi="Corbel"/>
+          <w:sz w:val="12"/>
+          <w:szCs w:val="12"/>
+        </w:rPr>
+      </w:pPr>
+    </w:p>
+    <w:p>
+      <w:pPr>
+        <w:pStyle w:val="NormalWeb"/>
+        <w:spacing w:after="120" w:afterAutospacing="0" w:line="276" w:lineRule="auto"/>
+        <w:jc w:val="both"/>
+        <w:rPr>
+          <w:rFonts w:ascii="Corbel" w:hAnsi="Corbel"/>
+          <w:sz w:val="12"/>
+          <w:szCs w:val="12"/>
+        </w:rPr>
+      </w:pPr>
+    </w:p>
+    <w:p>
+      <w:pPr>
+        <w:pStyle w:val="Ttulo1"/>
+        <w:jc w:val="center"/>
+        <w:rPr>
+          <w:rFonts w:ascii="Candara" w:hAnsi="Candara"/>
+          <w:b/>
+          <w:bCs/>
+          <w:color w:val="3BB3BD"/>
+          <w:sz w:val="40"/>
+          <w:szCs w:val="40"/>
+        </w:rPr>
+      </w:pPr>
+      <w:bookmarkStart w:id="13" w:name="_Toc229432261"/>
+      <w:r>
+        <w:rPr>
+          <w:rFonts w:ascii="Candara" w:hAnsi="Candara" w:cstheme="minorHAnsi"/>
+          <w:b/>
+          <w:bCs/>
+          <w:color w:val="3BB3BD"/>
+          <w:sz w:val="40"/>
+          <w:szCs w:val="40"/>
+        </w:rPr>
+        <w:t>6.</w:t>
+      </w:r>
+      <w:r>
+        <w:rPr>
+          <w:rFonts w:ascii="Candara" w:hAnsi="Candara"/>
+          <w:b/>
+          <w:bCs/>
+          <w:color w:val="3BB3BD"/>
+          <w:sz w:val="40"/>
+          <w:szCs w:val="40"/>
+        </w:rPr>
+        <w:t xml:space="preserve"> SEGURIDAD Y CIERRE DE SESIÓN</w:t>
+      </w:r>
+      <w:bookmarkEnd w:id="13"/>
+    </w:p>
+    <w:p>
+      <w:pPr>
+        <w:pStyle w:val="NormalWeb"/>
+        <w:spacing w:line="276" w:lineRule="auto"/>
+        <w:jc w:val="both"/>
+        <w:rPr>
+          <w:rFonts w:ascii="Corbel" w:hAnsi="Corbel" w:cstheme="minorHAnsi"/>
+        </w:rPr>
+      </w:pPr>
+      <w:r>
+        <w:rPr>
+          <w:rFonts w:ascii="Corbel" w:hAnsi="Corbel" w:cstheme="minorHAnsi"/>
+        </w:rPr>
+        <w:t xml:space="preserve">Para garantizar que nadie acceda a sus datos personales o historial de reservas, es fundamental utilizar la opción de </w:t>
+      </w:r>
+      <w:r>
+        <w:rPr>
+          <w:rFonts w:ascii="Corbel" w:hAnsi="Corbel" w:cstheme="minorHAnsi"/>
+          <w:b/>
+          <w:bCs/>
+        </w:rPr>
+        <w:t>"Cerrar Sesión"</w:t>
+      </w:r>
+      <w:r>
+        <w:rPr>
+          <w:rFonts w:ascii="Corbel" w:hAnsi="Corbel" w:cstheme="minorHAnsi"/>
+        </w:rPr>
+        <w:t xml:space="preserve"> situada en el menú de usuario.</w:t>
+      </w:r>
+    </w:p>
+    <w:p>
+      <w:pPr>
+        <w:pStyle w:val="NormalWeb"/>
+        <w:spacing w:line="276" w:lineRule="auto"/>
+        <w:jc w:val="both"/>
+        <w:rPr>
+          <w:rFonts w:ascii="Corbel" w:hAnsi="Corbel" w:cstheme="minorHAnsi"/>
+        </w:rPr>
+      </w:pPr>
+      <w:r>
+        <w:rPr>
+          <w:rFonts w:ascii="Corbel" w:hAnsi="Corbel" w:cstheme="minorHAnsi"/>
+        </w:rPr>
+        <w:t>Esto destruirá la sesión activa en el servidor y protegerá su información, especialmente en equipos compartidos.</w:t>
+      </w:r>
     </w:p>
     <w:sectPr>
-      <w:footerReference w:type="default" r:id="rId8"/>
+      <w:headerReference w:type="default" r:id="rId17"/>
+      <w:footerReference w:type="default" r:id="rId18"/>
       <w:pgSz w:w="11906" w:h="16838"/>
       <w:pgMar w:top="1276" w:right="1416" w:bottom="1560" w:left="1418" w:header="708" w:footer="510" w:gutter="0"/>
       <w:pgNumType w:start="0"/>
@@ -4655,103 +6346,77 @@
       <w:jc w:val="center"/>
       <w:rPr>
         <w:rFonts w:ascii="Cascadia Code Light" w:hAnsi="Cascadia Code Light" w:cs="Cascadia Code Light"/>
-        <w:sz w:val="24"/>
-        <w:szCs w:val="24"/>
       </w:rPr>
     </w:pPr>
     <w:r>
       <w:rPr>
         <w:rFonts w:ascii="Cascadia Code Light" w:hAnsi="Cascadia Code Light" w:cs="Cascadia Code Light"/>
-        <w:sz w:val="24"/>
-        <w:szCs w:val="24"/>
       </w:rPr>
       <w:t xml:space="preserve">Página </w:t>
     </w:r>
     <w:r>
       <w:rPr>
         <w:rFonts w:ascii="Cascadia Code Light" w:hAnsi="Cascadia Code Light" w:cs="Cascadia Code Light"/>
-        <w:sz w:val="24"/>
-        <w:szCs w:val="24"/>
       </w:rPr>
       <w:fldChar w:fldCharType="begin"/>
     </w:r>
     <w:r>
       <w:rPr>
         <w:rFonts w:ascii="Cascadia Code Light" w:hAnsi="Cascadia Code Light" w:cs="Cascadia Code Light"/>
-        <w:sz w:val="24"/>
-        <w:szCs w:val="24"/>
       </w:rPr>
       <w:instrText>PAGE  \* Arabic  \* MERGEFORMAT</w:instrText>
     </w:r>
     <w:r>
       <w:rPr>
         <w:rFonts w:ascii="Cascadia Code Light" w:hAnsi="Cascadia Code Light" w:cs="Cascadia Code Light"/>
-        <w:sz w:val="24"/>
-        <w:szCs w:val="24"/>
       </w:rPr>
       <w:fldChar w:fldCharType="separate"/>
     </w:r>
     <w:r>
       <w:rPr>
         <w:rFonts w:ascii="Cascadia Code Light" w:hAnsi="Cascadia Code Light" w:cs="Cascadia Code Light"/>
-        <w:sz w:val="24"/>
-        <w:szCs w:val="24"/>
       </w:rPr>
       <w:t>2</w:t>
     </w:r>
     <w:r>
       <w:rPr>
         <w:rFonts w:ascii="Cascadia Code Light" w:hAnsi="Cascadia Code Light" w:cs="Cascadia Code Light"/>
-        <w:sz w:val="24"/>
-        <w:szCs w:val="24"/>
       </w:rPr>
       <w:fldChar w:fldCharType="end"/>
     </w:r>
     <w:r>
       <w:rPr>
         <w:rFonts w:ascii="Cascadia Code Light" w:hAnsi="Cascadia Code Light" w:cs="Cascadia Code Light"/>
-        <w:sz w:val="24"/>
-        <w:szCs w:val="24"/>
       </w:rPr>
       <w:t xml:space="preserve"> de </w:t>
     </w:r>
     <w:r>
       <w:rPr>
         <w:rFonts w:ascii="Cascadia Code Light" w:hAnsi="Cascadia Code Light" w:cs="Cascadia Code Light"/>
-        <w:sz w:val="24"/>
-        <w:szCs w:val="24"/>
       </w:rPr>
       <w:fldChar w:fldCharType="begin"/>
     </w:r>
     <w:r>
       <w:rPr>
         <w:rFonts w:ascii="Cascadia Code Light" w:hAnsi="Cascadia Code Light" w:cs="Cascadia Code Light"/>
-        <w:sz w:val="24"/>
-        <w:szCs w:val="24"/>
       </w:rPr>
       <w:instrText>NUMPAGES  \* Arabic  \* MERGEFORMAT</w:instrText>
     </w:r>
     <w:r>
       <w:rPr>
         <w:rFonts w:ascii="Cascadia Code Light" w:hAnsi="Cascadia Code Light" w:cs="Cascadia Code Light"/>
-        <w:sz w:val="24"/>
-        <w:szCs w:val="24"/>
       </w:rPr>
       <w:fldChar w:fldCharType="separate"/>
     </w:r>
     <w:r>
       <w:rPr>
         <w:rFonts w:ascii="Cascadia Code Light" w:hAnsi="Cascadia Code Light" w:cs="Cascadia Code Light"/>
-        <w:sz w:val="24"/>
-        <w:szCs w:val="24"/>
       </w:rPr>
       <w:t>2</w:t>
     </w:r>
     <w:r>
       <w:rPr>
         <w:rFonts w:ascii="Cascadia Code Light" w:hAnsi="Cascadia Code Light" w:cs="Cascadia Code Light"/>
-        <w:sz w:val="24"/>
-        <w:szCs w:val="24"/>
       </w:rPr>
       <w:fldChar w:fldCharType="end"/>
     </w:r>
@@ -4782,6 +6447,140 @@
     </w:p>
   </w:footnote>
 </w:footnotes>
+</file>
+
+<file path=word/header1.xml><?xml version="1.0" encoding="utf-8"?>
+<w:hdr xmlns:wpc="http://schemas.microsoft.com/office/word/2010/wordprocessingCanvas" xmlns:cx="http://schemas.microsoft.com/office/drawing/2014/chartex" xmlns:cx1="http://schemas.microsoft.com/office/drawing/2015/9/8/chartex" xmlns:cx2="http://schemas.microsoft.com/office/drawing/2015/10/21/chartex" xmlns:cx3="http://schemas.microsoft.com/office/drawing/2016/5/9/chartex" xmlns:cx4="http://schemas.microsoft.com/office/drawing/2016/5/10/chartex" xmlns:cx5="http://schemas.microsoft.com/office/drawing/2016/5/11/chartex" xmlns:cx6="http://schemas.microsoft.com/office/drawing/2016/5/12/chartex" xmlns:cx7="http://schemas.microsoft.com/office/drawing/2016/5/13/chartex" xmlns:cx8="http://schemas.microsoft.com/office/drawing/2016/5/14/chartex" xmlns:mc="http://schemas.openxmlformats.org/markup-compatibility/2006" xmlns:aink="http://schemas.microsoft.com/office/drawing/2016/ink" xmlns:am3d="http://schemas.microsoft.com/office/drawing/2017/model3d" xmlns:o="urn:schemas-microsoft-com:office:office" xmlns:r="http://schemas.openxmlformats.org/officeDocument/2006/relationships" xmlns:m="http://schemas.openxmlformats.org/officeDocument/2006/math" xmlns:v="urn:schemas-microsoft-com:vml" xmlns:wp14="http://schemas.microsoft.com/office/word/2010/wordprocessingDrawing" xmlns:wp="http://schemas.openxmlformats.org/drawingml/2006/wordprocessingDrawing" xmlns:w10="urn:schemas-microsoft-com:office:word" xmlns:w="http://schemas.openxmlformats.org/wordprocessingml/2006/main" xmlns:w14="http://schemas.microsoft.com/office/word/2010/wordml" xmlns:w15="http://schemas.microsoft.com/office/word/2012/wordml" xmlns:w16cex="http://schemas.microsoft.com/office/word/2018/wordml/cex" xmlns:w16cid="http://schemas.microsoft.com/office/word/2016/wordml/cid" xmlns:w16="http://schemas.microsoft.com/office/word/2018/wordml" xmlns:w16sdtdh="http://schemas.microsoft.com/office/word/2020/wordml/sdtdatahash" xmlns:w16se="http://schemas.microsoft.com/office/word/2015/wordml/symex" xmlns:wpg="http://schemas.microsoft.com/office/word/2010/wordprocessingGroup" xmlns:wpi="http://schemas.microsoft.com/office/word/2010/wordprocessingInk" xmlns:wne="http://schemas.microsoft.com/office/word/2006/wordml" xmlns:wps="http://schemas.microsoft.com/office/word/2010/wordprocessingShape" mc:Ignorable="w14 w15 w16se w16cid w16 w16cex w16sdtdh wp14">
+  <w:p>
+    <w:pPr>
+      <w:pStyle w:val="Encabezado"/>
+      <w:rPr>
+        <w:b/>
+        <w:bCs/>
+        <w:color w:val="3BB3BD"/>
+      </w:rPr>
+    </w:pPr>
+    <w:r>
+      <w:rPr>
+        <w:rFonts w:ascii="Corbel" w:hAnsi="Corbel"/>
+        <w:noProof/>
+      </w:rPr>
+      <w:drawing>
+        <wp:anchor distT="0" distB="0" distL="114300" distR="114300" simplePos="0" relativeHeight="251659264" behindDoc="1" locked="0" layoutInCell="1" allowOverlap="1" wp14:anchorId="250248C2" wp14:editId="63ADFE6F">
+          <wp:simplePos x="0" y="0"/>
+          <wp:positionH relativeFrom="column">
+            <wp:posOffset>-189230</wp:posOffset>
+          </wp:positionH>
+          <wp:positionV relativeFrom="paragraph">
+            <wp:posOffset>-104140</wp:posOffset>
+          </wp:positionV>
+          <wp:extent cx="508870" cy="380333"/>
+          <wp:effectExtent l="0" t="0" r="5715" b="1270"/>
+          <wp:wrapNone/>
+          <wp:docPr id="8" name="Imagen 8"/>
+          <wp:cNvGraphicFramePr>
+            <a:graphicFrameLocks xmlns:a="http://schemas.openxmlformats.org/drawingml/2006/main" noChangeAspect="1"/>
+          </wp:cNvGraphicFramePr>
+          <a:graphic xmlns:a="http://schemas.openxmlformats.org/drawingml/2006/main">
+            <a:graphicData uri="http://schemas.openxmlformats.org/drawingml/2006/picture">
+              <pic:pic xmlns:pic="http://schemas.openxmlformats.org/drawingml/2006/picture">
+                <pic:nvPicPr>
+                  <pic:cNvPr id="15" name="Imagen 15"/>
+                  <pic:cNvPicPr/>
+                </pic:nvPicPr>
+                <pic:blipFill rotWithShape="1">
+                  <a:blip r:embed="rId1">
+                    <a:extLst>
+                      <a:ext uri="{28A0092B-C50C-407E-A947-70E740481C1C}">
+                        <a14:useLocalDpi xmlns:a14="http://schemas.microsoft.com/office/drawing/2010/main" val="0"/>
+                      </a:ext>
+                    </a:extLst>
+                  </a:blip>
+                  <a:srcRect l="17544" t="10726" r="15009" b="14218"/>
+                  <a:stretch/>
+                </pic:blipFill>
+                <pic:spPr bwMode="auto">
+                  <a:xfrm>
+                    <a:off x="0" y="0"/>
+                    <a:ext cx="508870" cy="380333"/>
+                  </a:xfrm>
+                  <a:prstGeom prst="rect">
+                    <a:avLst/>
+                  </a:prstGeom>
+                  <a:ln>
+                    <a:noFill/>
+                  </a:ln>
+                  <a:extLst>
+                    <a:ext uri="{53640926-AAD7-44D8-BBD7-CCE9431645EC}">
+                      <a14:shadowObscured xmlns:a14="http://schemas.microsoft.com/office/drawing/2010/main"/>
+                    </a:ext>
+                  </a:extLst>
+                </pic:spPr>
+              </pic:pic>
+            </a:graphicData>
+          </a:graphic>
+          <wp14:sizeRelH relativeFrom="margin">
+            <wp14:pctWidth>0</wp14:pctWidth>
+          </wp14:sizeRelH>
+          <wp14:sizeRelV relativeFrom="margin">
+            <wp14:pctHeight>0</wp14:pctHeight>
+          </wp14:sizeRelV>
+        </wp:anchor>
+      </w:drawing>
+    </w:r>
+    <w:r>
+      <w:rPr>
+        <w:rFonts w:ascii="Corbel" w:hAnsi="Corbel"/>
+      </w:rPr>
+      <w:t xml:space="preserve">           </w:t>
+    </w:r>
+    <w:r>
+      <w:rPr>
+        <w:rFonts w:ascii="Corbel" w:hAnsi="Corbel"/>
+      </w:rPr>
+      <w:t xml:space="preserve">  </w:t>
+    </w:r>
+    <w:r>
+      <w:rPr>
+        <w:rFonts w:ascii="Corbel" w:hAnsi="Corbel"/>
+        <w:b/>
+        <w:bCs/>
+        <w:color w:val="21263B"/>
+        <w:sz w:val="20"/>
+        <w:szCs w:val="20"/>
+      </w:rPr>
+      <w:t xml:space="preserve">Conecta, aprende y aprueba. Así de </w:t>
+    </w:r>
+    <w:proofErr w:type="spellStart"/>
+    <w:r>
+      <w:rPr>
+        <w:rFonts w:ascii="Corbel" w:hAnsi="Corbel"/>
+        <w:b/>
+        <w:bCs/>
+        <w:color w:val="21263B"/>
+        <w:sz w:val="20"/>
+        <w:szCs w:val="20"/>
+      </w:rPr>
+      <w:t>isi</w:t>
+    </w:r>
+    <w:proofErr w:type="spellEnd"/>
+    <w:r>
+      <w:rPr>
+        <w:b/>
+        <w:bCs/>
+        <w:color w:val="21263B"/>
+        <w:sz w:val="20"/>
+        <w:szCs w:val="20"/>
+      </w:rPr>
+      <w:t>.</w:t>
+    </w:r>
+  </w:p>
+  <w:p>
+    <w:pPr>
+      <w:pStyle w:val="Encabezado"/>
+    </w:pPr>
+  </w:p>
+</w:hdr>
 </file>
 
 <file path=word/numbering.xml><?xml version="1.0" encoding="utf-8"?>
